--- a/Fase 2/Evidencias Proyecto/Documentación/Acta de Constitucion ServiHogar.docx
+++ b/Fase 2/Evidencias Proyecto/Documentación/Acta de Constitucion ServiHogar.docx
@@ -398,7 +398,7 @@
           <w:sz w:val="24"/>
           <w:szCs w:val="24"/>
         </w:rPr>
-        <w:t>28</w:t>
+        <w:t>15</w:t>
       </w:r>
       <w:r>
         <w:rPr>
@@ -414,7 +414,7 @@
           <w:sz w:val="24"/>
           <w:szCs w:val="24"/>
         </w:rPr>
-        <w:t>septiembre</w:t>
+        <w:t>noviembre</w:t>
       </w:r>
       <w:r>
         <w:rPr>
@@ -424,6 +424,14 @@
         </w:rPr>
         <w:t>, 2025</w:t>
       </w:r>
+      <w:r>
+        <w:rPr>
+          <w:rFonts w:asciiTheme="minorHAnsi" w:hAnsiTheme="minorHAnsi" w:cstheme="minorHAnsi"/>
+          <w:sz w:val="24"/>
+          <w:szCs w:val="24"/>
+        </w:rPr>
+        <w:t xml:space="preserve"> </w:t>
+      </w:r>
     </w:p>
     <w:p>
       <w:pPr>
@@ -464,7 +472,7 @@
           <w:sz w:val="24"/>
           <w:szCs w:val="24"/>
         </w:rPr>
-        <w:t>0</w:t>
+        <w:t>1</w:t>
       </w:r>
       <w:r>
         <w:rPr>
@@ -498,15 +506,15 @@
           <w:sz w:val="24"/>
           <w:szCs w:val="24"/>
         </w:rPr>
-        <w:t>4</w:t>
-      </w:r>
-      <w:r>
-        <w:rPr>
-          <w:rFonts w:asciiTheme="minorHAnsi" w:hAnsiTheme="minorHAnsi" w:cstheme="minorHAnsi"/>
-          <w:sz w:val="24"/>
-          <w:szCs w:val="24"/>
-        </w:rPr>
-        <w:t xml:space="preserve">5% COMPLETADO - FASE DE </w:t>
+        <w:t>100</w:t>
+      </w:r>
+      <w:r>
+        <w:rPr>
+          <w:rFonts w:asciiTheme="minorHAnsi" w:hAnsiTheme="minorHAnsi" w:cstheme="minorHAnsi"/>
+          <w:sz w:val="24"/>
+          <w:szCs w:val="24"/>
+        </w:rPr>
+        <w:t xml:space="preserve">% COMPLETADO - FASE DE </w:t>
       </w:r>
       <w:r>
         <w:rPr>
@@ -673,7 +681,7 @@
           <w:r>
             <w:fldChar w:fldCharType="separate"/>
           </w:r>
-          <w:hyperlink w:anchor="_Toc210751697" w:history="1">
+          <w:hyperlink w:anchor="_Toc214307688" w:history="1">
             <w:r>
               <w:rPr>
                 <w:rStyle w:val="Hipervnculo"/>
@@ -702,7 +710,7 @@
                 <w:noProof/>
                 <w:webHidden/>
               </w:rPr>
-              <w:instrText xml:space="preserve"> PAGEREF _Toc210751697 \h </w:instrText>
+              <w:instrText xml:space="preserve"> PAGEREF _Toc214307688 \h </w:instrText>
             </w:r>
             <w:r>
               <w:rPr>
@@ -748,7 +756,7 @@
               <w14:ligatures w14:val="standardContextual"/>
             </w:rPr>
           </w:pPr>
-          <w:hyperlink w:anchor="_Toc210751698" w:history="1">
+          <w:hyperlink w:anchor="_Toc214307689" w:history="1">
             <w:r>
               <w:rPr>
                 <w:rStyle w:val="Hipervnculo"/>
@@ -777,7 +785,7 @@
                 <w:noProof/>
                 <w:webHidden/>
               </w:rPr>
-              <w:instrText xml:space="preserve"> PAGEREF _Toc210751698 \h </w:instrText>
+              <w:instrText xml:space="preserve"> PAGEREF _Toc214307689 \h </w:instrText>
             </w:r>
             <w:r>
               <w:rPr>
@@ -823,7 +831,7 @@
               <w14:ligatures w14:val="standardContextual"/>
             </w:rPr>
           </w:pPr>
-          <w:hyperlink w:anchor="_Toc210751699" w:history="1">
+          <w:hyperlink w:anchor="_Toc214307690" w:history="1">
             <w:r>
               <w:rPr>
                 <w:rStyle w:val="Hipervnculo"/>
@@ -852,7 +860,7 @@
                 <w:noProof/>
                 <w:webHidden/>
               </w:rPr>
-              <w:instrText xml:space="preserve"> PAGEREF _Toc210751699 \h </w:instrText>
+              <w:instrText xml:space="preserve"> PAGEREF _Toc214307690 \h </w:instrText>
             </w:r>
             <w:r>
               <w:rPr>
@@ -898,7 +906,7 @@
               <w14:ligatures w14:val="standardContextual"/>
             </w:rPr>
           </w:pPr>
-          <w:hyperlink w:anchor="_Toc210751700" w:history="1">
+          <w:hyperlink w:anchor="_Toc214307691" w:history="1">
             <w:r>
               <w:rPr>
                 <w:rStyle w:val="Hipervnculo"/>
@@ -925,7 +933,7 @@
                 <w:noProof/>
                 <w:webHidden/>
               </w:rPr>
-              <w:instrText xml:space="preserve"> PAGEREF _Toc210751700 \h </w:instrText>
+              <w:instrText xml:space="preserve"> PAGEREF _Toc214307691 \h </w:instrText>
             </w:r>
             <w:r>
               <w:rPr>
@@ -971,7 +979,7 @@
               <w14:ligatures w14:val="standardContextual"/>
             </w:rPr>
           </w:pPr>
-          <w:hyperlink w:anchor="_Toc210751701" w:history="1">
+          <w:hyperlink w:anchor="_Toc214307692" w:history="1">
             <w:r>
               <w:rPr>
                 <w:rStyle w:val="Hipervnculo"/>
@@ -998,7 +1006,7 @@
                 <w:noProof/>
                 <w:webHidden/>
               </w:rPr>
-              <w:instrText xml:space="preserve"> PAGEREF _Toc210751701 \h </w:instrText>
+              <w:instrText xml:space="preserve"> PAGEREF _Toc214307692 \h </w:instrText>
             </w:r>
             <w:r>
               <w:rPr>
@@ -1044,7 +1052,7 @@
               <w14:ligatures w14:val="standardContextual"/>
             </w:rPr>
           </w:pPr>
-          <w:hyperlink w:anchor="_Toc210751702" w:history="1">
+          <w:hyperlink w:anchor="_Toc214307693" w:history="1">
             <w:r>
               <w:rPr>
                 <w:rStyle w:val="Hipervnculo"/>
@@ -1071,7 +1079,157 @@
                 <w:noProof/>
                 <w:webHidden/>
               </w:rPr>
-              <w:instrText xml:space="preserve"> PAGEREF _Toc210751702 \h </w:instrText>
+              <w:instrText xml:space="preserve"> PAGEREF _Toc214307693 \h </w:instrText>
+            </w:r>
+            <w:r>
+              <w:rPr>
+                <w:noProof/>
+                <w:webHidden/>
+              </w:rPr>
+            </w:r>
+            <w:r>
+              <w:rPr>
+                <w:noProof/>
+                <w:webHidden/>
+              </w:rPr>
+              <w:fldChar w:fldCharType="separate"/>
+            </w:r>
+            <w:r>
+              <w:rPr>
+                <w:noProof/>
+                <w:webHidden/>
+              </w:rPr>
+              <w:t>6</w:t>
+            </w:r>
+            <w:r>
+              <w:rPr>
+                <w:noProof/>
+                <w:webHidden/>
+              </w:rPr>
+              <w:fldChar w:fldCharType="end"/>
+            </w:r>
+          </w:hyperlink>
+        </w:p>
+        <w:p>
+          <w:pPr>
+            <w:pStyle w:val="TDC1"/>
+            <w:tabs>
+              <w:tab w:val="right" w:leader="dot" w:pos="9227"/>
+            </w:tabs>
+            <w:rPr>
+              <w:noProof/>
+              <w:kern w:val="2"/>
+              <w:sz w:val="24"/>
+              <w:szCs w:val="24"/>
+              <w:lang w:eastAsia="es-CL"/>
+              <w14:ligatures w14:val="standardContextual"/>
+            </w:rPr>
+          </w:pPr>
+          <w:hyperlink w:anchor="_Toc214307694" w:history="1">
+            <w:r>
+              <w:rPr>
+                <w:rStyle w:val="Hipervnculo"/>
+                <w:b/>
+                <w:bCs/>
+                <w:noProof/>
+              </w:rPr>
+              <w:t>4. OBJETIVOS DEL PROYECTO</w:t>
+            </w:r>
+            <w:r>
+              <w:rPr>
+                <w:noProof/>
+                <w:webHidden/>
+              </w:rPr>
+              <w:tab/>
+            </w:r>
+            <w:r>
+              <w:rPr>
+                <w:noProof/>
+                <w:webHidden/>
+              </w:rPr>
+              <w:fldChar w:fldCharType="begin"/>
+            </w:r>
+            <w:r>
+              <w:rPr>
+                <w:noProof/>
+                <w:webHidden/>
+              </w:rPr>
+              <w:instrText xml:space="preserve"> PAGEREF _Toc214307694 \h </w:instrText>
+            </w:r>
+            <w:r>
+              <w:rPr>
+                <w:noProof/>
+                <w:webHidden/>
+              </w:rPr>
+            </w:r>
+            <w:r>
+              <w:rPr>
+                <w:noProof/>
+                <w:webHidden/>
+              </w:rPr>
+              <w:fldChar w:fldCharType="separate"/>
+            </w:r>
+            <w:r>
+              <w:rPr>
+                <w:noProof/>
+                <w:webHidden/>
+              </w:rPr>
+              <w:t>6</w:t>
+            </w:r>
+            <w:r>
+              <w:rPr>
+                <w:noProof/>
+                <w:webHidden/>
+              </w:rPr>
+              <w:fldChar w:fldCharType="end"/>
+            </w:r>
+          </w:hyperlink>
+        </w:p>
+        <w:p>
+          <w:pPr>
+            <w:pStyle w:val="TDC1"/>
+            <w:tabs>
+              <w:tab w:val="right" w:leader="dot" w:pos="9227"/>
+            </w:tabs>
+            <w:rPr>
+              <w:noProof/>
+              <w:kern w:val="2"/>
+              <w:sz w:val="24"/>
+              <w:szCs w:val="24"/>
+              <w:lang w:eastAsia="es-CL"/>
+              <w14:ligatures w14:val="standardContextual"/>
+            </w:rPr>
+          </w:pPr>
+          <w:hyperlink w:anchor="_Toc214307695" w:history="1">
+            <w:r>
+              <w:rPr>
+                <w:rStyle w:val="Hipervnculo"/>
+                <w:b/>
+                <w:bCs/>
+                <w:noProof/>
+              </w:rPr>
+              <w:t>OBJETIVOS ESPECÍFICOS ALCANZADOS:</w:t>
+            </w:r>
+            <w:r>
+              <w:rPr>
+                <w:noProof/>
+                <w:webHidden/>
+              </w:rPr>
+              <w:tab/>
+            </w:r>
+            <w:r>
+              <w:rPr>
+                <w:noProof/>
+                <w:webHidden/>
+              </w:rPr>
+              <w:fldChar w:fldCharType="begin"/>
+            </w:r>
+            <w:r>
+              <w:rPr>
+                <w:noProof/>
+                <w:webHidden/>
+              </w:rPr>
+              <w:instrText xml:space="preserve"> PAGEREF _Toc214307695 \h </w:instrText>
             </w:r>
             <w:r>
               <w:rPr>
@@ -1117,13 +1275,13 @@
               <w14:ligatures w14:val="standardContextual"/>
             </w:rPr>
           </w:pPr>
-          <w:hyperlink w:anchor="_Toc210751703" w:history="1">
+          <w:hyperlink w:anchor="_Toc214307696" w:history="1">
             <w:r>
               <w:rPr>
                 <w:rStyle w:val="Hipervnculo"/>
                 <w:noProof/>
               </w:rPr>
-              <w:t>3.4 PENDIENTE DE IMPLEMENTACIÓN (55%):</w:t>
+              <w:t>4.1 TÉCNICOS:</w:t>
             </w:r>
             <w:r>
               <w:rPr>
@@ -1144,7 +1302,7 @@
                 <w:noProof/>
                 <w:webHidden/>
               </w:rPr>
-              <w:instrText xml:space="preserve"> PAGEREF _Toc210751703 \h </w:instrText>
+              <w:instrText xml:space="preserve"> PAGEREF _Toc214307696 \h </w:instrText>
             </w:r>
             <w:r>
               <w:rPr>
@@ -1165,6 +1323,152 @@
                 <w:webHidden/>
               </w:rPr>
               <w:t>6</w:t>
+            </w:r>
+            <w:r>
+              <w:rPr>
+                <w:noProof/>
+                <w:webHidden/>
+              </w:rPr>
+              <w:fldChar w:fldCharType="end"/>
+            </w:r>
+          </w:hyperlink>
+        </w:p>
+        <w:p>
+          <w:pPr>
+            <w:pStyle w:val="TDC2"/>
+            <w:tabs>
+              <w:tab w:val="right" w:leader="dot" w:pos="9227"/>
+            </w:tabs>
+            <w:rPr>
+              <w:noProof/>
+              <w:kern w:val="2"/>
+              <w:sz w:val="24"/>
+              <w:szCs w:val="24"/>
+              <w:lang w:eastAsia="es-CL"/>
+              <w14:ligatures w14:val="standardContextual"/>
+            </w:rPr>
+          </w:pPr>
+          <w:hyperlink w:anchor="_Toc214307697" w:history="1">
+            <w:r>
+              <w:rPr>
+                <w:rStyle w:val="Hipervnculo"/>
+                <w:noProof/>
+              </w:rPr>
+              <w:t>4.2 FUNCIONALES:</w:t>
+            </w:r>
+            <w:r>
+              <w:rPr>
+                <w:noProof/>
+                <w:webHidden/>
+              </w:rPr>
+              <w:tab/>
+            </w:r>
+            <w:r>
+              <w:rPr>
+                <w:noProof/>
+                <w:webHidden/>
+              </w:rPr>
+              <w:fldChar w:fldCharType="begin"/>
+            </w:r>
+            <w:r>
+              <w:rPr>
+                <w:noProof/>
+                <w:webHidden/>
+              </w:rPr>
+              <w:instrText xml:space="preserve"> PAGEREF _Toc214307697 \h </w:instrText>
+            </w:r>
+            <w:r>
+              <w:rPr>
+                <w:noProof/>
+                <w:webHidden/>
+              </w:rPr>
+            </w:r>
+            <w:r>
+              <w:rPr>
+                <w:noProof/>
+                <w:webHidden/>
+              </w:rPr>
+              <w:fldChar w:fldCharType="separate"/>
+            </w:r>
+            <w:r>
+              <w:rPr>
+                <w:noProof/>
+                <w:webHidden/>
+              </w:rPr>
+              <w:t>7</w:t>
+            </w:r>
+            <w:r>
+              <w:rPr>
+                <w:noProof/>
+                <w:webHidden/>
+              </w:rPr>
+              <w:fldChar w:fldCharType="end"/>
+            </w:r>
+          </w:hyperlink>
+        </w:p>
+        <w:p>
+          <w:pPr>
+            <w:pStyle w:val="TDC2"/>
+            <w:tabs>
+              <w:tab w:val="right" w:leader="dot" w:pos="9227"/>
+            </w:tabs>
+            <w:rPr>
+              <w:noProof/>
+              <w:kern w:val="2"/>
+              <w:sz w:val="24"/>
+              <w:szCs w:val="24"/>
+              <w:lang w:eastAsia="es-CL"/>
+              <w14:ligatures w14:val="standardContextual"/>
+            </w:rPr>
+          </w:pPr>
+          <w:hyperlink w:anchor="_Toc214307698" w:history="1">
+            <w:r>
+              <w:rPr>
+                <w:rStyle w:val="Hipervnculo"/>
+                <w:noProof/>
+              </w:rPr>
+              <w:t>4.4 DE CALIDAD ALCANZADOS:</w:t>
+            </w:r>
+            <w:r>
+              <w:rPr>
+                <w:noProof/>
+                <w:webHidden/>
+              </w:rPr>
+              <w:tab/>
+            </w:r>
+            <w:r>
+              <w:rPr>
+                <w:noProof/>
+                <w:webHidden/>
+              </w:rPr>
+              <w:fldChar w:fldCharType="begin"/>
+            </w:r>
+            <w:r>
+              <w:rPr>
+                <w:noProof/>
+                <w:webHidden/>
+              </w:rPr>
+              <w:instrText xml:space="preserve"> PAGEREF _Toc214307698 \h </w:instrText>
+            </w:r>
+            <w:r>
+              <w:rPr>
+                <w:noProof/>
+                <w:webHidden/>
+              </w:rPr>
+            </w:r>
+            <w:r>
+              <w:rPr>
+                <w:noProof/>
+                <w:webHidden/>
+              </w:rPr>
+              <w:fldChar w:fldCharType="separate"/>
+            </w:r>
+            <w:r>
+              <w:rPr>
+                <w:noProof/>
+                <w:webHidden/>
+              </w:rPr>
+              <w:t>7</w:t>
             </w:r>
             <w:r>
               <w:rPr>
@@ -1190,7 +1494,7 @@
               <w14:ligatures w14:val="standardContextual"/>
             </w:rPr>
           </w:pPr>
-          <w:hyperlink w:anchor="_Toc210751704" w:history="1">
+          <w:hyperlink w:anchor="_Toc214307699" w:history="1">
             <w:r>
               <w:rPr>
                 <w:rStyle w:val="Hipervnculo"/>
@@ -1198,7 +1502,7 @@
                 <w:bCs/>
                 <w:noProof/>
               </w:rPr>
-              <w:t>4. OBJETIVOS DEL PROYECTO</w:t>
+              <w:t>5. CRONOGRAMA DETALLADO CON ESTADO ACTUAL</w:t>
             </w:r>
             <w:r>
               <w:rPr>
@@ -1219,7 +1523,7 @@
                 <w:noProof/>
                 <w:webHidden/>
               </w:rPr>
-              <w:instrText xml:space="preserve"> PAGEREF _Toc210751704 \h </w:instrText>
+              <w:instrText xml:space="preserve"> PAGEREF _Toc214307699 \h </w:instrText>
             </w:r>
             <w:r>
               <w:rPr>
@@ -1239,7 +1543,7 @@
                 <w:noProof/>
                 <w:webHidden/>
               </w:rPr>
-              <w:t>6</w:t>
+              <w:t>7</w:t>
             </w:r>
             <w:r>
               <w:rPr>
@@ -1265,7 +1569,7 @@
               <w14:ligatures w14:val="standardContextual"/>
             </w:rPr>
           </w:pPr>
-          <w:hyperlink w:anchor="_Toc210751705" w:history="1">
+          <w:hyperlink w:anchor="_Toc214307700" w:history="1">
             <w:r>
               <w:rPr>
                 <w:rStyle w:val="Hipervnculo"/>
@@ -1273,7 +1577,7 @@
                 <w:bCs/>
                 <w:noProof/>
               </w:rPr>
-              <w:t>OBJETIVOS ESPECÍFICOS ALCANZADOS:</w:t>
+              <w:t>6. ENTREGABLES TÉCNICOS COMPLETADOS Y PENDIENTES</w:t>
             </w:r>
             <w:r>
               <w:rPr>
@@ -1294,7 +1598,7 @@
                 <w:noProof/>
                 <w:webHidden/>
               </w:rPr>
-              <w:instrText xml:space="preserve"> PAGEREF _Toc210751705 \h </w:instrText>
+              <w:instrText xml:space="preserve"> PAGEREF _Toc214307700 \h </w:instrText>
             </w:r>
             <w:r>
               <w:rPr>
@@ -1340,13 +1644,13 @@
               <w14:ligatures w14:val="standardContextual"/>
             </w:rPr>
           </w:pPr>
-          <w:hyperlink w:anchor="_Toc210751706" w:history="1">
+          <w:hyperlink w:anchor="_Toc214307701" w:history="1">
             <w:r>
               <w:rPr>
                 <w:rStyle w:val="Hipervnculo"/>
                 <w:noProof/>
               </w:rPr>
-              <w:t>4.1 TÉCNICOS:</w:t>
+              <w:t>6.1 ENTREGABLES COMPLETADOS:</w:t>
             </w:r>
             <w:r>
               <w:rPr>
@@ -1367,7 +1671,7 @@
                 <w:noProof/>
                 <w:webHidden/>
               </w:rPr>
-              <w:instrText xml:space="preserve"> PAGEREF _Toc210751706 \h </w:instrText>
+              <w:instrText xml:space="preserve"> PAGEREF _Toc214307701 \h </w:instrText>
             </w:r>
             <w:r>
               <w:rPr>
@@ -1388,6 +1692,81 @@
                 <w:webHidden/>
               </w:rPr>
               <w:t>7</w:t>
+            </w:r>
+            <w:r>
+              <w:rPr>
+                <w:noProof/>
+                <w:webHidden/>
+              </w:rPr>
+              <w:fldChar w:fldCharType="end"/>
+            </w:r>
+          </w:hyperlink>
+        </w:p>
+        <w:p>
+          <w:pPr>
+            <w:pStyle w:val="TDC1"/>
+            <w:tabs>
+              <w:tab w:val="right" w:leader="dot" w:pos="9227"/>
+            </w:tabs>
+            <w:rPr>
+              <w:noProof/>
+              <w:kern w:val="2"/>
+              <w:sz w:val="24"/>
+              <w:szCs w:val="24"/>
+              <w:lang w:eastAsia="es-CL"/>
+              <w14:ligatures w14:val="standardContextual"/>
+            </w:rPr>
+          </w:pPr>
+          <w:hyperlink w:anchor="_Toc214307702" w:history="1">
+            <w:r>
+              <w:rPr>
+                <w:rStyle w:val="Hipervnculo"/>
+                <w:b/>
+                <w:bCs/>
+                <w:noProof/>
+              </w:rPr>
+              <w:t>7. ANÁLISIS DE RIESGOS DETALLADO</w:t>
+            </w:r>
+            <w:r>
+              <w:rPr>
+                <w:noProof/>
+                <w:webHidden/>
+              </w:rPr>
+              <w:tab/>
+            </w:r>
+            <w:r>
+              <w:rPr>
+                <w:noProof/>
+                <w:webHidden/>
+              </w:rPr>
+              <w:fldChar w:fldCharType="begin"/>
+            </w:r>
+            <w:r>
+              <w:rPr>
+                <w:noProof/>
+                <w:webHidden/>
+              </w:rPr>
+              <w:instrText xml:space="preserve"> PAGEREF _Toc214307702 \h </w:instrText>
+            </w:r>
+            <w:r>
+              <w:rPr>
+                <w:noProof/>
+                <w:webHidden/>
+              </w:rPr>
+            </w:r>
+            <w:r>
+              <w:rPr>
+                <w:noProof/>
+                <w:webHidden/>
+              </w:rPr>
+              <w:fldChar w:fldCharType="separate"/>
+            </w:r>
+            <w:r>
+              <w:rPr>
+                <w:noProof/>
+                <w:webHidden/>
+              </w:rPr>
+              <w:t>8</w:t>
             </w:r>
             <w:r>
               <w:rPr>
@@ -1413,13 +1792,13 @@
               <w14:ligatures w14:val="standardContextual"/>
             </w:rPr>
           </w:pPr>
-          <w:hyperlink w:anchor="_Toc210751707" w:history="1">
+          <w:hyperlink w:anchor="_Toc214307703" w:history="1">
             <w:r>
               <w:rPr>
                 <w:rStyle w:val="Hipervnculo"/>
                 <w:noProof/>
               </w:rPr>
-              <w:t>4.2 FUNCIONALES:</w:t>
+              <w:t>7.1 RIESGOS TÉCNICOS:</w:t>
             </w:r>
             <w:r>
               <w:rPr>
@@ -1440,7 +1819,7 @@
                 <w:noProof/>
                 <w:webHidden/>
               </w:rPr>
-              <w:instrText xml:space="preserve"> PAGEREF _Toc210751707 \h </w:instrText>
+              <w:instrText xml:space="preserve"> PAGEREF _Toc214307703 \h </w:instrText>
             </w:r>
             <w:r>
               <w:rPr>
@@ -1460,7 +1839,7 @@
                 <w:noProof/>
                 <w:webHidden/>
               </w:rPr>
-              <w:t>7</w:t>
+              <w:t>8</w:t>
             </w:r>
             <w:r>
               <w:rPr>
@@ -1486,13 +1865,13 @@
               <w14:ligatures w14:val="standardContextual"/>
             </w:rPr>
           </w:pPr>
-          <w:hyperlink w:anchor="_Toc210751708" w:history="1">
+          <w:hyperlink w:anchor="_Toc214307704" w:history="1">
             <w:r>
               <w:rPr>
                 <w:rStyle w:val="Hipervnculo"/>
                 <w:noProof/>
               </w:rPr>
-              <w:t>4.3 OBJETIVOS PENDIENTES:</w:t>
+              <w:t>7.2 RIESGOS DE PROYECTO:</w:t>
             </w:r>
             <w:r>
               <w:rPr>
@@ -1513,7 +1892,7 @@
                 <w:noProof/>
                 <w:webHidden/>
               </w:rPr>
-              <w:instrText xml:space="preserve"> PAGEREF _Toc210751708 \h </w:instrText>
+              <w:instrText xml:space="preserve"> PAGEREF _Toc214307704 \h </w:instrText>
             </w:r>
             <w:r>
               <w:rPr>
@@ -1533,7 +1912,7 @@
                 <w:noProof/>
                 <w:webHidden/>
               </w:rPr>
-              <w:t>7</w:t>
+              <w:t>8</w:t>
             </w:r>
             <w:r>
               <w:rPr>
@@ -1559,13 +1938,13 @@
               <w14:ligatures w14:val="standardContextual"/>
             </w:rPr>
           </w:pPr>
-          <w:hyperlink w:anchor="_Toc210751709" w:history="1">
+          <w:hyperlink w:anchor="_Toc214307705" w:history="1">
             <w:r>
               <w:rPr>
                 <w:rStyle w:val="Hipervnculo"/>
                 <w:noProof/>
               </w:rPr>
-              <w:t>4.4 DE CALIDAD ALCANZADOS:</w:t>
+              <w:t>7.3 RIESGOS DE NEGOCIO:</w:t>
             </w:r>
             <w:r>
               <w:rPr>
@@ -1586,7 +1965,7 @@
                 <w:noProof/>
                 <w:webHidden/>
               </w:rPr>
-              <w:instrText xml:space="preserve"> PAGEREF _Toc210751709 \h </w:instrText>
+              <w:instrText xml:space="preserve"> PAGEREF _Toc214307705 \h </w:instrText>
             </w:r>
             <w:r>
               <w:rPr>
@@ -1606,7 +1985,7 @@
                 <w:noProof/>
                 <w:webHidden/>
               </w:rPr>
-              <w:t>7</w:t>
+              <w:t>9</w:t>
             </w:r>
             <w:r>
               <w:rPr>
@@ -1632,7 +2011,7 @@
               <w14:ligatures w14:val="standardContextual"/>
             </w:rPr>
           </w:pPr>
-          <w:hyperlink w:anchor="_Toc210751710" w:history="1">
+          <w:hyperlink w:anchor="_Toc214307706" w:history="1">
             <w:r>
               <w:rPr>
                 <w:rStyle w:val="Hipervnculo"/>
@@ -1640,7 +2019,7 @@
                 <w:bCs/>
                 <w:noProof/>
               </w:rPr>
-              <w:t>5. CRONOGRAMA DETALLADO CON ESTADO ACTUAL</w:t>
+              <w:t>8. CRITERIOS DE ÉXITO</w:t>
             </w:r>
             <w:r>
               <w:rPr>
@@ -1661,7 +2040,7 @@
                 <w:noProof/>
                 <w:webHidden/>
               </w:rPr>
-              <w:instrText xml:space="preserve"> PAGEREF _Toc210751710 \h </w:instrText>
+              <w:instrText xml:space="preserve"> PAGEREF _Toc214307706 \h </w:instrText>
             </w:r>
             <w:r>
               <w:rPr>
@@ -1681,7 +2060,226 @@
                 <w:noProof/>
                 <w:webHidden/>
               </w:rPr>
-              <w:t>7</w:t>
+              <w:t>9</w:t>
+            </w:r>
+            <w:r>
+              <w:rPr>
+                <w:noProof/>
+                <w:webHidden/>
+              </w:rPr>
+              <w:fldChar w:fldCharType="end"/>
+            </w:r>
+          </w:hyperlink>
+        </w:p>
+        <w:p>
+          <w:pPr>
+            <w:pStyle w:val="TDC2"/>
+            <w:tabs>
+              <w:tab w:val="right" w:leader="dot" w:pos="9227"/>
+            </w:tabs>
+            <w:rPr>
+              <w:noProof/>
+              <w:kern w:val="2"/>
+              <w:sz w:val="24"/>
+              <w:szCs w:val="24"/>
+              <w:lang w:eastAsia="es-CL"/>
+              <w14:ligatures w14:val="standardContextual"/>
+            </w:rPr>
+          </w:pPr>
+          <w:hyperlink w:anchor="_Toc214307707" w:history="1">
+            <w:r>
+              <w:rPr>
+                <w:rStyle w:val="Hipervnculo"/>
+                <w:noProof/>
+              </w:rPr>
+              <w:t>8.1 CRITERIOS TÉCNICOS:</w:t>
+            </w:r>
+            <w:r>
+              <w:rPr>
+                <w:noProof/>
+                <w:webHidden/>
+              </w:rPr>
+              <w:tab/>
+            </w:r>
+            <w:r>
+              <w:rPr>
+                <w:noProof/>
+                <w:webHidden/>
+              </w:rPr>
+              <w:fldChar w:fldCharType="begin"/>
+            </w:r>
+            <w:r>
+              <w:rPr>
+                <w:noProof/>
+                <w:webHidden/>
+              </w:rPr>
+              <w:instrText xml:space="preserve"> PAGEREF _Toc214307707 \h </w:instrText>
+            </w:r>
+            <w:r>
+              <w:rPr>
+                <w:noProof/>
+                <w:webHidden/>
+              </w:rPr>
+            </w:r>
+            <w:r>
+              <w:rPr>
+                <w:noProof/>
+                <w:webHidden/>
+              </w:rPr>
+              <w:fldChar w:fldCharType="separate"/>
+            </w:r>
+            <w:r>
+              <w:rPr>
+                <w:noProof/>
+                <w:webHidden/>
+              </w:rPr>
+              <w:t>9</w:t>
+            </w:r>
+            <w:r>
+              <w:rPr>
+                <w:noProof/>
+                <w:webHidden/>
+              </w:rPr>
+              <w:fldChar w:fldCharType="end"/>
+            </w:r>
+          </w:hyperlink>
+        </w:p>
+        <w:p>
+          <w:pPr>
+            <w:pStyle w:val="TDC2"/>
+            <w:tabs>
+              <w:tab w:val="right" w:leader="dot" w:pos="9227"/>
+            </w:tabs>
+            <w:rPr>
+              <w:noProof/>
+              <w:kern w:val="2"/>
+              <w:sz w:val="24"/>
+              <w:szCs w:val="24"/>
+              <w:lang w:eastAsia="es-CL"/>
+              <w14:ligatures w14:val="standardContextual"/>
+            </w:rPr>
+          </w:pPr>
+          <w:hyperlink w:anchor="_Toc214307708" w:history="1">
+            <w:r>
+              <w:rPr>
+                <w:rStyle w:val="Hipervnculo"/>
+                <w:noProof/>
+              </w:rPr>
+              <w:t>8.2 CRITERIOS FUNCIONALES:</w:t>
+            </w:r>
+            <w:r>
+              <w:rPr>
+                <w:noProof/>
+                <w:webHidden/>
+              </w:rPr>
+              <w:tab/>
+            </w:r>
+            <w:r>
+              <w:rPr>
+                <w:noProof/>
+                <w:webHidden/>
+              </w:rPr>
+              <w:fldChar w:fldCharType="begin"/>
+            </w:r>
+            <w:r>
+              <w:rPr>
+                <w:noProof/>
+                <w:webHidden/>
+              </w:rPr>
+              <w:instrText xml:space="preserve"> PAGEREF _Toc214307708 \h </w:instrText>
+            </w:r>
+            <w:r>
+              <w:rPr>
+                <w:noProof/>
+                <w:webHidden/>
+              </w:rPr>
+            </w:r>
+            <w:r>
+              <w:rPr>
+                <w:noProof/>
+                <w:webHidden/>
+              </w:rPr>
+              <w:fldChar w:fldCharType="separate"/>
+            </w:r>
+            <w:r>
+              <w:rPr>
+                <w:noProof/>
+                <w:webHidden/>
+              </w:rPr>
+              <w:t>9</w:t>
+            </w:r>
+            <w:r>
+              <w:rPr>
+                <w:noProof/>
+                <w:webHidden/>
+              </w:rPr>
+              <w:fldChar w:fldCharType="end"/>
+            </w:r>
+          </w:hyperlink>
+        </w:p>
+        <w:p>
+          <w:pPr>
+            <w:pStyle w:val="TDC2"/>
+            <w:tabs>
+              <w:tab w:val="right" w:leader="dot" w:pos="9227"/>
+            </w:tabs>
+            <w:rPr>
+              <w:noProof/>
+              <w:kern w:val="2"/>
+              <w:sz w:val="24"/>
+              <w:szCs w:val="24"/>
+              <w:lang w:eastAsia="es-CL"/>
+              <w14:ligatures w14:val="standardContextual"/>
+            </w:rPr>
+          </w:pPr>
+          <w:hyperlink w:anchor="_Toc214307709" w:history="1">
+            <w:r>
+              <w:rPr>
+                <w:rStyle w:val="Hipervnculo"/>
+                <w:noProof/>
+              </w:rPr>
+              <w:t>8.3 CRITERIOS DE NEGOCIO (Post-lanzamiento):</w:t>
+            </w:r>
+            <w:r>
+              <w:rPr>
+                <w:noProof/>
+                <w:webHidden/>
+              </w:rPr>
+              <w:tab/>
+            </w:r>
+            <w:r>
+              <w:rPr>
+                <w:noProof/>
+                <w:webHidden/>
+              </w:rPr>
+              <w:fldChar w:fldCharType="begin"/>
+            </w:r>
+            <w:r>
+              <w:rPr>
+                <w:noProof/>
+                <w:webHidden/>
+              </w:rPr>
+              <w:instrText xml:space="preserve"> PAGEREF _Toc214307709 \h </w:instrText>
+            </w:r>
+            <w:r>
+              <w:rPr>
+                <w:noProof/>
+                <w:webHidden/>
+              </w:rPr>
+            </w:r>
+            <w:r>
+              <w:rPr>
+                <w:noProof/>
+                <w:webHidden/>
+              </w:rPr>
+              <w:fldChar w:fldCharType="separate"/>
+            </w:r>
+            <w:r>
+              <w:rPr>
+                <w:noProof/>
+                <w:webHidden/>
+              </w:rPr>
+              <w:t>10</w:t>
             </w:r>
             <w:r>
               <w:rPr>
@@ -1707,7 +2305,7 @@
               <w14:ligatures w14:val="standardContextual"/>
             </w:rPr>
           </w:pPr>
-          <w:hyperlink w:anchor="_Toc210751711" w:history="1">
+          <w:hyperlink w:anchor="_Toc214307710" w:history="1">
             <w:r>
               <w:rPr>
                 <w:rStyle w:val="Hipervnculo"/>
@@ -1715,7 +2313,7 @@
                 <w:bCs/>
                 <w:noProof/>
               </w:rPr>
-              <w:t>6. ENTREGABLES TÉCNICOS COMPLETADOS Y PENDIENTES</w:t>
+              <w:t>9. METODOLOGÍA SCRUM IMPLEMENTADA</w:t>
             </w:r>
             <w:r>
               <w:rPr>
@@ -1736,7 +2334,7 @@
                 <w:noProof/>
                 <w:webHidden/>
               </w:rPr>
-              <w:instrText xml:space="preserve"> PAGEREF _Toc210751711 \h </w:instrText>
+              <w:instrText xml:space="preserve"> PAGEREF _Toc214307710 \h </w:instrText>
             </w:r>
             <w:r>
               <w:rPr>
@@ -1756,7 +2354,7 @@
                 <w:noProof/>
                 <w:webHidden/>
               </w:rPr>
-              <w:t>8</w:t>
+              <w:t>10</w:t>
             </w:r>
             <w:r>
               <w:rPr>
@@ -1782,13 +2380,13 @@
               <w14:ligatures w14:val="standardContextual"/>
             </w:rPr>
           </w:pPr>
-          <w:hyperlink w:anchor="_Toc210751712" w:history="1">
+          <w:hyperlink w:anchor="_Toc214307711" w:history="1">
             <w:r>
               <w:rPr>
                 <w:rStyle w:val="Hipervnculo"/>
                 <w:noProof/>
               </w:rPr>
-              <w:t>6.1 ENTREGABLES COMPLETADOS:</w:t>
+              <w:t>9.1 ROLES Y RESPONSABILIDADES:</w:t>
             </w:r>
             <w:r>
               <w:rPr>
@@ -1809,7 +2407,7 @@
                 <w:noProof/>
                 <w:webHidden/>
               </w:rPr>
-              <w:instrText xml:space="preserve"> PAGEREF _Toc210751712 \h </w:instrText>
+              <w:instrText xml:space="preserve"> PAGEREF _Toc214307711 \h </w:instrText>
             </w:r>
             <w:r>
               <w:rPr>
@@ -1829,7 +2427,7 @@
                 <w:noProof/>
                 <w:webHidden/>
               </w:rPr>
-              <w:t>8</w:t>
+              <w:t>10</w:t>
             </w:r>
             <w:r>
               <w:rPr>
@@ -1855,13 +2453,13 @@
               <w14:ligatures w14:val="standardContextual"/>
             </w:rPr>
           </w:pPr>
-          <w:hyperlink w:anchor="_Toc210751713" w:history="1">
+          <w:hyperlink w:anchor="_Toc214307712" w:history="1">
             <w:r>
               <w:rPr>
                 <w:rStyle w:val="Hipervnculo"/>
                 <w:noProof/>
               </w:rPr>
-              <w:t>6.2 ENTREGABLES PENDIENTES:</w:t>
+              <w:t>9.2 EVENTOS SCRUM EJECUTADOS:</w:t>
             </w:r>
             <w:r>
               <w:rPr>
@@ -1882,7 +2480,7 @@
                 <w:noProof/>
                 <w:webHidden/>
               </w:rPr>
-              <w:instrText xml:space="preserve"> PAGEREF _Toc210751713 \h </w:instrText>
+              <w:instrText xml:space="preserve"> PAGEREF _Toc214307712 \h </w:instrText>
             </w:r>
             <w:r>
               <w:rPr>
@@ -1902,7 +2500,80 @@
                 <w:noProof/>
                 <w:webHidden/>
               </w:rPr>
-              <w:t>8</w:t>
+              <w:t>11</w:t>
+            </w:r>
+            <w:r>
+              <w:rPr>
+                <w:noProof/>
+                <w:webHidden/>
+              </w:rPr>
+              <w:fldChar w:fldCharType="end"/>
+            </w:r>
+          </w:hyperlink>
+        </w:p>
+        <w:p>
+          <w:pPr>
+            <w:pStyle w:val="TDC2"/>
+            <w:tabs>
+              <w:tab w:val="right" w:leader="dot" w:pos="9227"/>
+            </w:tabs>
+            <w:rPr>
+              <w:noProof/>
+              <w:kern w:val="2"/>
+              <w:sz w:val="24"/>
+              <w:szCs w:val="24"/>
+              <w:lang w:eastAsia="es-CL"/>
+              <w14:ligatures w14:val="standardContextual"/>
+            </w:rPr>
+          </w:pPr>
+          <w:hyperlink w:anchor="_Toc214307713" w:history="1">
+            <w:r>
+              <w:rPr>
+                <w:rStyle w:val="Hipervnculo"/>
+                <w:noProof/>
+              </w:rPr>
+              <w:t>9.3 ARTEFACTOS SCRUM:</w:t>
+            </w:r>
+            <w:r>
+              <w:rPr>
+                <w:noProof/>
+                <w:webHidden/>
+              </w:rPr>
+              <w:tab/>
+            </w:r>
+            <w:r>
+              <w:rPr>
+                <w:noProof/>
+                <w:webHidden/>
+              </w:rPr>
+              <w:fldChar w:fldCharType="begin"/>
+            </w:r>
+            <w:r>
+              <w:rPr>
+                <w:noProof/>
+                <w:webHidden/>
+              </w:rPr>
+              <w:instrText xml:space="preserve"> PAGEREF _Toc214307713 \h </w:instrText>
+            </w:r>
+            <w:r>
+              <w:rPr>
+                <w:noProof/>
+                <w:webHidden/>
+              </w:rPr>
+            </w:r>
+            <w:r>
+              <w:rPr>
+                <w:noProof/>
+                <w:webHidden/>
+              </w:rPr>
+              <w:fldChar w:fldCharType="separate"/>
+            </w:r>
+            <w:r>
+              <w:rPr>
+                <w:noProof/>
+                <w:webHidden/>
+              </w:rPr>
+              <w:t>11</w:t>
             </w:r>
             <w:r>
               <w:rPr>
@@ -1928,7 +2599,7 @@
               <w14:ligatures w14:val="standardContextual"/>
             </w:rPr>
           </w:pPr>
-          <w:hyperlink w:anchor="_Toc210751714" w:history="1">
+          <w:hyperlink w:anchor="_Toc214307714" w:history="1">
             <w:r>
               <w:rPr>
                 <w:rStyle w:val="Hipervnculo"/>
@@ -1936,7 +2607,7 @@
                 <w:bCs/>
                 <w:noProof/>
               </w:rPr>
-              <w:t>7. ANÁLISIS DE RIESGOS DETALLADO</w:t>
+              <w:t>10. COMUNICACIÓN Y SEGUIMIENTO</w:t>
             </w:r>
             <w:r>
               <w:rPr>
@@ -1957,7 +2628,7 @@
                 <w:noProof/>
                 <w:webHidden/>
               </w:rPr>
-              <w:instrText xml:space="preserve"> PAGEREF _Toc210751714 \h </w:instrText>
+              <w:instrText xml:space="preserve"> PAGEREF _Toc214307714 \h </w:instrText>
             </w:r>
             <w:r>
               <w:rPr>
@@ -1977,7 +2648,7 @@
                 <w:noProof/>
                 <w:webHidden/>
               </w:rPr>
-              <w:t>9</w:t>
+              <w:t>12</w:t>
             </w:r>
             <w:r>
               <w:rPr>
@@ -2003,13 +2674,13 @@
               <w14:ligatures w14:val="standardContextual"/>
             </w:rPr>
           </w:pPr>
-          <w:hyperlink w:anchor="_Toc210751715" w:history="1">
+          <w:hyperlink w:anchor="_Toc214307715" w:history="1">
             <w:r>
               <w:rPr>
                 <w:rStyle w:val="Hipervnculo"/>
                 <w:noProof/>
               </w:rPr>
-              <w:t>7.1 RIESGOS TÉCNICOS:</w:t>
+              <w:t>10.1 COMUNICACIÓN INTERNA ESTABLECIDA:</w:t>
             </w:r>
             <w:r>
               <w:rPr>
@@ -2030,7 +2701,7 @@
                 <w:noProof/>
                 <w:webHidden/>
               </w:rPr>
-              <w:instrText xml:space="preserve"> PAGEREF _Toc210751715 \h </w:instrText>
+              <w:instrText xml:space="preserve"> PAGEREF _Toc214307715 \h </w:instrText>
             </w:r>
             <w:r>
               <w:rPr>
@@ -2050,7 +2721,82 @@
                 <w:noProof/>
                 <w:webHidden/>
               </w:rPr>
-              <w:t>9</w:t>
+              <w:t>12</w:t>
+            </w:r>
+            <w:r>
+              <w:rPr>
+                <w:noProof/>
+                <w:webHidden/>
+              </w:rPr>
+              <w:fldChar w:fldCharType="end"/>
+            </w:r>
+          </w:hyperlink>
+        </w:p>
+        <w:p>
+          <w:pPr>
+            <w:pStyle w:val="TDC1"/>
+            <w:tabs>
+              <w:tab w:val="right" w:leader="dot" w:pos="9227"/>
+            </w:tabs>
+            <w:rPr>
+              <w:noProof/>
+              <w:kern w:val="2"/>
+              <w:sz w:val="24"/>
+              <w:szCs w:val="24"/>
+              <w:lang w:eastAsia="es-CL"/>
+              <w14:ligatures w14:val="standardContextual"/>
+            </w:rPr>
+          </w:pPr>
+          <w:hyperlink w:anchor="_Toc214307716" w:history="1">
+            <w:r>
+              <w:rPr>
+                <w:rStyle w:val="Hipervnculo"/>
+                <w:b/>
+                <w:bCs/>
+                <w:noProof/>
+              </w:rPr>
+              <w:t>11. DEFINICIÓN DE TERMINADO</w:t>
+            </w:r>
+            <w:r>
+              <w:rPr>
+                <w:noProof/>
+                <w:webHidden/>
+              </w:rPr>
+              <w:tab/>
+            </w:r>
+            <w:r>
+              <w:rPr>
+                <w:noProof/>
+                <w:webHidden/>
+              </w:rPr>
+              <w:fldChar w:fldCharType="begin"/>
+            </w:r>
+            <w:r>
+              <w:rPr>
+                <w:noProof/>
+                <w:webHidden/>
+              </w:rPr>
+              <w:instrText xml:space="preserve"> PAGEREF _Toc214307716 \h </w:instrText>
+            </w:r>
+            <w:r>
+              <w:rPr>
+                <w:noProof/>
+                <w:webHidden/>
+              </w:rPr>
+            </w:r>
+            <w:r>
+              <w:rPr>
+                <w:noProof/>
+                <w:webHidden/>
+              </w:rPr>
+              <w:fldChar w:fldCharType="separate"/>
+            </w:r>
+            <w:r>
+              <w:rPr>
+                <w:noProof/>
+                <w:webHidden/>
+              </w:rPr>
+              <w:t>12</w:t>
             </w:r>
             <w:r>
               <w:rPr>
@@ -2076,13 +2822,13 @@
               <w14:ligatures w14:val="standardContextual"/>
             </w:rPr>
           </w:pPr>
-          <w:hyperlink w:anchor="_Toc210751716" w:history="1">
+          <w:hyperlink w:anchor="_Toc214307717" w:history="1">
             <w:r>
               <w:rPr>
                 <w:rStyle w:val="Hipervnculo"/>
                 <w:noProof/>
               </w:rPr>
-              <w:t>7.2 RIESGOS DE PROYECTO:</w:t>
+              <w:t>11.1 CRITERIOS TÉCNICOS:</w:t>
             </w:r>
             <w:r>
               <w:rPr>
@@ -2103,7 +2849,7 @@
                 <w:noProof/>
                 <w:webHidden/>
               </w:rPr>
-              <w:instrText xml:space="preserve"> PAGEREF _Toc210751716 \h </w:instrText>
+              <w:instrText xml:space="preserve"> PAGEREF _Toc214307717 \h </w:instrText>
             </w:r>
             <w:r>
               <w:rPr>
@@ -2123,7 +2869,7 @@
                 <w:noProof/>
                 <w:webHidden/>
               </w:rPr>
-              <w:t>9</w:t>
+              <w:t>12</w:t>
             </w:r>
             <w:r>
               <w:rPr>
@@ -2149,13 +2895,13 @@
               <w14:ligatures w14:val="standardContextual"/>
             </w:rPr>
           </w:pPr>
-          <w:hyperlink w:anchor="_Toc210751717" w:history="1">
+          <w:hyperlink w:anchor="_Toc214307718" w:history="1">
             <w:r>
               <w:rPr>
                 <w:rStyle w:val="Hipervnculo"/>
                 <w:noProof/>
               </w:rPr>
-              <w:t>7.3 RIESGOS DE NEGOCIO:</w:t>
+              <w:t>11.2 CRITERIOS FUNCIONALES:</w:t>
             </w:r>
             <w:r>
               <w:rPr>
@@ -2176,7 +2922,7 @@
                 <w:noProof/>
                 <w:webHidden/>
               </w:rPr>
-              <w:instrText xml:space="preserve"> PAGEREF _Toc210751717 \h </w:instrText>
+              <w:instrText xml:space="preserve"> PAGEREF _Toc214307718 \h </w:instrText>
             </w:r>
             <w:r>
               <w:rPr>
@@ -2196,7 +2942,80 @@
                 <w:noProof/>
                 <w:webHidden/>
               </w:rPr>
-              <w:t>9</w:t>
+              <w:t>13</w:t>
+            </w:r>
+            <w:r>
+              <w:rPr>
+                <w:noProof/>
+                <w:webHidden/>
+              </w:rPr>
+              <w:fldChar w:fldCharType="end"/>
+            </w:r>
+          </w:hyperlink>
+        </w:p>
+        <w:p>
+          <w:pPr>
+            <w:pStyle w:val="TDC2"/>
+            <w:tabs>
+              <w:tab w:val="right" w:leader="dot" w:pos="9227"/>
+            </w:tabs>
+            <w:rPr>
+              <w:noProof/>
+              <w:kern w:val="2"/>
+              <w:sz w:val="24"/>
+              <w:szCs w:val="24"/>
+              <w:lang w:eastAsia="es-CL"/>
+              <w14:ligatures w14:val="standardContextual"/>
+            </w:rPr>
+          </w:pPr>
+          <w:hyperlink w:anchor="_Toc214307719" w:history="1">
+            <w:r>
+              <w:rPr>
+                <w:rStyle w:val="Hipervnculo"/>
+                <w:noProof/>
+              </w:rPr>
+              <w:t>11.3 CRITERIOS DE DOCUMENTACIÓN:</w:t>
+            </w:r>
+            <w:r>
+              <w:rPr>
+                <w:noProof/>
+                <w:webHidden/>
+              </w:rPr>
+              <w:tab/>
+            </w:r>
+            <w:r>
+              <w:rPr>
+                <w:noProof/>
+                <w:webHidden/>
+              </w:rPr>
+              <w:fldChar w:fldCharType="begin"/>
+            </w:r>
+            <w:r>
+              <w:rPr>
+                <w:noProof/>
+                <w:webHidden/>
+              </w:rPr>
+              <w:instrText xml:space="preserve"> PAGEREF _Toc214307719 \h </w:instrText>
+            </w:r>
+            <w:r>
+              <w:rPr>
+                <w:noProof/>
+                <w:webHidden/>
+              </w:rPr>
+            </w:r>
+            <w:r>
+              <w:rPr>
+                <w:noProof/>
+                <w:webHidden/>
+              </w:rPr>
+              <w:fldChar w:fldCharType="separate"/>
+            </w:r>
+            <w:r>
+              <w:rPr>
+                <w:noProof/>
+                <w:webHidden/>
+              </w:rPr>
+              <w:t>13</w:t>
             </w:r>
             <w:r>
               <w:rPr>
@@ -2222,7 +3041,7 @@
               <w14:ligatures w14:val="standardContextual"/>
             </w:rPr>
           </w:pPr>
-          <w:hyperlink w:anchor="_Toc210751718" w:history="1">
+          <w:hyperlink w:anchor="_Toc214307720" w:history="1">
             <w:r>
               <w:rPr>
                 <w:rStyle w:val="Hipervnculo"/>
@@ -2230,7 +3049,7 @@
                 <w:bCs/>
                 <w:noProof/>
               </w:rPr>
-              <w:t>8. CRITERIOS DE ÉXITO</w:t>
+              <w:t>12. APROBACIONES Y AUTORIZACIÓN</w:t>
             </w:r>
             <w:r>
               <w:rPr>
@@ -2251,7 +3070,7 @@
                 <w:noProof/>
                 <w:webHidden/>
               </w:rPr>
-              <w:instrText xml:space="preserve"> PAGEREF _Toc210751718 \h </w:instrText>
+              <w:instrText xml:space="preserve"> PAGEREF _Toc214307720 \h </w:instrText>
             </w:r>
             <w:r>
               <w:rPr>
@@ -2271,226 +3090,7 @@
                 <w:noProof/>
                 <w:webHidden/>
               </w:rPr>
-              <w:t>10</w:t>
-            </w:r>
-            <w:r>
-              <w:rPr>
-                <w:noProof/>
-                <w:webHidden/>
-              </w:rPr>
-              <w:fldChar w:fldCharType="end"/>
-            </w:r>
-          </w:hyperlink>
-        </w:p>
-        <w:p>
-          <w:pPr>
-            <w:pStyle w:val="TDC2"/>
-            <w:tabs>
-              <w:tab w:val="right" w:leader="dot" w:pos="9227"/>
-            </w:tabs>
-            <w:rPr>
-              <w:noProof/>
-              <w:kern w:val="2"/>
-              <w:sz w:val="24"/>
-              <w:szCs w:val="24"/>
-              <w:lang w:eastAsia="es-CL"/>
-              <w14:ligatures w14:val="standardContextual"/>
-            </w:rPr>
-          </w:pPr>
-          <w:hyperlink w:anchor="_Toc210751719" w:history="1">
-            <w:r>
-              <w:rPr>
-                <w:rStyle w:val="Hipervnculo"/>
-                <w:noProof/>
-              </w:rPr>
-              <w:t>8.1 CRITERIOS TÉCNICOS:</w:t>
-            </w:r>
-            <w:r>
-              <w:rPr>
-                <w:noProof/>
-                <w:webHidden/>
-              </w:rPr>
-              <w:tab/>
-            </w:r>
-            <w:r>
-              <w:rPr>
-                <w:noProof/>
-                <w:webHidden/>
-              </w:rPr>
-              <w:fldChar w:fldCharType="begin"/>
-            </w:r>
-            <w:r>
-              <w:rPr>
-                <w:noProof/>
-                <w:webHidden/>
-              </w:rPr>
-              <w:instrText xml:space="preserve"> PAGEREF _Toc210751719 \h </w:instrText>
-            </w:r>
-            <w:r>
-              <w:rPr>
-                <w:noProof/>
-                <w:webHidden/>
-              </w:rPr>
-            </w:r>
-            <w:r>
-              <w:rPr>
-                <w:noProof/>
-                <w:webHidden/>
-              </w:rPr>
-              <w:fldChar w:fldCharType="separate"/>
-            </w:r>
-            <w:r>
-              <w:rPr>
-                <w:noProof/>
-                <w:webHidden/>
-              </w:rPr>
-              <w:t>10</w:t>
-            </w:r>
-            <w:r>
-              <w:rPr>
-                <w:noProof/>
-                <w:webHidden/>
-              </w:rPr>
-              <w:fldChar w:fldCharType="end"/>
-            </w:r>
-          </w:hyperlink>
-        </w:p>
-        <w:p>
-          <w:pPr>
-            <w:pStyle w:val="TDC2"/>
-            <w:tabs>
-              <w:tab w:val="right" w:leader="dot" w:pos="9227"/>
-            </w:tabs>
-            <w:rPr>
-              <w:noProof/>
-              <w:kern w:val="2"/>
-              <w:sz w:val="24"/>
-              <w:szCs w:val="24"/>
-              <w:lang w:eastAsia="es-CL"/>
-              <w14:ligatures w14:val="standardContextual"/>
-            </w:rPr>
-          </w:pPr>
-          <w:hyperlink w:anchor="_Toc210751720" w:history="1">
-            <w:r>
-              <w:rPr>
-                <w:rStyle w:val="Hipervnculo"/>
-                <w:noProof/>
-              </w:rPr>
-              <w:t>8.2 CRITERIOS FUNCIONALES:</w:t>
-            </w:r>
-            <w:r>
-              <w:rPr>
-                <w:noProof/>
-                <w:webHidden/>
-              </w:rPr>
-              <w:tab/>
-            </w:r>
-            <w:r>
-              <w:rPr>
-                <w:noProof/>
-                <w:webHidden/>
-              </w:rPr>
-              <w:fldChar w:fldCharType="begin"/>
-            </w:r>
-            <w:r>
-              <w:rPr>
-                <w:noProof/>
-                <w:webHidden/>
-              </w:rPr>
-              <w:instrText xml:space="preserve"> PAGEREF _Toc210751720 \h </w:instrText>
-            </w:r>
-            <w:r>
-              <w:rPr>
-                <w:noProof/>
-                <w:webHidden/>
-              </w:rPr>
-            </w:r>
-            <w:r>
-              <w:rPr>
-                <w:noProof/>
-                <w:webHidden/>
-              </w:rPr>
-              <w:fldChar w:fldCharType="separate"/>
-            </w:r>
-            <w:r>
-              <w:rPr>
-                <w:noProof/>
-                <w:webHidden/>
-              </w:rPr>
-              <w:t>10</w:t>
-            </w:r>
-            <w:r>
-              <w:rPr>
-                <w:noProof/>
-                <w:webHidden/>
-              </w:rPr>
-              <w:fldChar w:fldCharType="end"/>
-            </w:r>
-          </w:hyperlink>
-        </w:p>
-        <w:p>
-          <w:pPr>
-            <w:pStyle w:val="TDC2"/>
-            <w:tabs>
-              <w:tab w:val="right" w:leader="dot" w:pos="9227"/>
-            </w:tabs>
-            <w:rPr>
-              <w:noProof/>
-              <w:kern w:val="2"/>
-              <w:sz w:val="24"/>
-              <w:szCs w:val="24"/>
-              <w:lang w:eastAsia="es-CL"/>
-              <w14:ligatures w14:val="standardContextual"/>
-            </w:rPr>
-          </w:pPr>
-          <w:hyperlink w:anchor="_Toc210751721" w:history="1">
-            <w:r>
-              <w:rPr>
-                <w:rStyle w:val="Hipervnculo"/>
-                <w:noProof/>
-              </w:rPr>
-              <w:t>8.3 CRITERIOS DE NEGOCIO (Post-lanzamiento):</w:t>
-            </w:r>
-            <w:r>
-              <w:rPr>
-                <w:noProof/>
-                <w:webHidden/>
-              </w:rPr>
-              <w:tab/>
-            </w:r>
-            <w:r>
-              <w:rPr>
-                <w:noProof/>
-                <w:webHidden/>
-              </w:rPr>
-              <w:fldChar w:fldCharType="begin"/>
-            </w:r>
-            <w:r>
-              <w:rPr>
-                <w:noProof/>
-                <w:webHidden/>
-              </w:rPr>
-              <w:instrText xml:space="preserve"> PAGEREF _Toc210751721 \h </w:instrText>
-            </w:r>
-            <w:r>
-              <w:rPr>
-                <w:noProof/>
-                <w:webHidden/>
-              </w:rPr>
-            </w:r>
-            <w:r>
-              <w:rPr>
-                <w:noProof/>
-                <w:webHidden/>
-              </w:rPr>
-              <w:fldChar w:fldCharType="separate"/>
-            </w:r>
-            <w:r>
-              <w:rPr>
-                <w:noProof/>
-                <w:webHidden/>
-              </w:rPr>
-              <w:t>11</w:t>
+              <w:t>13</w:t>
             </w:r>
             <w:r>
               <w:rPr>
@@ -2516,7 +3116,7 @@
               <w14:ligatures w14:val="standardContextual"/>
             </w:rPr>
           </w:pPr>
-          <w:hyperlink w:anchor="_Toc210751722" w:history="1">
+          <w:hyperlink w:anchor="_Toc214307721" w:history="1">
             <w:r>
               <w:rPr>
                 <w:rStyle w:val="Hipervnculo"/>
@@ -2524,7 +3124,7 @@
                 <w:bCs/>
                 <w:noProof/>
               </w:rPr>
-              <w:t>9. METODOLOGÍA SCRUM IMPLEMENTADA</w:t>
+              <w:t>13. RESUMEN FINAL</w:t>
             </w:r>
             <w:r>
               <w:rPr>
@@ -2545,7 +3145,7 @@
                 <w:noProof/>
                 <w:webHidden/>
               </w:rPr>
-              <w:instrText xml:space="preserve"> PAGEREF _Toc210751722 \h </w:instrText>
+              <w:instrText xml:space="preserve"> PAGEREF _Toc214307721 \h </w:instrText>
             </w:r>
             <w:r>
               <w:rPr>
@@ -2565,818 +3165,7 @@
                 <w:noProof/>
                 <w:webHidden/>
               </w:rPr>
-              <w:t>11</w:t>
-            </w:r>
-            <w:r>
-              <w:rPr>
-                <w:noProof/>
-                <w:webHidden/>
-              </w:rPr>
-              <w:fldChar w:fldCharType="end"/>
-            </w:r>
-          </w:hyperlink>
-        </w:p>
-        <w:p>
-          <w:pPr>
-            <w:pStyle w:val="TDC2"/>
-            <w:tabs>
-              <w:tab w:val="right" w:leader="dot" w:pos="9227"/>
-            </w:tabs>
-            <w:rPr>
-              <w:noProof/>
-              <w:kern w:val="2"/>
-              <w:sz w:val="24"/>
-              <w:szCs w:val="24"/>
-              <w:lang w:eastAsia="es-CL"/>
-              <w14:ligatures w14:val="standardContextual"/>
-            </w:rPr>
-          </w:pPr>
-          <w:hyperlink w:anchor="_Toc210751723" w:history="1">
-            <w:r>
-              <w:rPr>
-                <w:rStyle w:val="Hipervnculo"/>
-                <w:noProof/>
-              </w:rPr>
-              <w:t>9.1 ROLES Y RESPONSABILIDADES:</w:t>
-            </w:r>
-            <w:r>
-              <w:rPr>
-                <w:noProof/>
-                <w:webHidden/>
-              </w:rPr>
-              <w:tab/>
-            </w:r>
-            <w:r>
-              <w:rPr>
-                <w:noProof/>
-                <w:webHidden/>
-              </w:rPr>
-              <w:fldChar w:fldCharType="begin"/>
-            </w:r>
-            <w:r>
-              <w:rPr>
-                <w:noProof/>
-                <w:webHidden/>
-              </w:rPr>
-              <w:instrText xml:space="preserve"> PAGEREF _Toc210751723 \h </w:instrText>
-            </w:r>
-            <w:r>
-              <w:rPr>
-                <w:noProof/>
-                <w:webHidden/>
-              </w:rPr>
-            </w:r>
-            <w:r>
-              <w:rPr>
-                <w:noProof/>
-                <w:webHidden/>
-              </w:rPr>
-              <w:fldChar w:fldCharType="separate"/>
-            </w:r>
-            <w:r>
-              <w:rPr>
-                <w:noProof/>
-                <w:webHidden/>
-              </w:rPr>
-              <w:t>11</w:t>
-            </w:r>
-            <w:r>
-              <w:rPr>
-                <w:noProof/>
-                <w:webHidden/>
-              </w:rPr>
-              <w:fldChar w:fldCharType="end"/>
-            </w:r>
-          </w:hyperlink>
-        </w:p>
-        <w:p>
-          <w:pPr>
-            <w:pStyle w:val="TDC2"/>
-            <w:tabs>
-              <w:tab w:val="right" w:leader="dot" w:pos="9227"/>
-            </w:tabs>
-            <w:rPr>
-              <w:noProof/>
-              <w:kern w:val="2"/>
-              <w:sz w:val="24"/>
-              <w:szCs w:val="24"/>
-              <w:lang w:eastAsia="es-CL"/>
-              <w14:ligatures w14:val="standardContextual"/>
-            </w:rPr>
-          </w:pPr>
-          <w:hyperlink w:anchor="_Toc210751724" w:history="1">
-            <w:r>
-              <w:rPr>
-                <w:rStyle w:val="Hipervnculo"/>
-                <w:noProof/>
-              </w:rPr>
-              <w:t>9.2 EVENTOS SCRUM EJECUTADOS:</w:t>
-            </w:r>
-            <w:r>
-              <w:rPr>
-                <w:noProof/>
-                <w:webHidden/>
-              </w:rPr>
-              <w:tab/>
-            </w:r>
-            <w:r>
-              <w:rPr>
-                <w:noProof/>
-                <w:webHidden/>
-              </w:rPr>
-              <w:fldChar w:fldCharType="begin"/>
-            </w:r>
-            <w:r>
-              <w:rPr>
-                <w:noProof/>
-                <w:webHidden/>
-              </w:rPr>
-              <w:instrText xml:space="preserve"> PAGEREF _Toc210751724 \h </w:instrText>
-            </w:r>
-            <w:r>
-              <w:rPr>
-                <w:noProof/>
-                <w:webHidden/>
-              </w:rPr>
-            </w:r>
-            <w:r>
-              <w:rPr>
-                <w:noProof/>
-                <w:webHidden/>
-              </w:rPr>
-              <w:fldChar w:fldCharType="separate"/>
-            </w:r>
-            <w:r>
-              <w:rPr>
-                <w:noProof/>
-                <w:webHidden/>
-              </w:rPr>
-              <w:t>12</w:t>
-            </w:r>
-            <w:r>
-              <w:rPr>
-                <w:noProof/>
-                <w:webHidden/>
-              </w:rPr>
-              <w:fldChar w:fldCharType="end"/>
-            </w:r>
-          </w:hyperlink>
-        </w:p>
-        <w:p>
-          <w:pPr>
-            <w:pStyle w:val="TDC2"/>
-            <w:tabs>
-              <w:tab w:val="right" w:leader="dot" w:pos="9227"/>
-            </w:tabs>
-            <w:rPr>
-              <w:noProof/>
-              <w:kern w:val="2"/>
-              <w:sz w:val="24"/>
-              <w:szCs w:val="24"/>
-              <w:lang w:eastAsia="es-CL"/>
-              <w14:ligatures w14:val="standardContextual"/>
-            </w:rPr>
-          </w:pPr>
-          <w:hyperlink w:anchor="_Toc210751725" w:history="1">
-            <w:r>
-              <w:rPr>
-                <w:rStyle w:val="Hipervnculo"/>
-                <w:noProof/>
-              </w:rPr>
-              <w:t>9.3 ARTEFACTOS SCRUM:</w:t>
-            </w:r>
-            <w:r>
-              <w:rPr>
-                <w:noProof/>
-                <w:webHidden/>
-              </w:rPr>
-              <w:tab/>
-            </w:r>
-            <w:r>
-              <w:rPr>
-                <w:noProof/>
-                <w:webHidden/>
-              </w:rPr>
-              <w:fldChar w:fldCharType="begin"/>
-            </w:r>
-            <w:r>
-              <w:rPr>
-                <w:noProof/>
-                <w:webHidden/>
-              </w:rPr>
-              <w:instrText xml:space="preserve"> PAGEREF _Toc210751725 \h </w:instrText>
-            </w:r>
-            <w:r>
-              <w:rPr>
-                <w:noProof/>
-                <w:webHidden/>
-              </w:rPr>
-            </w:r>
-            <w:r>
-              <w:rPr>
-                <w:noProof/>
-                <w:webHidden/>
-              </w:rPr>
-              <w:fldChar w:fldCharType="separate"/>
-            </w:r>
-            <w:r>
-              <w:rPr>
-                <w:noProof/>
-                <w:webHidden/>
-              </w:rPr>
-              <w:t>12</w:t>
-            </w:r>
-            <w:r>
-              <w:rPr>
-                <w:noProof/>
-                <w:webHidden/>
-              </w:rPr>
-              <w:fldChar w:fldCharType="end"/>
-            </w:r>
-          </w:hyperlink>
-        </w:p>
-        <w:p>
-          <w:pPr>
-            <w:pStyle w:val="TDC1"/>
-            <w:tabs>
-              <w:tab w:val="right" w:leader="dot" w:pos="9227"/>
-            </w:tabs>
-            <w:rPr>
-              <w:noProof/>
-              <w:kern w:val="2"/>
-              <w:sz w:val="24"/>
-              <w:szCs w:val="24"/>
-              <w:lang w:eastAsia="es-CL"/>
-              <w14:ligatures w14:val="standardContextual"/>
-            </w:rPr>
-          </w:pPr>
-          <w:hyperlink w:anchor="_Toc210751726" w:history="1">
-            <w:r>
-              <w:rPr>
-                <w:rStyle w:val="Hipervnculo"/>
-                <w:b/>
-                <w:bCs/>
-                <w:noProof/>
-              </w:rPr>
-              <w:t>10. COMUNICACIÓN Y SEGUIMIENTO</w:t>
-            </w:r>
-            <w:r>
-              <w:rPr>
-                <w:noProof/>
-                <w:webHidden/>
-              </w:rPr>
-              <w:tab/>
-            </w:r>
-            <w:r>
-              <w:rPr>
-                <w:noProof/>
-                <w:webHidden/>
-              </w:rPr>
-              <w:fldChar w:fldCharType="begin"/>
-            </w:r>
-            <w:r>
-              <w:rPr>
-                <w:noProof/>
-                <w:webHidden/>
-              </w:rPr>
-              <w:instrText xml:space="preserve"> PAGEREF _Toc210751726 \h </w:instrText>
-            </w:r>
-            <w:r>
-              <w:rPr>
-                <w:noProof/>
-                <w:webHidden/>
-              </w:rPr>
-            </w:r>
-            <w:r>
-              <w:rPr>
-                <w:noProof/>
-                <w:webHidden/>
-              </w:rPr>
-              <w:fldChar w:fldCharType="separate"/>
-            </w:r>
-            <w:r>
-              <w:rPr>
-                <w:noProof/>
-                <w:webHidden/>
-              </w:rPr>
-              <w:t>13</w:t>
-            </w:r>
-            <w:r>
-              <w:rPr>
-                <w:noProof/>
-                <w:webHidden/>
-              </w:rPr>
-              <w:fldChar w:fldCharType="end"/>
-            </w:r>
-          </w:hyperlink>
-        </w:p>
-        <w:p>
-          <w:pPr>
-            <w:pStyle w:val="TDC2"/>
-            <w:tabs>
-              <w:tab w:val="right" w:leader="dot" w:pos="9227"/>
-            </w:tabs>
-            <w:rPr>
-              <w:noProof/>
-              <w:kern w:val="2"/>
-              <w:sz w:val="24"/>
-              <w:szCs w:val="24"/>
-              <w:lang w:eastAsia="es-CL"/>
-              <w14:ligatures w14:val="standardContextual"/>
-            </w:rPr>
-          </w:pPr>
-          <w:hyperlink w:anchor="_Toc210751727" w:history="1">
-            <w:r>
-              <w:rPr>
-                <w:rStyle w:val="Hipervnculo"/>
-                <w:noProof/>
-              </w:rPr>
-              <w:t>10.1 COMUNICACIÓN INTERNA ESTABLECIDA:</w:t>
-            </w:r>
-            <w:r>
-              <w:rPr>
-                <w:noProof/>
-                <w:webHidden/>
-              </w:rPr>
-              <w:tab/>
-            </w:r>
-            <w:r>
-              <w:rPr>
-                <w:noProof/>
-                <w:webHidden/>
-              </w:rPr>
-              <w:fldChar w:fldCharType="begin"/>
-            </w:r>
-            <w:r>
-              <w:rPr>
-                <w:noProof/>
-                <w:webHidden/>
-              </w:rPr>
-              <w:instrText xml:space="preserve"> PAGEREF _Toc210751727 \h </w:instrText>
-            </w:r>
-            <w:r>
-              <w:rPr>
-                <w:noProof/>
-                <w:webHidden/>
-              </w:rPr>
-            </w:r>
-            <w:r>
-              <w:rPr>
-                <w:noProof/>
-                <w:webHidden/>
-              </w:rPr>
-              <w:fldChar w:fldCharType="separate"/>
-            </w:r>
-            <w:r>
-              <w:rPr>
-                <w:noProof/>
-                <w:webHidden/>
-              </w:rPr>
-              <w:t>13</w:t>
-            </w:r>
-            <w:r>
-              <w:rPr>
-                <w:noProof/>
-                <w:webHidden/>
-              </w:rPr>
-              <w:fldChar w:fldCharType="end"/>
-            </w:r>
-          </w:hyperlink>
-        </w:p>
-        <w:p>
-          <w:pPr>
-            <w:pStyle w:val="TDC1"/>
-            <w:tabs>
-              <w:tab w:val="right" w:leader="dot" w:pos="9227"/>
-            </w:tabs>
-            <w:rPr>
-              <w:noProof/>
-              <w:kern w:val="2"/>
-              <w:sz w:val="24"/>
-              <w:szCs w:val="24"/>
-              <w:lang w:eastAsia="es-CL"/>
-              <w14:ligatures w14:val="standardContextual"/>
-            </w:rPr>
-          </w:pPr>
-          <w:hyperlink w:anchor="_Toc210751728" w:history="1">
-            <w:r>
-              <w:rPr>
-                <w:rStyle w:val="Hipervnculo"/>
-                <w:b/>
-                <w:bCs/>
-                <w:noProof/>
-              </w:rPr>
-              <w:t>11. DEFINICIÓN DE TERMINADO</w:t>
-            </w:r>
-            <w:r>
-              <w:rPr>
-                <w:noProof/>
-                <w:webHidden/>
-              </w:rPr>
-              <w:tab/>
-            </w:r>
-            <w:r>
-              <w:rPr>
-                <w:noProof/>
-                <w:webHidden/>
-              </w:rPr>
-              <w:fldChar w:fldCharType="begin"/>
-            </w:r>
-            <w:r>
-              <w:rPr>
-                <w:noProof/>
-                <w:webHidden/>
-              </w:rPr>
-              <w:instrText xml:space="preserve"> PAGEREF _Toc210751728 \h </w:instrText>
-            </w:r>
-            <w:r>
-              <w:rPr>
-                <w:noProof/>
-                <w:webHidden/>
-              </w:rPr>
-            </w:r>
-            <w:r>
-              <w:rPr>
-                <w:noProof/>
-                <w:webHidden/>
-              </w:rPr>
-              <w:fldChar w:fldCharType="separate"/>
-            </w:r>
-            <w:r>
-              <w:rPr>
-                <w:noProof/>
-                <w:webHidden/>
-              </w:rPr>
-              <w:t>13</w:t>
-            </w:r>
-            <w:r>
-              <w:rPr>
-                <w:noProof/>
-                <w:webHidden/>
-              </w:rPr>
-              <w:fldChar w:fldCharType="end"/>
-            </w:r>
-          </w:hyperlink>
-        </w:p>
-        <w:p>
-          <w:pPr>
-            <w:pStyle w:val="TDC2"/>
-            <w:tabs>
-              <w:tab w:val="right" w:leader="dot" w:pos="9227"/>
-            </w:tabs>
-            <w:rPr>
-              <w:noProof/>
-              <w:kern w:val="2"/>
-              <w:sz w:val="24"/>
-              <w:szCs w:val="24"/>
-              <w:lang w:eastAsia="es-CL"/>
-              <w14:ligatures w14:val="standardContextual"/>
-            </w:rPr>
-          </w:pPr>
-          <w:hyperlink w:anchor="_Toc210751729" w:history="1">
-            <w:r>
-              <w:rPr>
-                <w:rStyle w:val="Hipervnculo"/>
-                <w:noProof/>
-              </w:rPr>
-              <w:t>11.1 CRITERIOS TÉCNICOS:</w:t>
-            </w:r>
-            <w:r>
-              <w:rPr>
-                <w:noProof/>
-                <w:webHidden/>
-              </w:rPr>
-              <w:tab/>
-            </w:r>
-            <w:r>
-              <w:rPr>
-                <w:noProof/>
-                <w:webHidden/>
-              </w:rPr>
-              <w:fldChar w:fldCharType="begin"/>
-            </w:r>
-            <w:r>
-              <w:rPr>
-                <w:noProof/>
-                <w:webHidden/>
-              </w:rPr>
-              <w:instrText xml:space="preserve"> PAGEREF _Toc210751729 \h </w:instrText>
-            </w:r>
-            <w:r>
-              <w:rPr>
-                <w:noProof/>
-                <w:webHidden/>
-              </w:rPr>
-            </w:r>
-            <w:r>
-              <w:rPr>
-                <w:noProof/>
-                <w:webHidden/>
-              </w:rPr>
-              <w:fldChar w:fldCharType="separate"/>
-            </w:r>
-            <w:r>
-              <w:rPr>
-                <w:noProof/>
-                <w:webHidden/>
-              </w:rPr>
-              <w:t>13</w:t>
-            </w:r>
-            <w:r>
-              <w:rPr>
-                <w:noProof/>
-                <w:webHidden/>
-              </w:rPr>
-              <w:fldChar w:fldCharType="end"/>
-            </w:r>
-          </w:hyperlink>
-        </w:p>
-        <w:p>
-          <w:pPr>
-            <w:pStyle w:val="TDC2"/>
-            <w:tabs>
-              <w:tab w:val="right" w:leader="dot" w:pos="9227"/>
-            </w:tabs>
-            <w:rPr>
-              <w:noProof/>
-              <w:kern w:val="2"/>
-              <w:sz w:val="24"/>
-              <w:szCs w:val="24"/>
-              <w:lang w:eastAsia="es-CL"/>
-              <w14:ligatures w14:val="standardContextual"/>
-            </w:rPr>
-          </w:pPr>
-          <w:hyperlink w:anchor="_Toc210751730" w:history="1">
-            <w:r>
-              <w:rPr>
-                <w:rStyle w:val="Hipervnculo"/>
-                <w:noProof/>
-              </w:rPr>
-              <w:t>11.2 CRITERIOS FUNCIONALES:</w:t>
-            </w:r>
-            <w:r>
-              <w:rPr>
-                <w:noProof/>
-                <w:webHidden/>
-              </w:rPr>
-              <w:tab/>
-            </w:r>
-            <w:r>
-              <w:rPr>
-                <w:noProof/>
-                <w:webHidden/>
-              </w:rPr>
-              <w:fldChar w:fldCharType="begin"/>
-            </w:r>
-            <w:r>
-              <w:rPr>
-                <w:noProof/>
-                <w:webHidden/>
-              </w:rPr>
-              <w:instrText xml:space="preserve"> PAGEREF _Toc210751730 \h </w:instrText>
-            </w:r>
-            <w:r>
-              <w:rPr>
-                <w:noProof/>
-                <w:webHidden/>
-              </w:rPr>
-            </w:r>
-            <w:r>
-              <w:rPr>
-                <w:noProof/>
-                <w:webHidden/>
-              </w:rPr>
-              <w:fldChar w:fldCharType="separate"/>
-            </w:r>
-            <w:r>
-              <w:rPr>
-                <w:noProof/>
-                <w:webHidden/>
-              </w:rPr>
               <w:t>14</w:t>
-            </w:r>
-            <w:r>
-              <w:rPr>
-                <w:noProof/>
-                <w:webHidden/>
-              </w:rPr>
-              <w:fldChar w:fldCharType="end"/>
-            </w:r>
-          </w:hyperlink>
-        </w:p>
-        <w:p>
-          <w:pPr>
-            <w:pStyle w:val="TDC2"/>
-            <w:tabs>
-              <w:tab w:val="right" w:leader="dot" w:pos="9227"/>
-            </w:tabs>
-            <w:rPr>
-              <w:noProof/>
-              <w:kern w:val="2"/>
-              <w:sz w:val="24"/>
-              <w:szCs w:val="24"/>
-              <w:lang w:eastAsia="es-CL"/>
-              <w14:ligatures w14:val="standardContextual"/>
-            </w:rPr>
-          </w:pPr>
-          <w:hyperlink w:anchor="_Toc210751731" w:history="1">
-            <w:r>
-              <w:rPr>
-                <w:rStyle w:val="Hipervnculo"/>
-                <w:noProof/>
-              </w:rPr>
-              <w:t>11.3 CRITERIOS DE DOCUMENTACIÓN:</w:t>
-            </w:r>
-            <w:r>
-              <w:rPr>
-                <w:noProof/>
-                <w:webHidden/>
-              </w:rPr>
-              <w:tab/>
-            </w:r>
-            <w:r>
-              <w:rPr>
-                <w:noProof/>
-                <w:webHidden/>
-              </w:rPr>
-              <w:fldChar w:fldCharType="begin"/>
-            </w:r>
-            <w:r>
-              <w:rPr>
-                <w:noProof/>
-                <w:webHidden/>
-              </w:rPr>
-              <w:instrText xml:space="preserve"> PAGEREF _Toc210751731 \h </w:instrText>
-            </w:r>
-            <w:r>
-              <w:rPr>
-                <w:noProof/>
-                <w:webHidden/>
-              </w:rPr>
-            </w:r>
-            <w:r>
-              <w:rPr>
-                <w:noProof/>
-                <w:webHidden/>
-              </w:rPr>
-              <w:fldChar w:fldCharType="separate"/>
-            </w:r>
-            <w:r>
-              <w:rPr>
-                <w:noProof/>
-                <w:webHidden/>
-              </w:rPr>
-              <w:t>14</w:t>
-            </w:r>
-            <w:r>
-              <w:rPr>
-                <w:noProof/>
-                <w:webHidden/>
-              </w:rPr>
-              <w:fldChar w:fldCharType="end"/>
-            </w:r>
-          </w:hyperlink>
-        </w:p>
-        <w:p>
-          <w:pPr>
-            <w:pStyle w:val="TDC1"/>
-            <w:tabs>
-              <w:tab w:val="right" w:leader="dot" w:pos="9227"/>
-            </w:tabs>
-            <w:rPr>
-              <w:noProof/>
-              <w:kern w:val="2"/>
-              <w:sz w:val="24"/>
-              <w:szCs w:val="24"/>
-              <w:lang w:eastAsia="es-CL"/>
-              <w14:ligatures w14:val="standardContextual"/>
-            </w:rPr>
-          </w:pPr>
-          <w:hyperlink w:anchor="_Toc210751732" w:history="1">
-            <w:r>
-              <w:rPr>
-                <w:rStyle w:val="Hipervnculo"/>
-                <w:b/>
-                <w:bCs/>
-                <w:noProof/>
-              </w:rPr>
-              <w:t>12. APROBACIONES Y AUTORIZACIÓN</w:t>
-            </w:r>
-            <w:r>
-              <w:rPr>
-                <w:noProof/>
-                <w:webHidden/>
-              </w:rPr>
-              <w:tab/>
-            </w:r>
-            <w:r>
-              <w:rPr>
-                <w:noProof/>
-                <w:webHidden/>
-              </w:rPr>
-              <w:fldChar w:fldCharType="begin"/>
-            </w:r>
-            <w:r>
-              <w:rPr>
-                <w:noProof/>
-                <w:webHidden/>
-              </w:rPr>
-              <w:instrText xml:space="preserve"> PAGEREF _Toc210751732 \h </w:instrText>
-            </w:r>
-            <w:r>
-              <w:rPr>
-                <w:noProof/>
-                <w:webHidden/>
-              </w:rPr>
-            </w:r>
-            <w:r>
-              <w:rPr>
-                <w:noProof/>
-                <w:webHidden/>
-              </w:rPr>
-              <w:fldChar w:fldCharType="separate"/>
-            </w:r>
-            <w:r>
-              <w:rPr>
-                <w:noProof/>
-                <w:webHidden/>
-              </w:rPr>
-              <w:t>14</w:t>
-            </w:r>
-            <w:r>
-              <w:rPr>
-                <w:noProof/>
-                <w:webHidden/>
-              </w:rPr>
-              <w:fldChar w:fldCharType="end"/>
-            </w:r>
-          </w:hyperlink>
-        </w:p>
-        <w:p>
-          <w:pPr>
-            <w:pStyle w:val="TDC1"/>
-            <w:tabs>
-              <w:tab w:val="right" w:leader="dot" w:pos="9227"/>
-            </w:tabs>
-            <w:rPr>
-              <w:noProof/>
-              <w:kern w:val="2"/>
-              <w:sz w:val="24"/>
-              <w:szCs w:val="24"/>
-              <w:lang w:eastAsia="es-CL"/>
-              <w14:ligatures w14:val="standardContextual"/>
-            </w:rPr>
-          </w:pPr>
-          <w:hyperlink w:anchor="_Toc210751733" w:history="1">
-            <w:r>
-              <w:rPr>
-                <w:rStyle w:val="Hipervnculo"/>
-                <w:b/>
-                <w:bCs/>
-                <w:noProof/>
-              </w:rPr>
-              <w:t>13. RESUMEN FINAL</w:t>
-            </w:r>
-            <w:r>
-              <w:rPr>
-                <w:noProof/>
-                <w:webHidden/>
-              </w:rPr>
-              <w:tab/>
-            </w:r>
-            <w:r>
-              <w:rPr>
-                <w:noProof/>
-                <w:webHidden/>
-              </w:rPr>
-              <w:fldChar w:fldCharType="begin"/>
-            </w:r>
-            <w:r>
-              <w:rPr>
-                <w:noProof/>
-                <w:webHidden/>
-              </w:rPr>
-              <w:instrText xml:space="preserve"> PAGEREF _Toc210751733 \h </w:instrText>
-            </w:r>
-            <w:r>
-              <w:rPr>
-                <w:noProof/>
-                <w:webHidden/>
-              </w:rPr>
-            </w:r>
-            <w:r>
-              <w:rPr>
-                <w:noProof/>
-                <w:webHidden/>
-              </w:rPr>
-              <w:fldChar w:fldCharType="separate"/>
-            </w:r>
-            <w:r>
-              <w:rPr>
-                <w:noProof/>
-                <w:webHidden/>
-              </w:rPr>
-              <w:t>15</w:t>
             </w:r>
             <w:r>
               <w:rPr>
@@ -3421,7 +3210,7 @@
           <w:szCs w:val="28"/>
         </w:rPr>
       </w:pPr>
-      <w:bookmarkStart w:id="0" w:name="_Toc210751697"/>
+      <w:bookmarkStart w:id="0" w:name="_Toc214307688"/>
       <w:r>
         <w:rPr>
           <w:b/>
@@ -3951,42 +3740,6 @@
           <w:sz w:val="24"/>
           <w:szCs w:val="24"/>
         </w:rPr>
-        <w:t xml:space="preserve">• </w:t>
-      </w:r>
-      <w:proofErr w:type="spellStart"/>
-      <w:r>
-        <w:rPr>
-          <w:rFonts w:asciiTheme="minorHAnsi" w:hAnsiTheme="minorHAnsi" w:cstheme="minorHAnsi"/>
-          <w:sz w:val="24"/>
-          <w:szCs w:val="24"/>
-        </w:rPr>
-        <w:t>MercadoPago</w:t>
-      </w:r>
-      <w:proofErr w:type="spellEnd"/>
-      <w:r>
-        <w:rPr>
-          <w:rFonts w:asciiTheme="minorHAnsi" w:hAnsiTheme="minorHAnsi" w:cstheme="minorHAnsi"/>
-          <w:sz w:val="24"/>
-          <w:szCs w:val="24"/>
-        </w:rPr>
-        <w:t xml:space="preserve"> para procesamiento de pagos</w:t>
-      </w:r>
-    </w:p>
-    <w:p>
-      <w:pPr>
-        <w:pStyle w:val="Textosinformato"/>
-        <w:rPr>
-          <w:rFonts w:asciiTheme="minorHAnsi" w:hAnsiTheme="minorHAnsi" w:cstheme="minorHAnsi"/>
-          <w:sz w:val="24"/>
-          <w:szCs w:val="24"/>
-        </w:rPr>
-      </w:pPr>
-      <w:r>
-        <w:rPr>
-          <w:rFonts w:asciiTheme="minorHAnsi" w:hAnsiTheme="minorHAnsi" w:cstheme="minorHAnsi"/>
-          <w:sz w:val="24"/>
-          <w:szCs w:val="24"/>
-        </w:rPr>
         <w:t xml:space="preserve">• Sistema de notificaciones </w:t>
       </w:r>
       <w:proofErr w:type="spellStart"/>
@@ -4030,7 +3783,7 @@
           <w:szCs w:val="28"/>
         </w:rPr>
       </w:pPr>
-      <w:bookmarkStart w:id="1" w:name="_Toc210751698"/>
+      <w:bookmarkStart w:id="1" w:name="_Toc214307689"/>
       <w:r>
         <w:rPr>
           <w:b/>
@@ -4387,7 +4140,6 @@
           <w:sz w:val="24"/>
           <w:szCs w:val="24"/>
         </w:rPr>
-        <w:lastRenderedPageBreak/>
         <w:t>• Procesos de pago inseguros y sin trazabilidad</w:t>
       </w:r>
     </w:p>
@@ -4623,7 +4375,7 @@
           <w:szCs w:val="28"/>
         </w:rPr>
       </w:pPr>
-      <w:bookmarkStart w:id="2" w:name="_Toc210751699"/>
+      <w:bookmarkStart w:id="2" w:name="_Toc214307690"/>
       <w:r>
         <w:rPr>
           <w:b/>
@@ -4663,7 +4415,7 @@
           <w:szCs w:val="24"/>
         </w:rPr>
       </w:pPr>
-      <w:bookmarkStart w:id="3" w:name="_Toc210751700"/>
+      <w:bookmarkStart w:id="3" w:name="_Toc214307691"/>
       <w:r>
         <w:rPr>
           <w:sz w:val="24"/>
@@ -5475,6 +5227,7 @@
           <w:sz w:val="24"/>
           <w:szCs w:val="24"/>
         </w:rPr>
+        <w:lastRenderedPageBreak/>
         <w:t xml:space="preserve">COMPONENTES UI </w:t>
       </w:r>
       <w:r>
@@ -5686,7 +5439,7 @@
           <w:szCs w:val="24"/>
         </w:rPr>
       </w:pPr>
-      <w:bookmarkStart w:id="4" w:name="_Toc210751701"/>
+      <w:bookmarkStart w:id="4" w:name="_Toc214307692"/>
       <w:r>
         <w:rPr>
           <w:sz w:val="24"/>
@@ -5787,7 +5540,7 @@
           <w:szCs w:val="24"/>
         </w:rPr>
       </w:pPr>
-      <w:bookmarkStart w:id="5" w:name="_Toc210751702"/>
+      <w:bookmarkStart w:id="5" w:name="_Toc214307693"/>
       <w:r>
         <w:rPr>
           <w:sz w:val="24"/>
@@ -5962,422 +5715,6 @@
     </w:p>
     <w:p>
       <w:pPr>
-        <w:pStyle w:val="Ttulo2"/>
-        <w:rPr>
-          <w:sz w:val="24"/>
-          <w:szCs w:val="24"/>
-        </w:rPr>
-      </w:pPr>
-      <w:bookmarkStart w:id="6" w:name="_Toc210751703"/>
-      <w:r>
-        <w:rPr>
-          <w:sz w:val="24"/>
-          <w:szCs w:val="24"/>
-        </w:rPr>
-        <w:t>3.</w:t>
-      </w:r>
-      <w:r>
-        <w:rPr>
-          <w:sz w:val="24"/>
-          <w:szCs w:val="24"/>
-        </w:rPr>
-        <w:t>4</w:t>
-      </w:r>
-      <w:r>
-        <w:rPr>
-          <w:sz w:val="24"/>
-          <w:szCs w:val="24"/>
-        </w:rPr>
-        <w:t xml:space="preserve"> PENDIENTE DE IMPLEMENTACIÓN (</w:t>
-      </w:r>
-      <w:r>
-        <w:rPr>
-          <w:sz w:val="24"/>
-          <w:szCs w:val="24"/>
-        </w:rPr>
-        <w:t>55</w:t>
-      </w:r>
-      <w:r>
-        <w:rPr>
-          <w:sz w:val="24"/>
-          <w:szCs w:val="24"/>
-        </w:rPr>
-        <w:t>%):</w:t>
-      </w:r>
-      <w:bookmarkEnd w:id="6"/>
-    </w:p>
-    <w:p>
-      <w:pPr>
-        <w:pStyle w:val="Textosinformato"/>
-        <w:rPr>
-          <w:rFonts w:asciiTheme="minorHAnsi" w:hAnsiTheme="minorHAnsi" w:cstheme="minorHAnsi"/>
-          <w:sz w:val="24"/>
-          <w:szCs w:val="24"/>
-        </w:rPr>
-      </w:pPr>
-    </w:p>
-    <w:p>
-      <w:pPr>
-        <w:pStyle w:val="Textosinformato"/>
-        <w:rPr>
-          <w:rFonts w:asciiTheme="minorHAnsi" w:hAnsiTheme="minorHAnsi" w:cstheme="minorHAnsi"/>
-          <w:b/>
-          <w:bCs/>
-          <w:sz w:val="24"/>
-          <w:szCs w:val="24"/>
-        </w:rPr>
-      </w:pPr>
-      <w:r>
-        <w:rPr>
-          <w:rFonts w:asciiTheme="minorHAnsi" w:hAnsiTheme="minorHAnsi" w:cstheme="minorHAnsi"/>
-          <w:b/>
-          <w:bCs/>
-          <w:sz w:val="24"/>
-          <w:szCs w:val="24"/>
-        </w:rPr>
-        <w:t xml:space="preserve">BACKEND E </w:t>
-      </w:r>
-      <w:r>
-        <w:rPr>
-          <w:rFonts w:asciiTheme="minorHAnsi" w:hAnsiTheme="minorHAnsi" w:cstheme="minorHAnsi"/>
-          <w:b/>
-          <w:bCs/>
-          <w:sz w:val="24"/>
-          <w:szCs w:val="24"/>
-        </w:rPr>
-        <w:t>INTEGRACIÓN:</w:t>
-      </w:r>
-    </w:p>
-    <w:p>
-      <w:pPr>
-        <w:pStyle w:val="Textosinformato"/>
-        <w:numPr>
-          <w:ilvl w:val="0"/>
-          <w:numId w:val="2"/>
-        </w:numPr>
-        <w:rPr>
-          <w:rFonts w:asciiTheme="minorHAnsi" w:hAnsiTheme="minorHAnsi" w:cstheme="minorHAnsi"/>
-          <w:sz w:val="24"/>
-          <w:szCs w:val="24"/>
-        </w:rPr>
-      </w:pPr>
-      <w:r>
-        <w:rPr>
-          <w:rFonts w:asciiTheme="minorHAnsi" w:hAnsiTheme="minorHAnsi" w:cstheme="minorHAnsi"/>
-          <w:sz w:val="24"/>
-          <w:szCs w:val="24"/>
-        </w:rPr>
-        <w:t xml:space="preserve">Desarrollo </w:t>
-      </w:r>
-      <w:proofErr w:type="spellStart"/>
-      <w:r>
-        <w:rPr>
-          <w:rFonts w:asciiTheme="minorHAnsi" w:hAnsiTheme="minorHAnsi" w:cstheme="minorHAnsi"/>
-          <w:sz w:val="24"/>
-          <w:szCs w:val="24"/>
-        </w:rPr>
-        <w:t>backend</w:t>
-      </w:r>
-      <w:proofErr w:type="spellEnd"/>
-      <w:r>
-        <w:rPr>
-          <w:rFonts w:asciiTheme="minorHAnsi" w:hAnsiTheme="minorHAnsi" w:cstheme="minorHAnsi"/>
-          <w:sz w:val="24"/>
-          <w:szCs w:val="24"/>
-        </w:rPr>
-        <w:t xml:space="preserve"> Django</w:t>
-      </w:r>
-    </w:p>
-    <w:p>
-      <w:pPr>
-        <w:pStyle w:val="Textosinformato"/>
-        <w:numPr>
-          <w:ilvl w:val="0"/>
-          <w:numId w:val="2"/>
-        </w:numPr>
-        <w:rPr>
-          <w:rFonts w:asciiTheme="minorHAnsi" w:hAnsiTheme="minorHAnsi" w:cstheme="minorHAnsi"/>
-          <w:sz w:val="24"/>
-          <w:szCs w:val="24"/>
-        </w:rPr>
-      </w:pPr>
-      <w:r>
-        <w:rPr>
-          <w:rFonts w:asciiTheme="minorHAnsi" w:hAnsiTheme="minorHAnsi" w:cstheme="minorHAnsi"/>
-          <w:sz w:val="24"/>
-          <w:szCs w:val="24"/>
-        </w:rPr>
-        <w:t>Integración PostgreSQL</w:t>
-      </w:r>
-    </w:p>
-    <w:p>
-      <w:pPr>
-        <w:pStyle w:val="Textosinformato"/>
-        <w:numPr>
-          <w:ilvl w:val="0"/>
-          <w:numId w:val="2"/>
-        </w:numPr>
-        <w:rPr>
-          <w:rFonts w:asciiTheme="minorHAnsi" w:hAnsiTheme="minorHAnsi" w:cstheme="minorHAnsi"/>
-          <w:sz w:val="24"/>
-          <w:szCs w:val="24"/>
-        </w:rPr>
-      </w:pPr>
-      <w:proofErr w:type="spellStart"/>
-      <w:r>
-        <w:rPr>
-          <w:rFonts w:asciiTheme="minorHAnsi" w:hAnsiTheme="minorHAnsi" w:cstheme="minorHAnsi"/>
-          <w:sz w:val="24"/>
-          <w:szCs w:val="24"/>
-        </w:rPr>
-        <w:t>APIs</w:t>
-      </w:r>
-      <w:proofErr w:type="spellEnd"/>
-      <w:r>
-        <w:rPr>
-          <w:rFonts w:asciiTheme="minorHAnsi" w:hAnsiTheme="minorHAnsi" w:cstheme="minorHAnsi"/>
-          <w:sz w:val="24"/>
-          <w:szCs w:val="24"/>
-        </w:rPr>
-        <w:t xml:space="preserve"> REST para </w:t>
-      </w:r>
-      <w:proofErr w:type="spellStart"/>
-      <w:r>
-        <w:rPr>
-          <w:rFonts w:asciiTheme="minorHAnsi" w:hAnsiTheme="minorHAnsi" w:cstheme="minorHAnsi"/>
-          <w:sz w:val="24"/>
-          <w:szCs w:val="24"/>
-        </w:rPr>
-        <w:t>frontend</w:t>
-      </w:r>
-      <w:proofErr w:type="spellEnd"/>
-    </w:p>
-    <w:p>
-      <w:pPr>
-        <w:pStyle w:val="Textosinformato"/>
-        <w:numPr>
-          <w:ilvl w:val="0"/>
-          <w:numId w:val="2"/>
-        </w:numPr>
-        <w:rPr>
-          <w:rFonts w:asciiTheme="minorHAnsi" w:hAnsiTheme="minorHAnsi" w:cstheme="minorHAnsi"/>
-          <w:sz w:val="24"/>
-          <w:szCs w:val="24"/>
-        </w:rPr>
-      </w:pPr>
-      <w:r>
-        <w:rPr>
-          <w:rFonts w:asciiTheme="minorHAnsi" w:hAnsiTheme="minorHAnsi" w:cstheme="minorHAnsi"/>
-          <w:sz w:val="24"/>
-          <w:szCs w:val="24"/>
-        </w:rPr>
-        <w:t>Sistema de autenticación real</w:t>
-      </w:r>
-    </w:p>
-    <w:p>
-      <w:pPr>
-        <w:pStyle w:val="Textosinformato"/>
-        <w:numPr>
-          <w:ilvl w:val="0"/>
-          <w:numId w:val="2"/>
-        </w:numPr>
-        <w:rPr>
-          <w:rFonts w:asciiTheme="minorHAnsi" w:hAnsiTheme="minorHAnsi" w:cstheme="minorHAnsi"/>
-          <w:sz w:val="24"/>
-          <w:szCs w:val="24"/>
-        </w:rPr>
-      </w:pPr>
-      <w:r>
-        <w:rPr>
-          <w:rFonts w:asciiTheme="minorHAnsi" w:hAnsiTheme="minorHAnsi" w:cstheme="minorHAnsi"/>
-          <w:sz w:val="24"/>
-          <w:szCs w:val="24"/>
-        </w:rPr>
-        <w:t xml:space="preserve">Integración </w:t>
-      </w:r>
-      <w:proofErr w:type="spellStart"/>
-      <w:r>
-        <w:rPr>
-          <w:rFonts w:asciiTheme="minorHAnsi" w:hAnsiTheme="minorHAnsi" w:cstheme="minorHAnsi"/>
-          <w:sz w:val="24"/>
-          <w:szCs w:val="24"/>
-        </w:rPr>
-        <w:t>MercadoPago</w:t>
-      </w:r>
-      <w:proofErr w:type="spellEnd"/>
-    </w:p>
-    <w:p>
-      <w:pPr>
-        <w:pStyle w:val="Textosinformato"/>
-        <w:rPr>
-          <w:rFonts w:asciiTheme="minorHAnsi" w:hAnsiTheme="minorHAnsi" w:cstheme="minorHAnsi"/>
-          <w:sz w:val="24"/>
-          <w:szCs w:val="24"/>
-        </w:rPr>
-      </w:pPr>
-    </w:p>
-    <w:p>
-      <w:pPr>
-        <w:pStyle w:val="Textosinformato"/>
-        <w:rPr>
-          <w:rFonts w:asciiTheme="minorHAnsi" w:hAnsiTheme="minorHAnsi" w:cstheme="minorHAnsi"/>
-          <w:b/>
-          <w:bCs/>
-          <w:sz w:val="24"/>
-          <w:szCs w:val="24"/>
-        </w:rPr>
-      </w:pPr>
-      <w:r>
-        <w:rPr>
-          <w:rFonts w:asciiTheme="minorHAnsi" w:hAnsiTheme="minorHAnsi" w:cstheme="minorHAnsi"/>
-          <w:b/>
-          <w:bCs/>
-          <w:sz w:val="24"/>
-          <w:szCs w:val="24"/>
-        </w:rPr>
-        <w:t xml:space="preserve">DEPLOYMENT Y </w:t>
-      </w:r>
-      <w:r>
-        <w:rPr>
-          <w:rFonts w:asciiTheme="minorHAnsi" w:hAnsiTheme="minorHAnsi" w:cstheme="minorHAnsi"/>
-          <w:b/>
-          <w:bCs/>
-          <w:sz w:val="24"/>
-          <w:szCs w:val="24"/>
-        </w:rPr>
-        <w:t>PRODUCCIÓN:</w:t>
-      </w:r>
-    </w:p>
-    <w:p>
-      <w:pPr>
-        <w:pStyle w:val="Textosinformato"/>
-        <w:numPr>
-          <w:ilvl w:val="0"/>
-          <w:numId w:val="3"/>
-        </w:numPr>
-        <w:rPr>
-          <w:rFonts w:asciiTheme="minorHAnsi" w:hAnsiTheme="minorHAnsi" w:cstheme="minorHAnsi"/>
-          <w:sz w:val="24"/>
-          <w:szCs w:val="24"/>
-        </w:rPr>
-      </w:pPr>
-      <w:r>
-        <w:rPr>
-          <w:rFonts w:asciiTheme="minorHAnsi" w:hAnsiTheme="minorHAnsi" w:cstheme="minorHAnsi"/>
-          <w:sz w:val="24"/>
-          <w:szCs w:val="24"/>
-        </w:rPr>
-        <w:t>Configuración Docker completa</w:t>
-      </w:r>
-    </w:p>
-    <w:p>
-      <w:pPr>
-        <w:pStyle w:val="Textosinformato"/>
-        <w:numPr>
-          <w:ilvl w:val="0"/>
-          <w:numId w:val="3"/>
-        </w:numPr>
-        <w:rPr>
-          <w:rFonts w:asciiTheme="minorHAnsi" w:hAnsiTheme="minorHAnsi" w:cstheme="minorHAnsi"/>
-          <w:sz w:val="24"/>
-          <w:szCs w:val="24"/>
-        </w:rPr>
-      </w:pPr>
-      <w:r>
-        <w:rPr>
-          <w:rFonts w:asciiTheme="minorHAnsi" w:hAnsiTheme="minorHAnsi" w:cstheme="minorHAnsi"/>
-          <w:sz w:val="24"/>
-          <w:szCs w:val="24"/>
-        </w:rPr>
-        <w:t>Ambiente de producción</w:t>
-      </w:r>
-    </w:p>
-    <w:p>
-      <w:pPr>
-        <w:pStyle w:val="Textosinformato"/>
-        <w:numPr>
-          <w:ilvl w:val="0"/>
-          <w:numId w:val="3"/>
-        </w:numPr>
-        <w:rPr>
-          <w:rFonts w:asciiTheme="minorHAnsi" w:hAnsiTheme="minorHAnsi" w:cstheme="minorHAnsi"/>
-          <w:sz w:val="24"/>
-          <w:szCs w:val="24"/>
-        </w:rPr>
-      </w:pPr>
-      <w:proofErr w:type="spellStart"/>
-      <w:r>
-        <w:rPr>
-          <w:rFonts w:asciiTheme="minorHAnsi" w:hAnsiTheme="minorHAnsi" w:cstheme="minorHAnsi"/>
-          <w:sz w:val="24"/>
-          <w:szCs w:val="24"/>
-        </w:rPr>
-        <w:t>Testing</w:t>
-      </w:r>
-      <w:proofErr w:type="spellEnd"/>
-      <w:r>
-        <w:rPr>
-          <w:rFonts w:asciiTheme="minorHAnsi" w:hAnsiTheme="minorHAnsi" w:cstheme="minorHAnsi"/>
-          <w:sz w:val="24"/>
-          <w:szCs w:val="24"/>
-        </w:rPr>
-        <w:t xml:space="preserve"> automatizado</w:t>
-      </w:r>
-    </w:p>
-    <w:p>
-      <w:pPr>
-        <w:pStyle w:val="Textosinformato"/>
-        <w:numPr>
-          <w:ilvl w:val="0"/>
-          <w:numId w:val="3"/>
-        </w:numPr>
-        <w:rPr>
-          <w:rFonts w:asciiTheme="minorHAnsi" w:hAnsiTheme="minorHAnsi" w:cstheme="minorHAnsi"/>
-          <w:sz w:val="24"/>
-          <w:szCs w:val="24"/>
-        </w:rPr>
-      </w:pPr>
-      <w:r>
-        <w:rPr>
-          <w:rFonts w:asciiTheme="minorHAnsi" w:hAnsiTheme="minorHAnsi" w:cstheme="minorHAnsi"/>
-          <w:sz w:val="24"/>
-          <w:szCs w:val="24"/>
-        </w:rPr>
-        <w:t xml:space="preserve">Monitoreo y </w:t>
-      </w:r>
-      <w:proofErr w:type="spellStart"/>
-      <w:r>
-        <w:rPr>
-          <w:rFonts w:asciiTheme="minorHAnsi" w:hAnsiTheme="minorHAnsi" w:cstheme="minorHAnsi"/>
-          <w:sz w:val="24"/>
-          <w:szCs w:val="24"/>
-        </w:rPr>
-        <w:t>logging</w:t>
-      </w:r>
-      <w:proofErr w:type="spellEnd"/>
-    </w:p>
-    <w:p>
-      <w:pPr>
-        <w:pStyle w:val="Textosinformato"/>
-        <w:rPr>
-          <w:rFonts w:asciiTheme="minorHAnsi" w:hAnsiTheme="minorHAnsi" w:cstheme="minorHAnsi"/>
-          <w:sz w:val="24"/>
-          <w:szCs w:val="24"/>
-        </w:rPr>
-      </w:pPr>
-    </w:p>
-    <w:p>
-      <w:pPr>
-        <w:pStyle w:val="Textosinformato"/>
-        <w:rPr>
-          <w:rFonts w:asciiTheme="minorHAnsi" w:hAnsiTheme="minorHAnsi" w:cstheme="minorHAnsi"/>
-          <w:sz w:val="24"/>
-          <w:szCs w:val="24"/>
-        </w:rPr>
-      </w:pPr>
-    </w:p>
-    <w:p>
-      <w:pPr>
         <w:pStyle w:val="Ttulo1"/>
         <w:rPr>
           <w:b/>
@@ -6386,7 +5723,7 @@
           <w:szCs w:val="28"/>
         </w:rPr>
       </w:pPr>
-      <w:bookmarkStart w:id="7" w:name="_Toc210751704"/>
+      <w:bookmarkStart w:id="6" w:name="_Toc214307694"/>
       <w:r>
         <w:rPr>
           <w:b/>
@@ -6396,7 +5733,7 @@
         </w:rPr>
         <w:t>4. OBJETIVOS DEL PROYECTO</w:t>
       </w:r>
-      <w:bookmarkEnd w:id="7"/>
+      <w:bookmarkEnd w:id="6"/>
     </w:p>
     <w:p>
       <w:pPr>
@@ -6473,7 +5810,6 @@
           <w:sz w:val="24"/>
           <w:szCs w:val="24"/>
         </w:rPr>
-        <w:lastRenderedPageBreak/>
         <w:t xml:space="preserve">con profesionales verificados de servicios del hogar, con un MVP funcional </w:t>
       </w:r>
     </w:p>
@@ -6515,7 +5851,7 @@
           <w:szCs w:val="32"/>
         </w:rPr>
       </w:pPr>
-      <w:bookmarkStart w:id="8" w:name="_Toc210751705"/>
+      <w:bookmarkStart w:id="7" w:name="_Toc214307695"/>
       <w:r>
         <w:rPr>
           <w:b/>
@@ -6525,42 +5861,42 @@
         </w:rPr>
         <w:t>OBJETIVOS ESPECÍFICOS ALCANZADOS:</w:t>
       </w:r>
+      <w:bookmarkEnd w:id="7"/>
+    </w:p>
+    <w:p>
+      <w:pPr>
+        <w:pStyle w:val="Textosinformato"/>
+        <w:rPr>
+          <w:rFonts w:asciiTheme="minorHAnsi" w:hAnsiTheme="minorHAnsi" w:cstheme="minorHAnsi"/>
+          <w:sz w:val="24"/>
+          <w:szCs w:val="24"/>
+        </w:rPr>
+      </w:pPr>
+    </w:p>
+    <w:p>
+      <w:pPr>
+        <w:pStyle w:val="Ttulo2"/>
+        <w:rPr>
+          <w:sz w:val="24"/>
+          <w:szCs w:val="24"/>
+        </w:rPr>
+      </w:pPr>
+      <w:bookmarkStart w:id="8" w:name="_Toc214307696"/>
+      <w:r>
+        <w:rPr>
+          <w:sz w:val="24"/>
+          <w:szCs w:val="24"/>
+        </w:rPr>
+        <w:t xml:space="preserve">4.1 </w:t>
+      </w:r>
+      <w:r>
+        <w:rPr>
+          <w:sz w:val="24"/>
+          <w:szCs w:val="24"/>
+        </w:rPr>
+        <w:t>TÉCNICOS:</w:t>
+      </w:r>
       <w:bookmarkEnd w:id="8"/>
-    </w:p>
-    <w:p>
-      <w:pPr>
-        <w:pStyle w:val="Textosinformato"/>
-        <w:rPr>
-          <w:rFonts w:asciiTheme="minorHAnsi" w:hAnsiTheme="minorHAnsi" w:cstheme="minorHAnsi"/>
-          <w:sz w:val="24"/>
-          <w:szCs w:val="24"/>
-        </w:rPr>
-      </w:pPr>
-    </w:p>
-    <w:p>
-      <w:pPr>
-        <w:pStyle w:val="Ttulo2"/>
-        <w:rPr>
-          <w:sz w:val="24"/>
-          <w:szCs w:val="24"/>
-        </w:rPr>
-      </w:pPr>
-      <w:bookmarkStart w:id="9" w:name="_Toc210751706"/>
-      <w:r>
-        <w:rPr>
-          <w:sz w:val="24"/>
-          <w:szCs w:val="24"/>
-        </w:rPr>
-        <w:t xml:space="preserve">4.1 </w:t>
-      </w:r>
-      <w:r>
-        <w:rPr>
-          <w:sz w:val="24"/>
-          <w:szCs w:val="24"/>
-        </w:rPr>
-        <w:t>TÉCNICOS:</w:t>
-      </w:r>
-      <w:bookmarkEnd w:id="9"/>
     </w:p>
     <w:p>
       <w:pPr>
@@ -6765,6 +6101,50 @@
     <w:p>
       <w:pPr>
         <w:pStyle w:val="Textosinformato"/>
+        <w:numPr>
+          <w:ilvl w:val="0"/>
+          <w:numId w:val="10"/>
+        </w:numPr>
+        <w:rPr>
+          <w:rFonts w:asciiTheme="minorHAnsi" w:hAnsiTheme="minorHAnsi" w:cstheme="minorHAnsi"/>
+          <w:sz w:val="24"/>
+          <w:szCs w:val="24"/>
+        </w:rPr>
+      </w:pPr>
+      <w:r>
+        <w:rPr>
+          <w:rFonts w:asciiTheme="minorHAnsi" w:hAnsiTheme="minorHAnsi" w:cstheme="minorHAnsi"/>
+          <w:sz w:val="24"/>
+          <w:szCs w:val="24"/>
+        </w:rPr>
+        <w:t xml:space="preserve">implementación de Base de datos completo </w:t>
+      </w:r>
+    </w:p>
+    <w:p>
+      <w:pPr>
+        <w:pStyle w:val="Textosinformato"/>
+        <w:ind w:left="720"/>
+        <w:rPr>
+          <w:rFonts w:asciiTheme="minorHAnsi" w:hAnsiTheme="minorHAnsi" w:cstheme="minorHAnsi"/>
+          <w:sz w:val="24"/>
+          <w:szCs w:val="24"/>
+        </w:rPr>
+      </w:pPr>
+    </w:p>
+    <w:p>
+      <w:pPr>
+        <w:pStyle w:val="Textosinformato"/>
+        <w:ind w:left="720"/>
+        <w:rPr>
+          <w:rFonts w:asciiTheme="minorHAnsi" w:hAnsiTheme="minorHAnsi" w:cstheme="minorHAnsi"/>
+          <w:sz w:val="24"/>
+          <w:szCs w:val="24"/>
+        </w:rPr>
+      </w:pPr>
+    </w:p>
+    <w:p>
+      <w:pPr>
+        <w:pStyle w:val="Textosinformato"/>
         <w:rPr>
           <w:rFonts w:asciiTheme="minorHAnsi" w:hAnsiTheme="minorHAnsi" w:cstheme="minorHAnsi"/>
           <w:sz w:val="24"/>
@@ -6780,7 +6160,7 @@
           <w:szCs w:val="24"/>
         </w:rPr>
       </w:pPr>
-      <w:bookmarkStart w:id="10" w:name="_Toc210751707"/>
+      <w:bookmarkStart w:id="9" w:name="_Toc214307697"/>
       <w:r>
         <w:rPr>
           <w:sz w:val="24"/>
@@ -6795,7 +6175,7 @@
         </w:rPr>
         <w:t>FUNCIONALES:</w:t>
       </w:r>
-      <w:bookmarkEnd w:id="10"/>
+      <w:bookmarkEnd w:id="9"/>
     </w:p>
     <w:p>
       <w:pPr>
@@ -7002,44 +6382,9 @@
     <w:p>
       <w:pPr>
         <w:pStyle w:val="Textosinformato"/>
-        <w:rPr>
-          <w:rFonts w:asciiTheme="minorHAnsi" w:hAnsiTheme="minorHAnsi" w:cstheme="minorHAnsi"/>
-          <w:sz w:val="24"/>
-          <w:szCs w:val="24"/>
-        </w:rPr>
-      </w:pPr>
-    </w:p>
-    <w:p>
-      <w:pPr>
-        <w:pStyle w:val="Ttulo2"/>
-        <w:rPr>
-          <w:sz w:val="24"/>
-          <w:szCs w:val="24"/>
-        </w:rPr>
-      </w:pPr>
-      <w:bookmarkStart w:id="11" w:name="_Toc210751708"/>
-      <w:r>
-        <w:rPr>
-          <w:sz w:val="24"/>
-          <w:szCs w:val="24"/>
-        </w:rPr>
-        <w:t xml:space="preserve">4.3 OBJETIVOS </w:t>
-      </w:r>
-      <w:r>
-        <w:rPr>
-          <w:sz w:val="24"/>
-          <w:szCs w:val="24"/>
-        </w:rPr>
-        <w:t>PENDIENTES:</w:t>
-      </w:r>
-      <w:bookmarkEnd w:id="11"/>
-    </w:p>
-    <w:p>
-      <w:pPr>
-        <w:pStyle w:val="Textosinformato"/>
         <w:numPr>
           <w:ilvl w:val="0"/>
-          <w:numId w:val="12"/>
+          <w:numId w:val="11"/>
         </w:numPr>
         <w:rPr>
           <w:rFonts w:asciiTheme="minorHAnsi" w:hAnsiTheme="minorHAnsi" w:cstheme="minorHAnsi"/>
@@ -7079,7 +6424,7 @@
         <w:pStyle w:val="Textosinformato"/>
         <w:numPr>
           <w:ilvl w:val="0"/>
-          <w:numId w:val="12"/>
+          <w:numId w:val="11"/>
         </w:numPr>
         <w:rPr>
           <w:rFonts w:asciiTheme="minorHAnsi" w:hAnsiTheme="minorHAnsi" w:cstheme="minorHAnsi"/>
@@ -7109,93 +6454,17 @@
     <w:p>
       <w:pPr>
         <w:pStyle w:val="Textosinformato"/>
-        <w:numPr>
-          <w:ilvl w:val="0"/>
-          <w:numId w:val="12"/>
-        </w:numPr>
-        <w:rPr>
-          <w:rFonts w:asciiTheme="minorHAnsi" w:hAnsiTheme="minorHAnsi" w:cstheme="minorHAnsi"/>
-          <w:sz w:val="24"/>
-          <w:szCs w:val="24"/>
-        </w:rPr>
-      </w:pPr>
-      <w:proofErr w:type="spellStart"/>
-      <w:r>
-        <w:rPr>
-          <w:rFonts w:asciiTheme="minorHAnsi" w:hAnsiTheme="minorHAnsi" w:cstheme="minorHAnsi"/>
-          <w:sz w:val="24"/>
-          <w:szCs w:val="24"/>
-        </w:rPr>
-        <w:t>Deployment</w:t>
-      </w:r>
-      <w:proofErr w:type="spellEnd"/>
-      <w:r>
-        <w:rPr>
-          <w:rFonts w:asciiTheme="minorHAnsi" w:hAnsiTheme="minorHAnsi" w:cstheme="minorHAnsi"/>
-          <w:sz w:val="24"/>
-          <w:szCs w:val="24"/>
-        </w:rPr>
-        <w:t xml:space="preserve"> en ambiente productivo</w:t>
-      </w:r>
-    </w:p>
-    <w:p>
-      <w:pPr>
-        <w:pStyle w:val="Textosinformato"/>
-        <w:numPr>
-          <w:ilvl w:val="0"/>
-          <w:numId w:val="12"/>
-        </w:numPr>
-        <w:rPr>
-          <w:rFonts w:asciiTheme="minorHAnsi" w:hAnsiTheme="minorHAnsi" w:cstheme="minorHAnsi"/>
-          <w:sz w:val="24"/>
-          <w:szCs w:val="24"/>
-        </w:rPr>
-      </w:pPr>
-      <w:proofErr w:type="spellStart"/>
-      <w:r>
-        <w:rPr>
-          <w:rFonts w:asciiTheme="minorHAnsi" w:hAnsiTheme="minorHAnsi" w:cstheme="minorHAnsi"/>
-          <w:sz w:val="24"/>
-          <w:szCs w:val="24"/>
-        </w:rPr>
-        <w:t>Testing</w:t>
-      </w:r>
-      <w:proofErr w:type="spellEnd"/>
-      <w:r>
-        <w:rPr>
-          <w:rFonts w:asciiTheme="minorHAnsi" w:hAnsiTheme="minorHAnsi" w:cstheme="minorHAnsi"/>
-          <w:sz w:val="24"/>
-          <w:szCs w:val="24"/>
-        </w:rPr>
-        <w:t xml:space="preserve"> automatizado completo</w:t>
-      </w:r>
-    </w:p>
-    <w:p>
-      <w:pPr>
-        <w:pStyle w:val="Textosinformato"/>
-        <w:numPr>
-          <w:ilvl w:val="0"/>
-          <w:numId w:val="12"/>
-        </w:numPr>
-        <w:rPr>
-          <w:rFonts w:asciiTheme="minorHAnsi" w:hAnsiTheme="minorHAnsi" w:cstheme="minorHAnsi"/>
-          <w:sz w:val="24"/>
-          <w:szCs w:val="24"/>
-        </w:rPr>
-      </w:pPr>
-      <w:r>
-        <w:rPr>
-          <w:rFonts w:asciiTheme="minorHAnsi" w:hAnsiTheme="minorHAnsi" w:cstheme="minorHAnsi"/>
-          <w:sz w:val="24"/>
-          <w:szCs w:val="24"/>
-        </w:rPr>
-        <w:t xml:space="preserve">implementación de Base de datos completo </w:t>
-      </w:r>
-    </w:p>
-    <w:p>
-      <w:pPr>
-        <w:pStyle w:val="Textosinformato"/>
-        <w:ind w:firstLine="720"/>
+        <w:ind w:left="720"/>
+        <w:rPr>
+          <w:rFonts w:asciiTheme="minorHAnsi" w:hAnsiTheme="minorHAnsi" w:cstheme="minorHAnsi"/>
+          <w:sz w:val="24"/>
+          <w:szCs w:val="24"/>
+        </w:rPr>
+      </w:pPr>
+    </w:p>
+    <w:p>
+      <w:pPr>
+        <w:pStyle w:val="Textosinformato"/>
         <w:rPr>
           <w:rFonts w:asciiTheme="minorHAnsi" w:hAnsiTheme="minorHAnsi" w:cstheme="minorHAnsi"/>
           <w:sz w:val="24"/>
@@ -7211,7 +6480,7 @@
           <w:szCs w:val="24"/>
         </w:rPr>
       </w:pPr>
-      <w:bookmarkStart w:id="12" w:name="_Toc210751709"/>
+      <w:bookmarkStart w:id="10" w:name="_Toc214307698"/>
       <w:r>
         <w:rPr>
           <w:sz w:val="24"/>
@@ -7226,7 +6495,7 @@
         </w:rPr>
         <w:t>ALCANZADOS:</w:t>
       </w:r>
-      <w:bookmarkEnd w:id="12"/>
+      <w:bookmarkEnd w:id="10"/>
     </w:p>
     <w:p>
       <w:pPr>
@@ -7388,7 +6657,7 @@
           <w:szCs w:val="28"/>
         </w:rPr>
       </w:pPr>
-      <w:bookmarkStart w:id="13" w:name="_Toc210751710"/>
+      <w:bookmarkStart w:id="11" w:name="_Toc214307699"/>
       <w:r>
         <w:rPr>
           <w:b/>
@@ -7398,95 +6667,58 @@
         </w:rPr>
         <w:t>5. CRONOGRAMA DETALLADO CON ESTADO ACTUAL</w:t>
       </w:r>
-      <w:bookmarkEnd w:id="13"/>
-    </w:p>
-    <w:p>
-      <w:pPr>
-        <w:pStyle w:val="Textosinformato"/>
-        <w:rPr>
-          <w:rFonts w:asciiTheme="minorHAnsi" w:hAnsiTheme="minorHAnsi" w:cstheme="minorHAnsi"/>
-          <w:sz w:val="24"/>
-          <w:szCs w:val="24"/>
-        </w:rPr>
-      </w:pPr>
-    </w:p>
-    <w:p>
-      <w:pPr>
-        <w:pStyle w:val="Textosinformato"/>
-        <w:rPr>
-          <w:rFonts w:asciiTheme="minorHAnsi" w:hAnsiTheme="minorHAnsi" w:cstheme="minorHAnsi"/>
-          <w:sz w:val="24"/>
-          <w:szCs w:val="24"/>
-        </w:rPr>
-      </w:pPr>
-      <w:r>
-        <w:rPr>
-          <w:rFonts w:asciiTheme="minorHAnsi" w:hAnsiTheme="minorHAnsi" w:cstheme="minorHAnsi"/>
-          <w:sz w:val="24"/>
-          <w:szCs w:val="24"/>
-        </w:rPr>
-        <w:fldChar w:fldCharType="begin"/>
-      </w:r>
-      <w:r>
-        <w:rPr>
-          <w:rFonts w:asciiTheme="minorHAnsi" w:hAnsiTheme="minorHAnsi" w:cstheme="minorHAnsi"/>
-          <w:sz w:val="24"/>
-          <w:szCs w:val="24"/>
-        </w:rPr>
-        <w:instrText>HYPERLINK "Cronograma%20Servihogar%20v2.mpp"</w:instrText>
-      </w:r>
-      <w:r>
-        <w:rPr>
-          <w:rFonts w:asciiTheme="minorHAnsi" w:hAnsiTheme="minorHAnsi" w:cstheme="minorHAnsi"/>
-          <w:sz w:val="24"/>
-          <w:szCs w:val="24"/>
-        </w:rPr>
-      </w:r>
-      <w:r>
-        <w:rPr>
-          <w:rFonts w:asciiTheme="minorHAnsi" w:hAnsiTheme="minorHAnsi" w:cstheme="minorHAnsi"/>
-          <w:sz w:val="24"/>
-          <w:szCs w:val="24"/>
-        </w:rPr>
-        <w:fldChar w:fldCharType="separate"/>
-      </w:r>
-      <w:r>
-        <w:rPr>
-          <w:rStyle w:val="Hipervnculo"/>
-          <w:rFonts w:asciiTheme="minorHAnsi" w:hAnsiTheme="minorHAnsi" w:cstheme="minorHAnsi"/>
-          <w:sz w:val="24"/>
-          <w:szCs w:val="24"/>
-        </w:rPr>
-        <w:t xml:space="preserve">Cronograma </w:t>
-      </w:r>
-      <w:proofErr w:type="spellStart"/>
-      <w:r>
-        <w:rPr>
-          <w:rStyle w:val="Hipervnculo"/>
-          <w:rFonts w:asciiTheme="minorHAnsi" w:hAnsiTheme="minorHAnsi" w:cstheme="minorHAnsi"/>
-          <w:sz w:val="24"/>
-          <w:szCs w:val="24"/>
-        </w:rPr>
-        <w:t>Servihogar</w:t>
-      </w:r>
-      <w:proofErr w:type="spellEnd"/>
-      <w:r>
-        <w:rPr>
-          <w:rStyle w:val="Hipervnculo"/>
-          <w:rFonts w:asciiTheme="minorHAnsi" w:hAnsiTheme="minorHAnsi" w:cstheme="minorHAnsi"/>
-          <w:sz w:val="24"/>
-          <w:szCs w:val="24"/>
-        </w:rPr>
-        <w:t xml:space="preserve"> v2.mpp</w:t>
-      </w:r>
-      <w:r>
-        <w:rPr>
-          <w:rFonts w:asciiTheme="minorHAnsi" w:hAnsiTheme="minorHAnsi" w:cstheme="minorHAnsi"/>
-          <w:sz w:val="24"/>
-          <w:szCs w:val="24"/>
-        </w:rPr>
-        <w:fldChar w:fldCharType="end"/>
-      </w:r>
+      <w:bookmarkEnd w:id="11"/>
+    </w:p>
+    <w:p>
+      <w:pPr>
+        <w:pStyle w:val="Textosinformato"/>
+        <w:rPr>
+          <w:rFonts w:asciiTheme="minorHAnsi" w:hAnsiTheme="minorHAnsi" w:cstheme="minorHAnsi"/>
+          <w:sz w:val="24"/>
+          <w:szCs w:val="24"/>
+        </w:rPr>
+      </w:pPr>
+    </w:p>
+    <w:p>
+      <w:pPr>
+        <w:pStyle w:val="Textosinformato"/>
+        <w:rPr>
+          <w:rFonts w:asciiTheme="minorHAnsi" w:hAnsiTheme="minorHAnsi" w:cstheme="minorHAnsi"/>
+          <w:sz w:val="24"/>
+          <w:szCs w:val="24"/>
+        </w:rPr>
+      </w:pPr>
+      <w:hyperlink r:id="rId6" w:history="1">
+        <w:r>
+          <w:rPr>
+            <w:rStyle w:val="Hipervnculo"/>
+            <w:rFonts w:asciiTheme="minorHAnsi" w:hAnsiTheme="minorHAnsi" w:cstheme="minorHAnsi"/>
+            <w:sz w:val="24"/>
+            <w:szCs w:val="24"/>
+          </w:rPr>
+          <w:t xml:space="preserve">Cronograma </w:t>
+        </w:r>
+        <w:proofErr w:type="spellStart"/>
+        <w:r>
+          <w:rPr>
+            <w:rStyle w:val="Hipervnculo"/>
+            <w:rFonts w:asciiTheme="minorHAnsi" w:hAnsiTheme="minorHAnsi" w:cstheme="minorHAnsi"/>
+            <w:sz w:val="24"/>
+            <w:szCs w:val="24"/>
+          </w:rPr>
+          <w:t>Servihogar</w:t>
+        </w:r>
+        <w:proofErr w:type="spellEnd"/>
+        <w:r>
+          <w:rPr>
+            <w:rStyle w:val="Hipervnculo"/>
+            <w:rFonts w:asciiTheme="minorHAnsi" w:hAnsiTheme="minorHAnsi" w:cstheme="minorHAnsi"/>
+            <w:sz w:val="24"/>
+            <w:szCs w:val="24"/>
+          </w:rPr>
+          <w:t xml:space="preserve"> v2.mpp</w:t>
+        </w:r>
+      </w:hyperlink>
     </w:p>
     <w:p>
       <w:pPr>
@@ -7518,7 +6750,7 @@
           <w:szCs w:val="28"/>
         </w:rPr>
       </w:pPr>
-      <w:bookmarkStart w:id="14" w:name="_Toc210751711"/>
+      <w:bookmarkStart w:id="12" w:name="_Toc214307700"/>
       <w:r>
         <w:rPr>
           <w:b/>
@@ -7528,7 +6760,7 @@
         </w:rPr>
         <w:t>6. ENTREGABLES TÉCNICOS COMPLETADOS Y PENDIENTES</w:t>
       </w:r>
-      <w:bookmarkEnd w:id="14"/>
+      <w:bookmarkEnd w:id="12"/>
     </w:p>
     <w:p>
       <w:pPr>
@@ -7558,7 +6790,7 @@
           <w:szCs w:val="24"/>
         </w:rPr>
       </w:pPr>
-      <w:bookmarkStart w:id="15" w:name="_Toc210751712"/>
+      <w:bookmarkStart w:id="13" w:name="_Toc214307701"/>
       <w:r>
         <w:rPr>
           <w:sz w:val="24"/>
@@ -7573,7 +6805,7 @@
         </w:rPr>
         <w:t>COMPLETADOS:</w:t>
       </w:r>
-      <w:bookmarkEnd w:id="15"/>
+      <w:bookmarkEnd w:id="13"/>
     </w:p>
     <w:p>
       <w:pPr>
@@ -7636,7 +6868,7 @@
           <w:sz w:val="24"/>
           <w:szCs w:val="24"/>
         </w:rPr>
-        <w:t>Modelo PostgreSQL completo en español</w:t>
+        <w:t xml:space="preserve">Modelo PostgreSQL completo </w:t>
       </w:r>
     </w:p>
     <w:p>
@@ -7658,7 +6890,7 @@
           <w:sz w:val="24"/>
           <w:szCs w:val="24"/>
         </w:rPr>
-        <w:t>15+ scripts de migración SQL</w:t>
+        <w:t>Sistema de múltiples servicios</w:t>
       </w:r>
     </w:p>
     <w:p>
@@ -7680,8 +6912,18 @@
           <w:sz w:val="24"/>
           <w:szCs w:val="24"/>
         </w:rPr>
-        <w:t>Sistema de múltiples servicios</w:t>
-      </w:r>
+        <w:t xml:space="preserve">Gestión de cuentas bancarias con </w:t>
+      </w:r>
+      <w:proofErr w:type="spellStart"/>
+      <w:r>
+        <w:rPr>
+          <w:rFonts w:asciiTheme="minorHAnsi" w:hAnsiTheme="minorHAnsi" w:cstheme="minorHAnsi"/>
+          <w:sz w:val="24"/>
+          <w:szCs w:val="24"/>
+        </w:rPr>
+        <w:t>fallback</w:t>
+      </w:r>
+      <w:proofErr w:type="spellEnd"/>
     </w:p>
     <w:p>
       <w:pPr>
@@ -7702,35 +6944,7 @@
           <w:sz w:val="24"/>
           <w:szCs w:val="24"/>
         </w:rPr>
-        <w:t xml:space="preserve">Gestión de cuentas bancarias con </w:t>
-      </w:r>
-      <w:proofErr w:type="spellStart"/>
-      <w:proofErr w:type="gramStart"/>
-      <w:r>
-        <w:rPr>
-          <w:rFonts w:asciiTheme="minorHAnsi" w:hAnsiTheme="minorHAnsi" w:cstheme="minorHAnsi"/>
-          <w:sz w:val="24"/>
-          <w:szCs w:val="24"/>
-        </w:rPr>
-        <w:t>fallback</w:t>
-      </w:r>
-      <w:proofErr w:type="spellEnd"/>
-      <w:r>
-        <w:rPr>
-          <w:rFonts w:asciiTheme="minorHAnsi" w:hAnsiTheme="minorHAnsi" w:cstheme="minorHAnsi"/>
-          <w:sz w:val="24"/>
-          <w:szCs w:val="24"/>
-        </w:rPr>
-        <w:t>(</w:t>
-      </w:r>
-      <w:proofErr w:type="gramEnd"/>
-      <w:r>
-        <w:rPr>
-          <w:rFonts w:asciiTheme="minorHAnsi" w:hAnsiTheme="minorHAnsi" w:cstheme="minorHAnsi"/>
-          <w:sz w:val="24"/>
-          <w:szCs w:val="24"/>
-        </w:rPr>
-        <w:t>avance 2 final)</w:t>
+        <w:t>Verificación diferenciada de documentos</w:t>
       </w:r>
     </w:p>
     <w:p>
@@ -7752,28 +6966,6 @@
           <w:sz w:val="24"/>
           <w:szCs w:val="24"/>
         </w:rPr>
-        <w:t>Verificación diferenciada de documentos</w:t>
-      </w:r>
-    </w:p>
-    <w:p>
-      <w:pPr>
-        <w:pStyle w:val="Textosinformato"/>
-        <w:numPr>
-          <w:ilvl w:val="0"/>
-          <w:numId w:val="14"/>
-        </w:numPr>
-        <w:rPr>
-          <w:rFonts w:asciiTheme="minorHAnsi" w:hAnsiTheme="minorHAnsi" w:cstheme="minorHAnsi"/>
-          <w:sz w:val="24"/>
-          <w:szCs w:val="24"/>
-        </w:rPr>
-      </w:pPr>
-      <w:r>
-        <w:rPr>
-          <w:rFonts w:asciiTheme="minorHAnsi" w:hAnsiTheme="minorHAnsi" w:cstheme="minorHAnsi"/>
-          <w:sz w:val="24"/>
-          <w:szCs w:val="24"/>
-        </w:rPr>
         <w:t>Precios fijos en CLP</w:t>
       </w:r>
     </w:p>
@@ -7850,6 +7042,7 @@
           <w:sz w:val="24"/>
           <w:szCs w:val="24"/>
         </w:rPr>
+        <w:lastRenderedPageBreak/>
         <w:t>Requerimientos Funcionales</w:t>
       </w:r>
     </w:p>
@@ -7972,584 +7165,6 @@
     </w:p>
     <w:p>
       <w:pPr>
-        <w:pStyle w:val="Ttulo2"/>
-        <w:rPr>
-          <w:sz w:val="24"/>
-          <w:szCs w:val="24"/>
-        </w:rPr>
-      </w:pPr>
-      <w:bookmarkStart w:id="16" w:name="_Toc210751713"/>
-      <w:r>
-        <w:rPr>
-          <w:sz w:val="24"/>
-          <w:szCs w:val="24"/>
-        </w:rPr>
-        <w:t xml:space="preserve">6.2 ENTREGABLES </w:t>
-      </w:r>
-      <w:r>
-        <w:rPr>
-          <w:sz w:val="24"/>
-          <w:szCs w:val="24"/>
-        </w:rPr>
-        <w:t>PENDIENTES:</w:t>
-      </w:r>
-      <w:bookmarkEnd w:id="16"/>
-    </w:p>
-    <w:p>
-      <w:pPr>
-        <w:pStyle w:val="Textosinformato"/>
-        <w:rPr>
-          <w:rFonts w:asciiTheme="minorHAnsi" w:hAnsiTheme="minorHAnsi" w:cstheme="minorHAnsi"/>
-          <w:sz w:val="24"/>
-          <w:szCs w:val="24"/>
-        </w:rPr>
-      </w:pPr>
-    </w:p>
-    <w:p>
-      <w:pPr>
-        <w:pStyle w:val="Textosinformato"/>
-        <w:rPr>
-          <w:rFonts w:asciiTheme="minorHAnsi" w:hAnsiTheme="minorHAnsi" w:cstheme="minorHAnsi"/>
-          <w:b/>
-          <w:bCs/>
-          <w:sz w:val="24"/>
-          <w:szCs w:val="24"/>
-        </w:rPr>
-      </w:pPr>
-      <w:r>
-        <w:rPr>
-          <w:rFonts w:asciiTheme="minorHAnsi" w:hAnsiTheme="minorHAnsi" w:cstheme="minorHAnsi"/>
-          <w:b/>
-          <w:bCs/>
-          <w:sz w:val="24"/>
-          <w:szCs w:val="24"/>
-        </w:rPr>
-        <w:t xml:space="preserve">BACKEND Y </w:t>
-      </w:r>
-      <w:r>
-        <w:rPr>
-          <w:rFonts w:asciiTheme="minorHAnsi" w:hAnsiTheme="minorHAnsi" w:cstheme="minorHAnsi"/>
-          <w:b/>
-          <w:bCs/>
-          <w:sz w:val="24"/>
-          <w:szCs w:val="24"/>
-        </w:rPr>
-        <w:t>APIS:</w:t>
-      </w:r>
-    </w:p>
-    <w:p>
-      <w:pPr>
-        <w:pStyle w:val="Textosinformato"/>
-        <w:numPr>
-          <w:ilvl w:val="0"/>
-          <w:numId w:val="16"/>
-        </w:numPr>
-        <w:rPr>
-          <w:rFonts w:asciiTheme="minorHAnsi" w:hAnsiTheme="minorHAnsi" w:cstheme="minorHAnsi"/>
-          <w:sz w:val="24"/>
-          <w:szCs w:val="24"/>
-        </w:rPr>
-      </w:pPr>
-      <w:proofErr w:type="spellStart"/>
-      <w:r>
-        <w:rPr>
-          <w:rFonts w:asciiTheme="minorHAnsi" w:hAnsiTheme="minorHAnsi" w:cstheme="minorHAnsi"/>
-          <w:sz w:val="24"/>
-          <w:szCs w:val="24"/>
-        </w:rPr>
-        <w:t>Backend</w:t>
-      </w:r>
-      <w:proofErr w:type="spellEnd"/>
-      <w:r>
-        <w:rPr>
-          <w:rFonts w:asciiTheme="minorHAnsi" w:hAnsiTheme="minorHAnsi" w:cstheme="minorHAnsi"/>
-          <w:sz w:val="24"/>
-          <w:szCs w:val="24"/>
-        </w:rPr>
-        <w:t xml:space="preserve"> Django implementado</w:t>
-      </w:r>
-    </w:p>
-    <w:p>
-      <w:pPr>
-        <w:pStyle w:val="Textosinformato"/>
-        <w:numPr>
-          <w:ilvl w:val="0"/>
-          <w:numId w:val="16"/>
-        </w:numPr>
-        <w:rPr>
-          <w:rFonts w:asciiTheme="minorHAnsi" w:hAnsiTheme="minorHAnsi" w:cstheme="minorHAnsi"/>
-          <w:sz w:val="24"/>
-          <w:szCs w:val="24"/>
-        </w:rPr>
-      </w:pPr>
-      <w:proofErr w:type="spellStart"/>
-      <w:r>
-        <w:rPr>
-          <w:rFonts w:asciiTheme="minorHAnsi" w:hAnsiTheme="minorHAnsi" w:cstheme="minorHAnsi"/>
-          <w:sz w:val="24"/>
-          <w:szCs w:val="24"/>
-        </w:rPr>
-        <w:t>APIs</w:t>
-      </w:r>
-      <w:proofErr w:type="spellEnd"/>
-      <w:r>
-        <w:rPr>
-          <w:rFonts w:asciiTheme="minorHAnsi" w:hAnsiTheme="minorHAnsi" w:cstheme="minorHAnsi"/>
-          <w:sz w:val="24"/>
-          <w:szCs w:val="24"/>
-        </w:rPr>
-        <w:t xml:space="preserve"> REST para todos los componentes</w:t>
-      </w:r>
-    </w:p>
-    <w:p>
-      <w:pPr>
-        <w:pStyle w:val="Textosinformato"/>
-        <w:numPr>
-          <w:ilvl w:val="0"/>
-          <w:numId w:val="16"/>
-        </w:numPr>
-        <w:rPr>
-          <w:rFonts w:asciiTheme="minorHAnsi" w:hAnsiTheme="minorHAnsi" w:cstheme="minorHAnsi"/>
-          <w:sz w:val="24"/>
-          <w:szCs w:val="24"/>
-        </w:rPr>
-      </w:pPr>
-      <w:r>
-        <w:rPr>
-          <w:rFonts w:asciiTheme="minorHAnsi" w:hAnsiTheme="minorHAnsi" w:cstheme="minorHAnsi"/>
-          <w:sz w:val="24"/>
-          <w:szCs w:val="24"/>
-        </w:rPr>
-        <w:t>Sistema de autenticación real</w:t>
-      </w:r>
-    </w:p>
-    <w:p>
-      <w:pPr>
-        <w:pStyle w:val="Textosinformato"/>
-        <w:numPr>
-          <w:ilvl w:val="0"/>
-          <w:numId w:val="16"/>
-        </w:numPr>
-        <w:rPr>
-          <w:rFonts w:asciiTheme="minorHAnsi" w:hAnsiTheme="minorHAnsi" w:cstheme="minorHAnsi"/>
-          <w:sz w:val="24"/>
-          <w:szCs w:val="24"/>
-        </w:rPr>
-      </w:pPr>
-      <w:r>
-        <w:rPr>
-          <w:rFonts w:asciiTheme="minorHAnsi" w:hAnsiTheme="minorHAnsi" w:cstheme="minorHAnsi"/>
-          <w:sz w:val="24"/>
-          <w:szCs w:val="24"/>
-        </w:rPr>
-        <w:t>Integración con base de datos PostgreSQL</w:t>
-      </w:r>
-    </w:p>
-    <w:p>
-      <w:pPr>
-        <w:pStyle w:val="Textosinformato"/>
-        <w:rPr>
-          <w:rFonts w:asciiTheme="minorHAnsi" w:hAnsiTheme="minorHAnsi" w:cstheme="minorHAnsi"/>
-          <w:sz w:val="24"/>
-          <w:szCs w:val="24"/>
-        </w:rPr>
-      </w:pPr>
-    </w:p>
-    <w:p>
-      <w:pPr>
-        <w:pStyle w:val="Textosinformato"/>
-        <w:rPr>
-          <w:rFonts w:asciiTheme="minorHAnsi" w:hAnsiTheme="minorHAnsi" w:cstheme="minorHAnsi"/>
-          <w:b/>
-          <w:bCs/>
-          <w:sz w:val="24"/>
-          <w:szCs w:val="24"/>
-        </w:rPr>
-      </w:pPr>
-      <w:r>
-        <w:rPr>
-          <w:rFonts w:asciiTheme="minorHAnsi" w:hAnsiTheme="minorHAnsi" w:cstheme="minorHAnsi"/>
-          <w:b/>
-          <w:bCs/>
-          <w:sz w:val="24"/>
-          <w:szCs w:val="24"/>
-        </w:rPr>
-        <w:t xml:space="preserve">INTEGRACIÓN Y </w:t>
-      </w:r>
-      <w:r>
-        <w:rPr>
-          <w:rFonts w:asciiTheme="minorHAnsi" w:hAnsiTheme="minorHAnsi" w:cstheme="minorHAnsi"/>
-          <w:b/>
-          <w:bCs/>
-          <w:sz w:val="24"/>
-          <w:szCs w:val="24"/>
-        </w:rPr>
-        <w:t>DEPLOYMENT:</w:t>
-      </w:r>
-    </w:p>
-    <w:p>
-      <w:pPr>
-        <w:pStyle w:val="Textosinformato"/>
-        <w:rPr>
-          <w:rFonts w:asciiTheme="minorHAnsi" w:hAnsiTheme="minorHAnsi" w:cstheme="minorHAnsi"/>
-          <w:sz w:val="24"/>
-          <w:szCs w:val="24"/>
-        </w:rPr>
-      </w:pPr>
-      <w:r>
-        <w:rPr>
-          <w:rFonts w:asciiTheme="minorHAnsi" w:hAnsiTheme="minorHAnsi" w:cstheme="minorHAnsi"/>
-          <w:sz w:val="24"/>
-          <w:szCs w:val="24"/>
-        </w:rPr>
-        <w:t xml:space="preserve"> </w:t>
-      </w:r>
-    </w:p>
-    <w:p>
-      <w:pPr>
-        <w:pStyle w:val="Textosinformato"/>
-        <w:numPr>
-          <w:ilvl w:val="0"/>
-          <w:numId w:val="17"/>
-        </w:numPr>
-        <w:rPr>
-          <w:rFonts w:asciiTheme="minorHAnsi" w:hAnsiTheme="minorHAnsi" w:cstheme="minorHAnsi"/>
-          <w:sz w:val="24"/>
-          <w:szCs w:val="24"/>
-        </w:rPr>
-      </w:pPr>
-      <w:r>
-        <w:rPr>
-          <w:rFonts w:asciiTheme="minorHAnsi" w:hAnsiTheme="minorHAnsi" w:cstheme="minorHAnsi"/>
-          <w:sz w:val="24"/>
-          <w:szCs w:val="24"/>
-        </w:rPr>
-        <w:t xml:space="preserve">Integración </w:t>
-      </w:r>
-      <w:proofErr w:type="spellStart"/>
-      <w:r>
-        <w:rPr>
-          <w:rFonts w:asciiTheme="minorHAnsi" w:hAnsiTheme="minorHAnsi" w:cstheme="minorHAnsi"/>
-          <w:sz w:val="24"/>
-          <w:szCs w:val="24"/>
-        </w:rPr>
-        <w:t>MercadoPago</w:t>
-      </w:r>
-      <w:proofErr w:type="spellEnd"/>
-      <w:r>
-        <w:rPr>
-          <w:rFonts w:asciiTheme="minorHAnsi" w:hAnsiTheme="minorHAnsi" w:cstheme="minorHAnsi"/>
-          <w:sz w:val="24"/>
-          <w:szCs w:val="24"/>
-        </w:rPr>
-        <w:t xml:space="preserve"> funcional</w:t>
-      </w:r>
-      <w:r>
-        <w:rPr>
-          <w:rFonts w:asciiTheme="minorHAnsi" w:hAnsiTheme="minorHAnsi" w:cstheme="minorHAnsi"/>
-          <w:sz w:val="24"/>
-          <w:szCs w:val="24"/>
-        </w:rPr>
-        <w:t xml:space="preserve"> (avance 2 final)</w:t>
-      </w:r>
-    </w:p>
-    <w:p>
-      <w:pPr>
-        <w:pStyle w:val="Textosinformato"/>
-        <w:numPr>
-          <w:ilvl w:val="0"/>
-          <w:numId w:val="17"/>
-        </w:numPr>
-        <w:rPr>
-          <w:rFonts w:asciiTheme="minorHAnsi" w:hAnsiTheme="minorHAnsi" w:cstheme="minorHAnsi"/>
-          <w:sz w:val="24"/>
-          <w:szCs w:val="24"/>
-        </w:rPr>
-      </w:pPr>
-      <w:r>
-        <w:rPr>
-          <w:rFonts w:asciiTheme="minorHAnsi" w:hAnsiTheme="minorHAnsi" w:cstheme="minorHAnsi"/>
-          <w:sz w:val="24"/>
-          <w:szCs w:val="24"/>
-        </w:rPr>
-        <w:t>Ambiente de producción configurado</w:t>
-      </w:r>
-    </w:p>
-    <w:p>
-      <w:pPr>
-        <w:pStyle w:val="Textosinformato"/>
-        <w:numPr>
-          <w:ilvl w:val="0"/>
-          <w:numId w:val="17"/>
-        </w:numPr>
-        <w:rPr>
-          <w:rFonts w:asciiTheme="minorHAnsi" w:hAnsiTheme="minorHAnsi" w:cstheme="minorHAnsi"/>
-          <w:sz w:val="24"/>
-          <w:szCs w:val="24"/>
-        </w:rPr>
-      </w:pPr>
-      <w:r>
-        <w:rPr>
-          <w:rFonts w:asciiTheme="minorHAnsi" w:hAnsiTheme="minorHAnsi" w:cstheme="minorHAnsi"/>
-          <w:sz w:val="24"/>
-          <w:szCs w:val="24"/>
-        </w:rPr>
-        <w:t xml:space="preserve">Monitoreo y </w:t>
-      </w:r>
-      <w:proofErr w:type="spellStart"/>
-      <w:r>
-        <w:rPr>
-          <w:rFonts w:asciiTheme="minorHAnsi" w:hAnsiTheme="minorHAnsi" w:cstheme="minorHAnsi"/>
-          <w:sz w:val="24"/>
-          <w:szCs w:val="24"/>
-        </w:rPr>
-        <w:t>logging</w:t>
-      </w:r>
-      <w:proofErr w:type="spellEnd"/>
-      <w:r>
-        <w:rPr>
-          <w:rFonts w:asciiTheme="minorHAnsi" w:hAnsiTheme="minorHAnsi" w:cstheme="minorHAnsi"/>
-          <w:sz w:val="24"/>
-          <w:szCs w:val="24"/>
-        </w:rPr>
-        <w:t xml:space="preserve"> implementado</w:t>
-      </w:r>
-    </w:p>
-    <w:p>
-      <w:pPr>
-        <w:pStyle w:val="Textosinformato"/>
-        <w:rPr>
-          <w:rFonts w:asciiTheme="minorHAnsi" w:hAnsiTheme="minorHAnsi" w:cstheme="minorHAnsi"/>
-          <w:sz w:val="24"/>
-          <w:szCs w:val="24"/>
-        </w:rPr>
-      </w:pPr>
-    </w:p>
-    <w:p>
-      <w:pPr>
-        <w:pStyle w:val="Textosinformato"/>
-        <w:rPr>
-          <w:rFonts w:asciiTheme="minorHAnsi" w:hAnsiTheme="minorHAnsi" w:cstheme="minorHAnsi"/>
-          <w:b/>
-          <w:bCs/>
-          <w:sz w:val="24"/>
-          <w:szCs w:val="24"/>
-        </w:rPr>
-      </w:pPr>
-      <w:r>
-        <w:rPr>
-          <w:rFonts w:asciiTheme="minorHAnsi" w:hAnsiTheme="minorHAnsi" w:cstheme="minorHAnsi"/>
-          <w:b/>
-          <w:bCs/>
-          <w:sz w:val="24"/>
-          <w:szCs w:val="24"/>
-        </w:rPr>
-        <w:t xml:space="preserve">TESTING Y </w:t>
-      </w:r>
-      <w:r>
-        <w:rPr>
-          <w:rFonts w:asciiTheme="minorHAnsi" w:hAnsiTheme="minorHAnsi" w:cstheme="minorHAnsi"/>
-          <w:b/>
-          <w:bCs/>
-          <w:sz w:val="24"/>
-          <w:szCs w:val="24"/>
-        </w:rPr>
-        <w:t>CALIDAD:</w:t>
-      </w:r>
-    </w:p>
-    <w:p>
-      <w:pPr>
-        <w:pStyle w:val="Textosinformato"/>
-        <w:numPr>
-          <w:ilvl w:val="0"/>
-          <w:numId w:val="18"/>
-        </w:numPr>
-        <w:rPr>
-          <w:rFonts w:asciiTheme="minorHAnsi" w:hAnsiTheme="minorHAnsi" w:cstheme="minorHAnsi"/>
-          <w:sz w:val="24"/>
-          <w:szCs w:val="24"/>
-        </w:rPr>
-      </w:pPr>
-      <w:proofErr w:type="spellStart"/>
-      <w:r>
-        <w:rPr>
-          <w:rFonts w:asciiTheme="minorHAnsi" w:hAnsiTheme="minorHAnsi" w:cstheme="minorHAnsi"/>
-          <w:sz w:val="24"/>
-          <w:szCs w:val="24"/>
-        </w:rPr>
-        <w:t>Testing</w:t>
-      </w:r>
-      <w:proofErr w:type="spellEnd"/>
-      <w:r>
-        <w:rPr>
-          <w:rFonts w:asciiTheme="minorHAnsi" w:hAnsiTheme="minorHAnsi" w:cstheme="minorHAnsi"/>
-          <w:sz w:val="24"/>
-          <w:szCs w:val="24"/>
-        </w:rPr>
-        <w:t xml:space="preserve"> automatizado de componentes</w:t>
-      </w:r>
-    </w:p>
-    <w:p>
-      <w:pPr>
-        <w:pStyle w:val="Textosinformato"/>
-        <w:numPr>
-          <w:ilvl w:val="0"/>
-          <w:numId w:val="18"/>
-        </w:numPr>
-        <w:rPr>
-          <w:rFonts w:asciiTheme="minorHAnsi" w:hAnsiTheme="minorHAnsi" w:cstheme="minorHAnsi"/>
-          <w:sz w:val="24"/>
-          <w:szCs w:val="24"/>
-        </w:rPr>
-      </w:pPr>
-      <w:proofErr w:type="spellStart"/>
-      <w:r>
-        <w:rPr>
-          <w:rFonts w:asciiTheme="minorHAnsi" w:hAnsiTheme="minorHAnsi" w:cstheme="minorHAnsi"/>
-          <w:sz w:val="24"/>
-          <w:szCs w:val="24"/>
-        </w:rPr>
-        <w:t>Testing</w:t>
-      </w:r>
-      <w:proofErr w:type="spellEnd"/>
-      <w:r>
-        <w:rPr>
-          <w:rFonts w:asciiTheme="minorHAnsi" w:hAnsiTheme="minorHAnsi" w:cstheme="minorHAnsi"/>
-          <w:sz w:val="24"/>
-          <w:szCs w:val="24"/>
-        </w:rPr>
-        <w:t xml:space="preserve"> de integración </w:t>
-      </w:r>
-      <w:proofErr w:type="spellStart"/>
-      <w:r>
-        <w:rPr>
-          <w:rFonts w:asciiTheme="minorHAnsi" w:hAnsiTheme="minorHAnsi" w:cstheme="minorHAnsi"/>
-          <w:sz w:val="24"/>
-          <w:szCs w:val="24"/>
-        </w:rPr>
-        <w:t>frontend-backend</w:t>
-      </w:r>
-      <w:proofErr w:type="spellEnd"/>
-    </w:p>
-    <w:p>
-      <w:pPr>
-        <w:pStyle w:val="Textosinformato"/>
-        <w:numPr>
-          <w:ilvl w:val="0"/>
-          <w:numId w:val="18"/>
-        </w:numPr>
-        <w:rPr>
-          <w:rFonts w:asciiTheme="minorHAnsi" w:hAnsiTheme="minorHAnsi" w:cstheme="minorHAnsi"/>
-          <w:sz w:val="24"/>
-          <w:szCs w:val="24"/>
-        </w:rPr>
-      </w:pPr>
-      <w:proofErr w:type="spellStart"/>
-      <w:r>
-        <w:rPr>
-          <w:rFonts w:asciiTheme="minorHAnsi" w:hAnsiTheme="minorHAnsi" w:cstheme="minorHAnsi"/>
-          <w:sz w:val="24"/>
-          <w:szCs w:val="24"/>
-        </w:rPr>
-        <w:lastRenderedPageBreak/>
-        <w:t>Testing</w:t>
-      </w:r>
-      <w:proofErr w:type="spellEnd"/>
-      <w:r>
-        <w:rPr>
-          <w:rFonts w:asciiTheme="minorHAnsi" w:hAnsiTheme="minorHAnsi" w:cstheme="minorHAnsi"/>
-          <w:sz w:val="24"/>
-          <w:szCs w:val="24"/>
-        </w:rPr>
-        <w:t xml:space="preserve"> de performance y carga</w:t>
-      </w:r>
-    </w:p>
-    <w:p>
-      <w:pPr>
-        <w:pStyle w:val="Textosinformato"/>
-        <w:numPr>
-          <w:ilvl w:val="0"/>
-          <w:numId w:val="18"/>
-        </w:numPr>
-        <w:rPr>
-          <w:rFonts w:asciiTheme="minorHAnsi" w:hAnsiTheme="minorHAnsi" w:cstheme="minorHAnsi"/>
-          <w:sz w:val="24"/>
-          <w:szCs w:val="24"/>
-        </w:rPr>
-      </w:pPr>
-      <w:r>
-        <w:rPr>
-          <w:rFonts w:asciiTheme="minorHAnsi" w:hAnsiTheme="minorHAnsi" w:cstheme="minorHAnsi"/>
-          <w:sz w:val="24"/>
-          <w:szCs w:val="24"/>
-        </w:rPr>
-        <w:t>Validación de seguridad</w:t>
-      </w:r>
-    </w:p>
-    <w:p>
-      <w:pPr>
-        <w:pStyle w:val="Textosinformato"/>
-        <w:numPr>
-          <w:ilvl w:val="0"/>
-          <w:numId w:val="18"/>
-        </w:numPr>
-        <w:rPr>
-          <w:rFonts w:asciiTheme="minorHAnsi" w:hAnsiTheme="minorHAnsi" w:cstheme="minorHAnsi"/>
-          <w:sz w:val="24"/>
-          <w:szCs w:val="24"/>
-        </w:rPr>
-      </w:pPr>
-      <w:proofErr w:type="spellStart"/>
-      <w:r>
-        <w:rPr>
-          <w:rFonts w:asciiTheme="minorHAnsi" w:hAnsiTheme="minorHAnsi" w:cstheme="minorHAnsi"/>
-          <w:sz w:val="24"/>
-          <w:szCs w:val="24"/>
-        </w:rPr>
-        <w:t>Testing</w:t>
-      </w:r>
-      <w:proofErr w:type="spellEnd"/>
-      <w:r>
-        <w:rPr>
-          <w:rFonts w:asciiTheme="minorHAnsi" w:hAnsiTheme="minorHAnsi" w:cstheme="minorHAnsi"/>
-          <w:sz w:val="24"/>
-          <w:szCs w:val="24"/>
-        </w:rPr>
-        <w:t xml:space="preserve"> de usabilidad</w:t>
-      </w:r>
-    </w:p>
-    <w:p>
-      <w:pPr>
-        <w:pStyle w:val="Textosinformato"/>
-        <w:rPr>
-          <w:rFonts w:asciiTheme="minorHAnsi" w:hAnsiTheme="minorHAnsi" w:cstheme="minorHAnsi"/>
-          <w:sz w:val="24"/>
-          <w:szCs w:val="24"/>
-        </w:rPr>
-      </w:pPr>
-    </w:p>
-    <w:p>
-      <w:pPr>
-        <w:pStyle w:val="Textosinformato"/>
-        <w:rPr>
-          <w:rFonts w:asciiTheme="minorHAnsi" w:hAnsiTheme="minorHAnsi" w:cstheme="minorHAnsi"/>
-          <w:sz w:val="24"/>
-          <w:szCs w:val="24"/>
-        </w:rPr>
-      </w:pPr>
-    </w:p>
-    <w:p>
-      <w:pPr>
-        <w:pStyle w:val="Textosinformato"/>
-        <w:rPr>
-          <w:rFonts w:asciiTheme="minorHAnsi" w:hAnsiTheme="minorHAnsi" w:cstheme="minorHAnsi"/>
-          <w:sz w:val="24"/>
-          <w:szCs w:val="24"/>
-        </w:rPr>
-      </w:pPr>
-    </w:p>
-    <w:p>
-      <w:pPr>
         <w:pStyle w:val="Ttulo1"/>
         <w:rPr>
           <w:b/>
@@ -8558,7 +7173,7 @@
           <w:szCs w:val="28"/>
         </w:rPr>
       </w:pPr>
-      <w:bookmarkStart w:id="17" w:name="_Toc210751714"/>
+      <w:bookmarkStart w:id="14" w:name="_Toc214307702"/>
       <w:r>
         <w:rPr>
           <w:b/>
@@ -8577,7 +7192,7 @@
         </w:rPr>
         <w:t>. ANÁLISIS DE RIESGOS DETALLADO</w:t>
       </w:r>
-      <w:bookmarkEnd w:id="17"/>
+      <w:bookmarkEnd w:id="14"/>
     </w:p>
     <w:p>
       <w:pPr>
@@ -8607,7 +7222,7 @@
           <w:szCs w:val="24"/>
         </w:rPr>
       </w:pPr>
-      <w:bookmarkStart w:id="18" w:name="_Toc210751715"/>
+      <w:bookmarkStart w:id="15" w:name="_Toc214307703"/>
       <w:r>
         <w:rPr>
           <w:sz w:val="24"/>
@@ -8622,7 +7237,7 @@
         </w:rPr>
         <w:t>.1 RIESGOS TÉCNICOS:</w:t>
       </w:r>
-      <w:bookmarkEnd w:id="18"/>
+      <w:bookmarkEnd w:id="15"/>
     </w:p>
     <w:p>
       <w:pPr>
@@ -9074,7 +7689,7 @@
           <w:szCs w:val="24"/>
         </w:rPr>
       </w:pPr>
-      <w:bookmarkStart w:id="19" w:name="_Toc210751716"/>
+      <w:bookmarkStart w:id="16" w:name="_Toc214307704"/>
       <w:r>
         <w:rPr>
           <w:sz w:val="24"/>
@@ -9089,7 +7704,7 @@
         </w:rPr>
         <w:t>.2 RIESGOS DE PROYECTO:</w:t>
       </w:r>
-      <w:bookmarkEnd w:id="19"/>
+      <w:bookmarkEnd w:id="16"/>
     </w:p>
     <w:p>
       <w:pPr>
@@ -9467,12 +8082,13 @@
           <w:szCs w:val="24"/>
         </w:rPr>
       </w:pPr>
-      <w:bookmarkStart w:id="20" w:name="_Toc210751717"/>
-      <w:r>
-        <w:rPr>
-          <w:sz w:val="24"/>
-          <w:szCs w:val="24"/>
-        </w:rPr>
+      <w:bookmarkStart w:id="17" w:name="_Toc214307705"/>
+      <w:r>
+        <w:rPr>
+          <w:sz w:val="24"/>
+          <w:szCs w:val="24"/>
+        </w:rPr>
+        <w:lastRenderedPageBreak/>
         <w:t>7</w:t>
       </w:r>
       <w:r>
@@ -9482,7 +8098,7 @@
         </w:rPr>
         <w:t>.3 RIESGOS DE NEGOCIO:</w:t>
       </w:r>
-      <w:bookmarkEnd w:id="20"/>
+      <w:bookmarkEnd w:id="17"/>
     </w:p>
     <w:p>
       <w:pPr>
@@ -9547,7 +8163,6 @@
           <w:sz w:val="24"/>
           <w:szCs w:val="24"/>
         </w:rPr>
-        <w:lastRenderedPageBreak/>
         <w:t xml:space="preserve">   Impacto:</w:t>
       </w:r>
       <w:r>
@@ -9897,7 +8512,7 @@
           <w:szCs w:val="28"/>
         </w:rPr>
       </w:pPr>
-      <w:bookmarkStart w:id="21" w:name="_Toc210751718"/>
+      <w:bookmarkStart w:id="18" w:name="_Toc214307706"/>
       <w:r>
         <w:rPr>
           <w:b/>
@@ -9916,7 +8531,7 @@
         </w:rPr>
         <w:t>. CRITERIOS DE ÉXITO</w:t>
       </w:r>
-      <w:bookmarkEnd w:id="21"/>
+      <w:bookmarkEnd w:id="18"/>
       <w:r>
         <w:rPr>
           <w:b/>
@@ -9955,7 +8570,7 @@
           <w:szCs w:val="24"/>
         </w:rPr>
       </w:pPr>
-      <w:bookmarkStart w:id="22" w:name="_Toc210751719"/>
+      <w:bookmarkStart w:id="19" w:name="_Toc214307707"/>
       <w:r>
         <w:rPr>
           <w:sz w:val="24"/>
@@ -9970,7 +8585,7 @@
         </w:rPr>
         <w:t>.1 CRITERIOS TÉCNICOS:</w:t>
       </w:r>
-      <w:bookmarkEnd w:id="22"/>
+      <w:bookmarkEnd w:id="19"/>
     </w:p>
     <w:p>
       <w:pPr>
@@ -10033,15 +8648,15 @@
           <w:sz w:val="24"/>
           <w:szCs w:val="24"/>
         </w:rPr>
-        <w:t>4</w:t>
-      </w:r>
-      <w:r>
-        <w:rPr>
-          <w:rFonts w:asciiTheme="minorHAnsi" w:hAnsiTheme="minorHAnsi" w:cstheme="minorHAnsi"/>
-          <w:sz w:val="24"/>
-          <w:szCs w:val="24"/>
-        </w:rPr>
-        <w:t>5% de funcionalidades implementadas</w:t>
+        <w:t>100</w:t>
+      </w:r>
+      <w:r>
+        <w:rPr>
+          <w:rFonts w:asciiTheme="minorHAnsi" w:hAnsiTheme="minorHAnsi" w:cstheme="minorHAnsi"/>
+          <w:sz w:val="24"/>
+          <w:szCs w:val="24"/>
+        </w:rPr>
+        <w:t>% de funcionalidades implementadas</w:t>
       </w:r>
     </w:p>
     <w:p>
@@ -10424,7 +9039,7 @@
           <w:szCs w:val="24"/>
         </w:rPr>
       </w:pPr>
-      <w:bookmarkStart w:id="23" w:name="_Toc210751720"/>
+      <w:bookmarkStart w:id="20" w:name="_Toc214307708"/>
       <w:r>
         <w:rPr>
           <w:sz w:val="24"/>
@@ -10439,7 +9054,7 @@
         </w:rPr>
         <w:t>.2 CRITERIOS FUNCIONALES:</w:t>
       </w:r>
-      <w:bookmarkEnd w:id="23"/>
+      <w:bookmarkEnd w:id="20"/>
     </w:p>
     <w:p>
       <w:pPr>
@@ -10569,6 +9184,7 @@
           <w:sz w:val="24"/>
           <w:szCs w:val="24"/>
         </w:rPr>
+        <w:lastRenderedPageBreak/>
         <w:t>Dashboard</w:t>
       </w:r>
       <w:r>
@@ -10864,203 +9480,51 @@
         <w:pStyle w:val="Textosinformato"/>
         <w:rPr>
           <w:rFonts w:asciiTheme="minorHAnsi" w:hAnsiTheme="minorHAnsi" w:cstheme="minorHAnsi"/>
-          <w:b/>
-          <w:bCs/>
-          <w:sz w:val="24"/>
-          <w:szCs w:val="24"/>
-        </w:rPr>
-      </w:pPr>
-      <w:r>
-        <w:rPr>
-          <w:rFonts w:asciiTheme="minorHAnsi" w:hAnsiTheme="minorHAnsi" w:cstheme="minorHAnsi"/>
-          <w:b/>
-          <w:bCs/>
-          <w:sz w:val="24"/>
-          <w:szCs w:val="24"/>
-        </w:rPr>
-        <w:t>INTEGRACIÓN (Pendiente</w:t>
-      </w:r>
-      <w:proofErr w:type="gramStart"/>
-      <w:r>
-        <w:rPr>
-          <w:rFonts w:asciiTheme="minorHAnsi" w:hAnsiTheme="minorHAnsi" w:cstheme="minorHAnsi"/>
-          <w:b/>
-          <w:bCs/>
-          <w:sz w:val="24"/>
-          <w:szCs w:val="24"/>
-        </w:rPr>
-        <w:t>) :</w:t>
-      </w:r>
-      <w:proofErr w:type="gramEnd"/>
-    </w:p>
-    <w:p>
-      <w:pPr>
-        <w:pStyle w:val="Textosinformato"/>
-        <w:numPr>
-          <w:ilvl w:val="0"/>
-          <w:numId w:val="24"/>
-        </w:numPr>
-        <w:rPr>
-          <w:rFonts w:asciiTheme="minorHAnsi" w:hAnsiTheme="minorHAnsi" w:cstheme="minorHAnsi"/>
-          <w:sz w:val="24"/>
-          <w:szCs w:val="24"/>
-        </w:rPr>
-      </w:pPr>
+          <w:sz w:val="24"/>
+          <w:szCs w:val="24"/>
+        </w:rPr>
+      </w:pPr>
+    </w:p>
+    <w:p>
+      <w:pPr>
+        <w:pStyle w:val="Ttulo2"/>
+        <w:rPr>
+          <w:sz w:val="24"/>
+          <w:szCs w:val="24"/>
+        </w:rPr>
+      </w:pPr>
+      <w:bookmarkStart w:id="21" w:name="_Toc214307709"/>
+      <w:r>
+        <w:rPr>
+          <w:sz w:val="24"/>
+          <w:szCs w:val="24"/>
+        </w:rPr>
+        <w:t>8</w:t>
+      </w:r>
+      <w:r>
+        <w:rPr>
+          <w:sz w:val="24"/>
+          <w:szCs w:val="24"/>
+        </w:rPr>
+        <w:t>.3 CRITERIOS DE NEGOCIO (</w:t>
+      </w:r>
       <w:proofErr w:type="spellStart"/>
       <w:r>
         <w:rPr>
-          <w:rFonts w:asciiTheme="minorHAnsi" w:hAnsiTheme="minorHAnsi" w:cstheme="minorHAnsi"/>
-          <w:sz w:val="24"/>
-          <w:szCs w:val="24"/>
-        </w:rPr>
-        <w:t>Backend</w:t>
+          <w:sz w:val="24"/>
+          <w:szCs w:val="24"/>
+        </w:rPr>
+        <w:t>Post-lanzamiento</w:t>
       </w:r>
       <w:proofErr w:type="spellEnd"/>
       <w:r>
         <w:rPr>
-          <w:rFonts w:asciiTheme="minorHAnsi" w:hAnsiTheme="minorHAnsi" w:cstheme="minorHAnsi"/>
-          <w:sz w:val="24"/>
-          <w:szCs w:val="24"/>
-        </w:rPr>
-        <w:t xml:space="preserve"> Django operativo</w:t>
-      </w:r>
-    </w:p>
-    <w:p>
-      <w:pPr>
-        <w:pStyle w:val="Textosinformato"/>
-        <w:numPr>
-          <w:ilvl w:val="0"/>
-          <w:numId w:val="24"/>
-        </w:numPr>
-        <w:rPr>
-          <w:rFonts w:asciiTheme="minorHAnsi" w:hAnsiTheme="minorHAnsi" w:cstheme="minorHAnsi"/>
-          <w:sz w:val="24"/>
-          <w:szCs w:val="24"/>
-        </w:rPr>
-      </w:pPr>
-      <w:r>
-        <w:rPr>
-          <w:rFonts w:asciiTheme="minorHAnsi" w:hAnsiTheme="minorHAnsi" w:cstheme="minorHAnsi"/>
-          <w:sz w:val="24"/>
-          <w:szCs w:val="24"/>
-        </w:rPr>
-        <w:t>Base de datos PostgreSQL conectada</w:t>
-      </w:r>
-    </w:p>
-    <w:p>
-      <w:pPr>
-        <w:pStyle w:val="Textosinformato"/>
-        <w:numPr>
-          <w:ilvl w:val="0"/>
-          <w:numId w:val="24"/>
-        </w:numPr>
-        <w:rPr>
-          <w:rFonts w:asciiTheme="minorHAnsi" w:hAnsiTheme="minorHAnsi" w:cstheme="minorHAnsi"/>
-          <w:sz w:val="24"/>
-          <w:szCs w:val="24"/>
-        </w:rPr>
-      </w:pPr>
-      <w:proofErr w:type="spellStart"/>
-      <w:r>
-        <w:rPr>
-          <w:rFonts w:asciiTheme="minorHAnsi" w:hAnsiTheme="minorHAnsi" w:cstheme="minorHAnsi"/>
-          <w:sz w:val="24"/>
-          <w:szCs w:val="24"/>
-        </w:rPr>
-        <w:t>APIs</w:t>
-      </w:r>
-      <w:proofErr w:type="spellEnd"/>
-      <w:r>
-        <w:rPr>
-          <w:rFonts w:asciiTheme="minorHAnsi" w:hAnsiTheme="minorHAnsi" w:cstheme="minorHAnsi"/>
-          <w:sz w:val="24"/>
-          <w:szCs w:val="24"/>
-        </w:rPr>
-        <w:t xml:space="preserve"> REST funcionando</w:t>
-      </w:r>
-    </w:p>
-    <w:p>
-      <w:pPr>
-        <w:pStyle w:val="Textosinformato"/>
-        <w:numPr>
-          <w:ilvl w:val="0"/>
-          <w:numId w:val="24"/>
-        </w:numPr>
-        <w:rPr>
-          <w:rFonts w:asciiTheme="minorHAnsi" w:hAnsiTheme="minorHAnsi" w:cstheme="minorHAnsi"/>
-          <w:sz w:val="24"/>
-          <w:szCs w:val="24"/>
-        </w:rPr>
-      </w:pPr>
-      <w:proofErr w:type="spellStart"/>
-      <w:r>
-        <w:rPr>
-          <w:rFonts w:asciiTheme="minorHAnsi" w:hAnsiTheme="minorHAnsi" w:cstheme="minorHAnsi"/>
-          <w:sz w:val="24"/>
-          <w:szCs w:val="24"/>
-        </w:rPr>
-        <w:t>MercadoPago</w:t>
-      </w:r>
-      <w:proofErr w:type="spellEnd"/>
-      <w:r>
-        <w:rPr>
-          <w:rFonts w:asciiTheme="minorHAnsi" w:hAnsiTheme="minorHAnsi" w:cstheme="minorHAnsi"/>
-          <w:sz w:val="24"/>
-          <w:szCs w:val="24"/>
-        </w:rPr>
-        <w:t xml:space="preserve"> integrado</w:t>
-      </w:r>
-    </w:p>
-    <w:p>
-      <w:pPr>
-        <w:pStyle w:val="Textosinformato"/>
-        <w:rPr>
-          <w:rFonts w:asciiTheme="minorHAnsi" w:hAnsiTheme="minorHAnsi" w:cstheme="minorHAnsi"/>
-          <w:sz w:val="24"/>
-          <w:szCs w:val="24"/>
-        </w:rPr>
-      </w:pPr>
-    </w:p>
-    <w:p>
-      <w:pPr>
-        <w:pStyle w:val="Ttulo2"/>
-        <w:rPr>
-          <w:sz w:val="24"/>
-          <w:szCs w:val="24"/>
-        </w:rPr>
-      </w:pPr>
-      <w:bookmarkStart w:id="24" w:name="_Toc210751721"/>
-      <w:r>
-        <w:rPr>
-          <w:sz w:val="24"/>
-          <w:szCs w:val="24"/>
-        </w:rPr>
-        <w:t>8</w:t>
-      </w:r>
-      <w:r>
-        <w:rPr>
-          <w:sz w:val="24"/>
-          <w:szCs w:val="24"/>
-        </w:rPr>
-        <w:t>.3 CRITERIOS DE NEGOCIO (</w:t>
-      </w:r>
-      <w:proofErr w:type="spellStart"/>
-      <w:r>
-        <w:rPr>
-          <w:sz w:val="24"/>
-          <w:szCs w:val="24"/>
-        </w:rPr>
-        <w:t>Post-lanzamiento</w:t>
-      </w:r>
-      <w:proofErr w:type="spellEnd"/>
-      <w:r>
-        <w:rPr>
           <w:sz w:val="24"/>
           <w:szCs w:val="24"/>
         </w:rPr>
         <w:t>):</w:t>
       </w:r>
-      <w:bookmarkEnd w:id="24"/>
+      <w:bookmarkEnd w:id="21"/>
     </w:p>
     <w:p>
       <w:pPr>
@@ -11113,7 +9577,23 @@
           <w:sz w:val="24"/>
           <w:szCs w:val="24"/>
         </w:rPr>
-        <w:t>100+ profesionales registrados (primer mes)</w:t>
+        <w:t>100+ profesionales registrados (</w:t>
+      </w:r>
+      <w:r>
+        <w:rPr>
+          <w:rFonts w:asciiTheme="minorHAnsi" w:hAnsiTheme="minorHAnsi" w:cstheme="minorHAnsi"/>
+          <w:sz w:val="24"/>
+          <w:szCs w:val="24"/>
+        </w:rPr>
+        <w:t>1 año</w:t>
+      </w:r>
+      <w:r>
+        <w:rPr>
+          <w:rFonts w:asciiTheme="minorHAnsi" w:hAnsiTheme="minorHAnsi" w:cstheme="minorHAnsi"/>
+          <w:sz w:val="24"/>
+          <w:szCs w:val="24"/>
+        </w:rPr>
+        <w:t>)</w:t>
       </w:r>
     </w:p>
     <w:p>
@@ -11135,7 +9615,23 @@
           <w:sz w:val="24"/>
           <w:szCs w:val="24"/>
         </w:rPr>
-        <w:t>500+ clientes registrados (primeros 3 meses)</w:t>
+        <w:t>500+ clientes registrados (</w:t>
+      </w:r>
+      <w:r>
+        <w:rPr>
+          <w:rFonts w:asciiTheme="minorHAnsi" w:hAnsiTheme="minorHAnsi" w:cstheme="minorHAnsi"/>
+          <w:sz w:val="24"/>
+          <w:szCs w:val="24"/>
+        </w:rPr>
+        <w:t>1 año</w:t>
+      </w:r>
+      <w:r>
+        <w:rPr>
+          <w:rFonts w:asciiTheme="minorHAnsi" w:hAnsiTheme="minorHAnsi" w:cstheme="minorHAnsi"/>
+          <w:sz w:val="24"/>
+          <w:szCs w:val="24"/>
+        </w:rPr>
+        <w:t>)</w:t>
       </w:r>
     </w:p>
     <w:p>
@@ -11157,29 +9653,23 @@
           <w:sz w:val="24"/>
           <w:szCs w:val="24"/>
         </w:rPr>
-        <w:t>1,000+ servicios procesados (primer año)</w:t>
-      </w:r>
-    </w:p>
-    <w:p>
-      <w:pPr>
-        <w:pStyle w:val="Textosinformato"/>
-        <w:numPr>
-          <w:ilvl w:val="0"/>
-          <w:numId w:val="26"/>
-        </w:numPr>
-        <w:rPr>
-          <w:rFonts w:asciiTheme="minorHAnsi" w:hAnsiTheme="minorHAnsi" w:cstheme="minorHAnsi"/>
-          <w:sz w:val="24"/>
-          <w:szCs w:val="24"/>
-        </w:rPr>
-      </w:pPr>
-      <w:r>
-        <w:rPr>
-          <w:rFonts w:asciiTheme="minorHAnsi" w:hAnsiTheme="minorHAnsi" w:cstheme="minorHAnsi"/>
-          <w:sz w:val="24"/>
-          <w:szCs w:val="24"/>
-        </w:rPr>
-        <w:t>Presencia en Región Metropolitana + 2 regiones</w:t>
+        <w:t>1,000+ servicios procesados (</w:t>
+      </w:r>
+      <w:r>
+        <w:rPr>
+          <w:rFonts w:asciiTheme="minorHAnsi" w:hAnsiTheme="minorHAnsi" w:cstheme="minorHAnsi"/>
+          <w:sz w:val="24"/>
+          <w:szCs w:val="24"/>
+        </w:rPr>
+        <w:t>1 año</w:t>
+      </w:r>
+      <w:r>
+        <w:rPr>
+          <w:rFonts w:asciiTheme="minorHAnsi" w:hAnsiTheme="minorHAnsi" w:cstheme="minorHAnsi"/>
+          <w:sz w:val="24"/>
+          <w:szCs w:val="24"/>
+        </w:rPr>
+        <w:t>)</w:t>
       </w:r>
     </w:p>
     <w:p>
@@ -11350,7 +9840,7 @@
           <w:szCs w:val="28"/>
         </w:rPr>
       </w:pPr>
-      <w:bookmarkStart w:id="25" w:name="_Toc210751722"/>
+      <w:bookmarkStart w:id="22" w:name="_Toc214307710"/>
       <w:r>
         <w:rPr>
           <w:b/>
@@ -11369,7 +9859,7 @@
         </w:rPr>
         <w:t>. METODOLOGÍA SCRUM IMPLEMENTADA</w:t>
       </w:r>
-      <w:bookmarkEnd w:id="25"/>
+      <w:bookmarkEnd w:id="22"/>
     </w:p>
     <w:p>
       <w:pPr>
@@ -11399,7 +9889,7 @@
           <w:szCs w:val="24"/>
         </w:rPr>
       </w:pPr>
-      <w:bookmarkStart w:id="26" w:name="_Toc210751723"/>
+      <w:bookmarkStart w:id="23" w:name="_Toc214307711"/>
       <w:r>
         <w:rPr>
           <w:sz w:val="24"/>
@@ -11414,7 +9904,7 @@
         </w:rPr>
         <w:t>.1 ROLES Y RESPONSABILIDADES:</w:t>
       </w:r>
-      <w:bookmarkEnd w:id="26"/>
+      <w:bookmarkEnd w:id="23"/>
     </w:p>
     <w:p>
       <w:pPr>
@@ -11635,7 +10125,6 @@
           <w:sz w:val="24"/>
           <w:szCs w:val="24"/>
         </w:rPr>
-        <w:lastRenderedPageBreak/>
         <w:t xml:space="preserve">SCRUM </w:t>
       </w:r>
       <w:r>
@@ -11732,6 +10221,7 @@
           <w:sz w:val="24"/>
           <w:szCs w:val="24"/>
         </w:rPr>
+        <w:lastRenderedPageBreak/>
         <w:t>Coaching del equipo en metodología</w:t>
       </w:r>
     </w:p>
@@ -11965,7 +10455,7 @@
           <w:szCs w:val="24"/>
         </w:rPr>
       </w:pPr>
-      <w:bookmarkStart w:id="27" w:name="_Toc210751724"/>
+      <w:bookmarkStart w:id="24" w:name="_Toc214307712"/>
       <w:r>
         <w:rPr>
           <w:sz w:val="24"/>
@@ -11980,7 +10470,7 @@
         </w:rPr>
         <w:t>.2 EVENTOS SCRUM EJECUTADOS:</w:t>
       </w:r>
-      <w:bookmarkEnd w:id="27"/>
+      <w:bookmarkEnd w:id="24"/>
     </w:p>
     <w:p>
       <w:pPr>
@@ -12388,7 +10878,7 @@
           <w:szCs w:val="24"/>
         </w:rPr>
       </w:pPr>
-      <w:bookmarkStart w:id="28" w:name="_Toc210751725"/>
+      <w:bookmarkStart w:id="25" w:name="_Toc214307713"/>
       <w:r>
         <w:rPr>
           <w:sz w:val="24"/>
@@ -12403,7 +10893,7 @@
         </w:rPr>
         <w:t>.3 ARTEFACTOS SCRUM:</w:t>
       </w:r>
-      <w:bookmarkEnd w:id="28"/>
+      <w:bookmarkEnd w:id="25"/>
     </w:p>
     <w:p>
       <w:pPr>
@@ -12673,7 +11163,6 @@
           <w:sz w:val="24"/>
           <w:szCs w:val="24"/>
         </w:rPr>
-        <w:lastRenderedPageBreak/>
         <w:t>Tasks</w:t>
       </w:r>
       <w:proofErr w:type="spellEnd"/>
@@ -12880,7 +11369,7 @@
           <w:szCs w:val="28"/>
         </w:rPr>
       </w:pPr>
-      <w:bookmarkStart w:id="29" w:name="_Toc210751726"/>
+      <w:bookmarkStart w:id="26" w:name="_Toc214307714"/>
       <w:r>
         <w:rPr>
           <w:b/>
@@ -12899,7 +11388,7 @@
         </w:rPr>
         <w:t>. COMUNICACIÓN Y SEGUIMIENTO</w:t>
       </w:r>
-      <w:bookmarkEnd w:id="29"/>
+      <w:bookmarkEnd w:id="26"/>
     </w:p>
     <w:p>
       <w:pPr>
@@ -12929,7 +11418,7 @@
           <w:szCs w:val="24"/>
         </w:rPr>
       </w:pPr>
-      <w:bookmarkStart w:id="30" w:name="_Toc210751727"/>
+      <w:bookmarkStart w:id="27" w:name="_Toc214307715"/>
       <w:r>
         <w:rPr>
           <w:sz w:val="24"/>
@@ -12951,7 +11440,7 @@
         </w:rPr>
         <w:t>.1 COMUNICACIÓN INTERNA ESTABLECIDA:</w:t>
       </w:r>
-      <w:bookmarkEnd w:id="30"/>
+      <w:bookmarkEnd w:id="27"/>
     </w:p>
     <w:p>
       <w:pPr>
@@ -13300,7 +11789,7 @@
           <w:szCs w:val="28"/>
         </w:rPr>
       </w:pPr>
-      <w:bookmarkStart w:id="31" w:name="_Toc210751728"/>
+      <w:bookmarkStart w:id="28" w:name="_Toc214307716"/>
       <w:r>
         <w:rPr>
           <w:b/>
@@ -13319,7 +11808,7 @@
         </w:rPr>
         <w:t>. DEFINICIÓN DE TERMINADO</w:t>
       </w:r>
-      <w:bookmarkEnd w:id="31"/>
+      <w:bookmarkEnd w:id="28"/>
       <w:r>
         <w:rPr>
           <w:b/>
@@ -13358,7 +11847,7 @@
           <w:szCs w:val="24"/>
         </w:rPr>
       </w:pPr>
-      <w:bookmarkStart w:id="32" w:name="_Toc210751729"/>
+      <w:bookmarkStart w:id="29" w:name="_Toc214307717"/>
       <w:r>
         <w:rPr>
           <w:sz w:val="24"/>
@@ -13380,7 +11869,7 @@
         </w:rPr>
         <w:t>.1 CRITERIOS TÉCNICOS:</w:t>
       </w:r>
-      <w:bookmarkEnd w:id="32"/>
+      <w:bookmarkEnd w:id="29"/>
     </w:p>
     <w:p>
       <w:pPr>
@@ -13637,34 +12126,34 @@
           <w:sz w:val="24"/>
           <w:szCs w:val="24"/>
         </w:rPr>
+        <w:t>Integrada en flujo de navegación principal</w:t>
+      </w:r>
+    </w:p>
+    <w:p>
+      <w:pPr>
+        <w:pStyle w:val="Textosinformato"/>
+        <w:rPr>
+          <w:rFonts w:asciiTheme="minorHAnsi" w:hAnsiTheme="minorHAnsi" w:cstheme="minorHAnsi"/>
+          <w:sz w:val="24"/>
+          <w:szCs w:val="24"/>
+        </w:rPr>
+      </w:pPr>
+    </w:p>
+    <w:p>
+      <w:pPr>
+        <w:pStyle w:val="Ttulo2"/>
+        <w:rPr>
+          <w:sz w:val="24"/>
+          <w:szCs w:val="24"/>
+        </w:rPr>
+      </w:pPr>
+      <w:bookmarkStart w:id="30" w:name="_Toc214307718"/>
+      <w:r>
+        <w:rPr>
+          <w:sz w:val="24"/>
+          <w:szCs w:val="24"/>
+        </w:rPr>
         <w:lastRenderedPageBreak/>
-        <w:t>Integrada en flujo de navegación principal</w:t>
-      </w:r>
-    </w:p>
-    <w:p>
-      <w:pPr>
-        <w:pStyle w:val="Textosinformato"/>
-        <w:rPr>
-          <w:rFonts w:asciiTheme="minorHAnsi" w:hAnsiTheme="minorHAnsi" w:cstheme="minorHAnsi"/>
-          <w:sz w:val="24"/>
-          <w:szCs w:val="24"/>
-        </w:rPr>
-      </w:pPr>
-    </w:p>
-    <w:p>
-      <w:pPr>
-        <w:pStyle w:val="Ttulo2"/>
-        <w:rPr>
-          <w:sz w:val="24"/>
-          <w:szCs w:val="24"/>
-        </w:rPr>
-      </w:pPr>
-      <w:bookmarkStart w:id="33" w:name="_Toc210751730"/>
-      <w:r>
-        <w:rPr>
-          <w:sz w:val="24"/>
-          <w:szCs w:val="24"/>
-        </w:rPr>
         <w:t>1</w:t>
       </w:r>
       <w:r>
@@ -13681,7 +12170,7 @@
         </w:rPr>
         <w:t>.2 CRITERIOS FUNCIONALES:</w:t>
       </w:r>
-      <w:bookmarkEnd w:id="33"/>
+      <w:bookmarkEnd w:id="30"/>
     </w:p>
     <w:p>
       <w:pPr>
@@ -13867,7 +12356,7 @@
           <w:szCs w:val="24"/>
         </w:rPr>
       </w:pPr>
-      <w:bookmarkStart w:id="34" w:name="_Toc210751731"/>
+      <w:bookmarkStart w:id="31" w:name="_Toc214307719"/>
       <w:r>
         <w:rPr>
           <w:sz w:val="24"/>
@@ -13889,7 +12378,7 @@
         </w:rPr>
         <w:t>.3 CRITERIOS DE DOCUMENTACIÓN:</w:t>
       </w:r>
-      <w:bookmarkEnd w:id="34"/>
+      <w:bookmarkEnd w:id="31"/>
     </w:p>
     <w:p>
       <w:pPr>
@@ -14069,7 +12558,7 @@
           <w:szCs w:val="28"/>
         </w:rPr>
       </w:pPr>
-      <w:bookmarkStart w:id="35" w:name="_Toc210751732"/>
+      <w:bookmarkStart w:id="32" w:name="_Toc214307720"/>
       <w:r>
         <w:rPr>
           <w:b/>
@@ -14097,7 +12586,7 @@
         </w:rPr>
         <w:t>. APROBACIONES Y AUTORIZACIÓN</w:t>
       </w:r>
-      <w:bookmarkEnd w:id="35"/>
+      <w:bookmarkEnd w:id="32"/>
     </w:p>
     <w:p>
       <w:pPr>
@@ -14218,7 +12707,7 @@
                           <pic:cNvPicPr/>
                         </pic:nvPicPr>
                         <pic:blipFill>
-                          <a:blip r:embed="rId6" cstate="print">
+                          <a:blip r:embed="rId7" cstate="print">
                             <a:extLst>
                               <a:ext uri="{28A0092B-C50C-407E-A947-70E740481C1C}">
                                 <a14:useLocalDpi xmlns:a14="http://schemas.microsoft.com/office/drawing/2010/main" val="0"/>
@@ -14269,7 +12758,17 @@
                 <w:sz w:val="24"/>
                 <w:szCs w:val="24"/>
               </w:rPr>
-              <w:t>Fecha: 06-10-2025</w:t>
+              <w:t xml:space="preserve">Fecha: </w:t>
+            </w:r>
+            <w:r>
+              <w:rPr>
+                <w:rFonts w:asciiTheme="minorHAnsi" w:hAnsiTheme="minorHAnsi" w:cstheme="minorHAnsi"/>
+                <w:b/>
+                <w:bCs/>
+                <w:sz w:val="24"/>
+                <w:szCs w:val="24"/>
+              </w:rPr>
+              <w:t>15-11-2025</w:t>
             </w:r>
           </w:p>
         </w:tc>
@@ -14570,7 +13069,7 @@
                           <pic:cNvPicPr/>
                         </pic:nvPicPr>
                         <pic:blipFill>
-                          <a:blip r:embed="rId7"/>
+                          <a:blip r:embed="rId8"/>
                           <a:stretch>
                             <a:fillRect/>
                           </a:stretch>
@@ -14615,7 +13114,47 @@
                 <w:sz w:val="24"/>
                 <w:szCs w:val="24"/>
               </w:rPr>
-              <w:t>Fecha:06-10-2025</w:t>
+              <w:t>Fecha:</w:t>
+            </w:r>
+            <w:r>
+              <w:rPr>
+                <w:rFonts w:asciiTheme="minorHAnsi" w:hAnsiTheme="minorHAnsi" w:cstheme="minorHAnsi"/>
+                <w:b/>
+                <w:bCs/>
+                <w:sz w:val="24"/>
+                <w:szCs w:val="24"/>
+              </w:rPr>
+              <w:t>15</w:t>
+            </w:r>
+            <w:r>
+              <w:rPr>
+                <w:rFonts w:asciiTheme="minorHAnsi" w:hAnsiTheme="minorHAnsi" w:cstheme="minorHAnsi"/>
+                <w:b/>
+                <w:bCs/>
+                <w:sz w:val="24"/>
+                <w:szCs w:val="24"/>
+              </w:rPr>
+              <w:t>-1</w:t>
+            </w:r>
+            <w:r>
+              <w:rPr>
+                <w:rFonts w:asciiTheme="minorHAnsi" w:hAnsiTheme="minorHAnsi" w:cstheme="minorHAnsi"/>
+                <w:b/>
+                <w:bCs/>
+                <w:sz w:val="24"/>
+                <w:szCs w:val="24"/>
+              </w:rPr>
+              <w:t>1</w:t>
+            </w:r>
+            <w:r>
+              <w:rPr>
+                <w:rFonts w:asciiTheme="minorHAnsi" w:hAnsiTheme="minorHAnsi" w:cstheme="minorHAnsi"/>
+                <w:b/>
+                <w:bCs/>
+                <w:sz w:val="24"/>
+                <w:szCs w:val="24"/>
+              </w:rPr>
+              <w:t>-2025</w:t>
             </w:r>
           </w:p>
         </w:tc>
@@ -14666,77 +13205,77 @@
           <w:sz w:val="24"/>
           <w:szCs w:val="24"/>
         </w:rPr>
+        <w:t xml:space="preserve">Scrum </w:t>
+      </w:r>
+      <w:r>
+        <w:rPr>
+          <w:rFonts w:asciiTheme="minorHAnsi" w:hAnsiTheme="minorHAnsi" w:cstheme="minorHAnsi"/>
+          <w:sz w:val="24"/>
+          <w:szCs w:val="24"/>
+        </w:rPr>
+        <w:t>Máster</w:t>
+      </w:r>
+      <w:r>
+        <w:rPr>
+          <w:rFonts w:asciiTheme="minorHAnsi" w:hAnsiTheme="minorHAnsi" w:cstheme="minorHAnsi"/>
+          <w:sz w:val="24"/>
+          <w:szCs w:val="24"/>
+        </w:rPr>
+        <w:t xml:space="preserve"> - </w:t>
+      </w:r>
+      <w:proofErr w:type="spellStart"/>
+      <w:r>
+        <w:rPr>
+          <w:rFonts w:asciiTheme="minorHAnsi" w:hAnsiTheme="minorHAnsi" w:cstheme="minorHAnsi"/>
+          <w:sz w:val="24"/>
+          <w:szCs w:val="24"/>
+        </w:rPr>
+        <w:t>ServiHogar</w:t>
+      </w:r>
+      <w:proofErr w:type="spellEnd"/>
+      <w:r>
+        <w:rPr>
+          <w:rFonts w:asciiTheme="minorHAnsi" w:hAnsiTheme="minorHAnsi" w:cstheme="minorHAnsi"/>
+          <w:sz w:val="24"/>
+          <w:szCs w:val="24"/>
+        </w:rPr>
+        <w:t xml:space="preserve"> 2025</w:t>
+      </w:r>
+    </w:p>
+    <w:p>
+      <w:pPr>
+        <w:pStyle w:val="Textosinformato"/>
+        <w:rPr>
+          <w:rFonts w:asciiTheme="minorHAnsi" w:hAnsiTheme="minorHAnsi" w:cstheme="minorHAnsi"/>
+          <w:sz w:val="24"/>
+          <w:szCs w:val="24"/>
+        </w:rPr>
+      </w:pPr>
+      <w:r>
+        <w:rPr>
+          <w:rFonts w:asciiTheme="minorHAnsi" w:hAnsiTheme="minorHAnsi" w:cstheme="minorHAnsi"/>
+          <w:sz w:val="24"/>
+          <w:szCs w:val="24"/>
+        </w:rPr>
+        <w:t>• Responsable de proceso de desarrollo y metodología</w:t>
+      </w:r>
+    </w:p>
+    <w:p>
+      <w:pPr>
+        <w:pStyle w:val="Textosinformato"/>
+        <w:rPr>
+          <w:rFonts w:asciiTheme="minorHAnsi" w:hAnsiTheme="minorHAnsi" w:cstheme="minorHAnsi"/>
+          <w:sz w:val="24"/>
+          <w:szCs w:val="24"/>
+        </w:rPr>
+      </w:pPr>
+      <w:r>
+        <w:rPr>
+          <w:rFonts w:asciiTheme="minorHAnsi" w:hAnsiTheme="minorHAnsi" w:cstheme="minorHAnsi"/>
+          <w:sz w:val="24"/>
+          <w:szCs w:val="24"/>
+        </w:rPr>
         <w:lastRenderedPageBreak/>
-        <w:t xml:space="preserve">Scrum </w:t>
-      </w:r>
-      <w:r>
-        <w:rPr>
-          <w:rFonts w:asciiTheme="minorHAnsi" w:hAnsiTheme="minorHAnsi" w:cstheme="minorHAnsi"/>
-          <w:sz w:val="24"/>
-          <w:szCs w:val="24"/>
-        </w:rPr>
-        <w:t>Máster</w:t>
-      </w:r>
-      <w:r>
-        <w:rPr>
-          <w:rFonts w:asciiTheme="minorHAnsi" w:hAnsiTheme="minorHAnsi" w:cstheme="minorHAnsi"/>
-          <w:sz w:val="24"/>
-          <w:szCs w:val="24"/>
-        </w:rPr>
-        <w:t xml:space="preserve"> - </w:t>
-      </w:r>
-      <w:proofErr w:type="spellStart"/>
-      <w:r>
-        <w:rPr>
-          <w:rFonts w:asciiTheme="minorHAnsi" w:hAnsiTheme="minorHAnsi" w:cstheme="minorHAnsi"/>
-          <w:sz w:val="24"/>
-          <w:szCs w:val="24"/>
-        </w:rPr>
-        <w:t>ServiHogar</w:t>
-      </w:r>
-      <w:proofErr w:type="spellEnd"/>
-      <w:r>
-        <w:rPr>
-          <w:rFonts w:asciiTheme="minorHAnsi" w:hAnsiTheme="minorHAnsi" w:cstheme="minorHAnsi"/>
-          <w:sz w:val="24"/>
-          <w:szCs w:val="24"/>
-        </w:rPr>
-        <w:t xml:space="preserve"> 2025</w:t>
-      </w:r>
-    </w:p>
-    <w:p>
-      <w:pPr>
-        <w:pStyle w:val="Textosinformato"/>
-        <w:rPr>
-          <w:rFonts w:asciiTheme="minorHAnsi" w:hAnsiTheme="minorHAnsi" w:cstheme="minorHAnsi"/>
-          <w:sz w:val="24"/>
-          <w:szCs w:val="24"/>
-        </w:rPr>
-      </w:pPr>
-      <w:r>
-        <w:rPr>
-          <w:rFonts w:asciiTheme="minorHAnsi" w:hAnsiTheme="minorHAnsi" w:cstheme="minorHAnsi"/>
-          <w:sz w:val="24"/>
-          <w:szCs w:val="24"/>
-        </w:rPr>
-        <w:t>• Responsable de proceso de desarrollo y metodología</w:t>
-      </w:r>
-    </w:p>
-    <w:p>
-      <w:pPr>
-        <w:pStyle w:val="Textosinformato"/>
-        <w:rPr>
-          <w:rFonts w:asciiTheme="minorHAnsi" w:hAnsiTheme="minorHAnsi" w:cstheme="minorHAnsi"/>
-          <w:sz w:val="24"/>
-          <w:szCs w:val="24"/>
-        </w:rPr>
-      </w:pPr>
-      <w:r>
-        <w:rPr>
-          <w:rFonts w:asciiTheme="minorHAnsi" w:hAnsiTheme="minorHAnsi" w:cstheme="minorHAnsi"/>
-          <w:sz w:val="24"/>
-          <w:szCs w:val="24"/>
-        </w:rPr>
         <w:t>• Facilitación de eventos Scrum y eliminación de impedimentos</w:t>
       </w:r>
     </w:p>
@@ -14842,7 +13381,7 @@
                           <pic:cNvPicPr/>
                         </pic:nvPicPr>
                         <pic:blipFill>
-                          <a:blip r:embed="rId6" cstate="print">
+                          <a:blip r:embed="rId7" cstate="print">
                             <a:extLst>
                               <a:ext uri="{28A0092B-C50C-407E-A947-70E740481C1C}">
                                 <a14:useLocalDpi xmlns:a14="http://schemas.microsoft.com/office/drawing/2010/main" val="0"/>
@@ -14927,7 +13466,7 @@
                           <pic:cNvPicPr/>
                         </pic:nvPicPr>
                         <pic:blipFill>
-                          <a:blip r:embed="rId7"/>
+                          <a:blip r:embed="rId8"/>
                           <a:stretch>
                             <a:fillRect/>
                           </a:stretch>
@@ -14994,7 +13533,27 @@
                 <w:sz w:val="24"/>
                 <w:szCs w:val="24"/>
               </w:rPr>
-              <w:t>Fecha:06-10-2025</w:t>
+              <w:t>Fecha:</w:t>
+            </w:r>
+            <w:r>
+              <w:rPr>
+                <w:rFonts w:asciiTheme="minorHAnsi" w:hAnsiTheme="minorHAnsi" w:cstheme="minorHAnsi"/>
+                <w:b/>
+                <w:bCs/>
+                <w:sz w:val="24"/>
+                <w:szCs w:val="24"/>
+              </w:rPr>
+              <w:t xml:space="preserve"> </w:t>
+            </w:r>
+            <w:r>
+              <w:rPr>
+                <w:rFonts w:asciiTheme="minorHAnsi" w:hAnsiTheme="minorHAnsi" w:cstheme="minorHAnsi"/>
+                <w:b/>
+                <w:bCs/>
+                <w:sz w:val="24"/>
+                <w:szCs w:val="24"/>
+              </w:rPr>
+              <w:t>15-11-2025</w:t>
             </w:r>
           </w:p>
         </w:tc>
@@ -15258,7 +13817,7 @@
           <w:szCs w:val="28"/>
         </w:rPr>
       </w:pPr>
-      <w:bookmarkStart w:id="36" w:name="_Toc210751733"/>
+      <w:bookmarkStart w:id="33" w:name="_Toc214307721"/>
       <w:r>
         <w:rPr>
           <w:b/>
@@ -15286,7 +13845,7 @@
         </w:rPr>
         <w:t>. RESUMEN FINAL</w:t>
       </w:r>
-      <w:bookmarkEnd w:id="36"/>
+      <w:bookmarkEnd w:id="33"/>
     </w:p>
     <w:p>
       <w:pPr>
@@ -15371,15 +13930,15 @@
           <w:sz w:val="24"/>
           <w:szCs w:val="24"/>
         </w:rPr>
-        <w:t>4</w:t>
-      </w:r>
-      <w:r>
-        <w:rPr>
-          <w:rFonts w:asciiTheme="minorHAnsi" w:hAnsiTheme="minorHAnsi" w:cstheme="minorHAnsi"/>
-          <w:sz w:val="24"/>
-          <w:szCs w:val="24"/>
-        </w:rPr>
-        <w:t xml:space="preserve">5% completado </w:t>
+        <w:t>100</w:t>
+      </w:r>
+      <w:r>
+        <w:rPr>
+          <w:rFonts w:asciiTheme="minorHAnsi" w:hAnsiTheme="minorHAnsi" w:cstheme="minorHAnsi"/>
+          <w:sz w:val="24"/>
+          <w:szCs w:val="24"/>
+        </w:rPr>
+        <w:t xml:space="preserve">% completado </w:t>
       </w:r>
     </w:p>
     <w:p>
@@ -15437,6 +13996,24 @@
         </w:rPr>
         <w:t xml:space="preserve"> Modelo completo </w:t>
       </w:r>
+      <w:proofErr w:type="spellStart"/>
+      <w:r>
+        <w:rPr>
+          <w:rFonts w:asciiTheme="minorHAnsi" w:hAnsiTheme="minorHAnsi" w:cstheme="minorHAnsi"/>
+          <w:sz w:val="24"/>
+          <w:szCs w:val="24"/>
+        </w:rPr>
+        <w:t>y</w:t>
+      </w:r>
+      <w:proofErr w:type="spellEnd"/>
+      <w:r>
+        <w:rPr>
+          <w:rFonts w:asciiTheme="minorHAnsi" w:hAnsiTheme="minorHAnsi" w:cstheme="minorHAnsi"/>
+          <w:sz w:val="24"/>
+          <w:szCs w:val="24"/>
+        </w:rPr>
+        <w:t xml:space="preserve"> implementado</w:t>
+      </w:r>
     </w:p>
     <w:p>
       <w:pPr>
@@ -15533,7 +14110,6 @@
           <w:sz w:val="24"/>
           <w:szCs w:val="24"/>
         </w:rPr>
-        <w:lastRenderedPageBreak/>
         <w:t>EQUIPO:</w:t>
       </w:r>
       <w:r>
@@ -15750,126 +14326,13 @@
     <w:p>
       <w:pPr>
         <w:pStyle w:val="Textosinformato"/>
-        <w:rPr>
-          <w:rFonts w:asciiTheme="minorHAnsi" w:hAnsiTheme="minorHAnsi" w:cstheme="minorHAnsi"/>
-          <w:b/>
-          <w:bCs/>
-          <w:sz w:val="24"/>
-          <w:szCs w:val="24"/>
-        </w:rPr>
-      </w:pPr>
-      <w:r>
-        <w:rPr>
-          <w:rFonts w:asciiTheme="minorHAnsi" w:hAnsiTheme="minorHAnsi" w:cstheme="minorHAnsi"/>
-          <w:b/>
-          <w:bCs/>
-          <w:sz w:val="24"/>
-          <w:szCs w:val="24"/>
-        </w:rPr>
-        <w:t>RIESGOS PRINCIPALES:</w:t>
-      </w:r>
-    </w:p>
-    <w:p>
-      <w:pPr>
-        <w:pStyle w:val="Textosinformato"/>
-        <w:numPr>
-          <w:ilvl w:val="0"/>
-          <w:numId w:val="35"/>
-        </w:numPr>
-        <w:rPr>
-          <w:rFonts w:asciiTheme="minorHAnsi" w:hAnsiTheme="minorHAnsi" w:cstheme="minorHAnsi"/>
-          <w:sz w:val="24"/>
-          <w:szCs w:val="24"/>
-        </w:rPr>
-      </w:pPr>
-      <w:r>
-        <w:rPr>
-          <w:rFonts w:asciiTheme="minorHAnsi" w:hAnsiTheme="minorHAnsi" w:cstheme="minorHAnsi"/>
-          <w:sz w:val="24"/>
-          <w:szCs w:val="24"/>
-        </w:rPr>
-        <w:t xml:space="preserve">Integración </w:t>
-      </w:r>
-      <w:proofErr w:type="spellStart"/>
-      <w:r>
-        <w:rPr>
-          <w:rFonts w:asciiTheme="minorHAnsi" w:hAnsiTheme="minorHAnsi" w:cstheme="minorHAnsi"/>
-          <w:sz w:val="24"/>
-          <w:szCs w:val="24"/>
-        </w:rPr>
-        <w:t>frontend-backend</w:t>
-      </w:r>
-      <w:proofErr w:type="spellEnd"/>
-      <w:r>
-        <w:rPr>
-          <w:rFonts w:asciiTheme="minorHAnsi" w:hAnsiTheme="minorHAnsi" w:cstheme="minorHAnsi"/>
-          <w:sz w:val="24"/>
-          <w:szCs w:val="24"/>
-        </w:rPr>
-        <w:t xml:space="preserve"> (60% probabilidad)</w:t>
-      </w:r>
-    </w:p>
-    <w:p>
-      <w:pPr>
-        <w:pStyle w:val="Textosinformato"/>
-        <w:numPr>
-          <w:ilvl w:val="0"/>
-          <w:numId w:val="35"/>
-        </w:numPr>
-        <w:rPr>
-          <w:rFonts w:asciiTheme="minorHAnsi" w:hAnsiTheme="minorHAnsi" w:cstheme="minorHAnsi"/>
-          <w:sz w:val="24"/>
-          <w:szCs w:val="24"/>
-        </w:rPr>
-      </w:pPr>
-      <w:r>
-        <w:rPr>
-          <w:rFonts w:asciiTheme="minorHAnsi" w:hAnsiTheme="minorHAnsi" w:cstheme="minorHAnsi"/>
-          <w:sz w:val="24"/>
-          <w:szCs w:val="24"/>
-        </w:rPr>
-        <w:t>Capacidad de equipo pequeño (mitigado con extensión)</w:t>
-      </w:r>
-    </w:p>
-    <w:p>
-      <w:pPr>
-        <w:pStyle w:val="Textosinformato"/>
-        <w:numPr>
-          <w:ilvl w:val="0"/>
-          <w:numId w:val="35"/>
-        </w:numPr>
-        <w:rPr>
-          <w:rFonts w:asciiTheme="minorHAnsi" w:hAnsiTheme="minorHAnsi" w:cstheme="minorHAnsi"/>
-          <w:sz w:val="24"/>
-          <w:szCs w:val="24"/>
-        </w:rPr>
-      </w:pPr>
-      <w:r>
-        <w:rPr>
-          <w:rFonts w:asciiTheme="minorHAnsi" w:hAnsiTheme="minorHAnsi" w:cstheme="minorHAnsi"/>
-          <w:sz w:val="24"/>
-          <w:szCs w:val="24"/>
-        </w:rPr>
-        <w:t>Performance con componentes complejos (</w:t>
-      </w:r>
-      <w:proofErr w:type="spellStart"/>
-      <w:r>
-        <w:rPr>
-          <w:rFonts w:asciiTheme="minorHAnsi" w:hAnsiTheme="minorHAnsi" w:cstheme="minorHAnsi"/>
-          <w:sz w:val="24"/>
-          <w:szCs w:val="24"/>
-        </w:rPr>
-        <w:t>monitoring</w:t>
-      </w:r>
-      <w:proofErr w:type="spellEnd"/>
-      <w:r>
-        <w:rPr>
-          <w:rFonts w:asciiTheme="minorHAnsi" w:hAnsiTheme="minorHAnsi" w:cstheme="minorHAnsi"/>
-          <w:sz w:val="24"/>
-          <w:szCs w:val="24"/>
-        </w:rPr>
-        <w:t>)</w:t>
-      </w:r>
+        <w:ind w:left="720"/>
+        <w:rPr>
+          <w:rFonts w:asciiTheme="minorHAnsi" w:hAnsiTheme="minorHAnsi" w:cstheme="minorHAnsi"/>
+          <w:sz w:val="24"/>
+          <w:szCs w:val="24"/>
+        </w:rPr>
+      </w:pPr>
     </w:p>
     <w:sectPr>
       <w:pgSz w:w="12240" w:h="15840"/>

--- a/Fase 2/Evidencias Proyecto/Documentación/Acta de Constitucion ServiHogar.docx
+++ b/Fase 2/Evidencias Proyecto/Documentación/Acta de Constitucion ServiHogar.docx
@@ -398,7 +398,7 @@
           <w:sz w:val="24"/>
           <w:szCs w:val="24"/>
         </w:rPr>
-        <w:t>15</w:t>
+        <w:t>16</w:t>
       </w:r>
       <w:r>
         <w:rPr>
@@ -424,14 +424,6 @@
         </w:rPr>
         <w:t>, 2025</w:t>
       </w:r>
-      <w:r>
-        <w:rPr>
-          <w:rFonts w:asciiTheme="minorHAnsi" w:hAnsiTheme="minorHAnsi" w:cstheme="minorHAnsi"/>
-          <w:sz w:val="24"/>
-          <w:szCs w:val="24"/>
-        </w:rPr>
-        <w:t xml:space="preserve"> </w:t>
-      </w:r>
     </w:p>
     <w:p>
       <w:pPr>
@@ -514,15 +506,7 @@
           <w:sz w:val="24"/>
           <w:szCs w:val="24"/>
         </w:rPr>
-        <w:t xml:space="preserve">% COMPLETADO - FASE DE </w:t>
-      </w:r>
-      <w:r>
-        <w:rPr>
-          <w:rFonts w:asciiTheme="minorHAnsi" w:hAnsiTheme="minorHAnsi" w:cstheme="minorHAnsi"/>
-          <w:sz w:val="24"/>
-          <w:szCs w:val="24"/>
-        </w:rPr>
-        <w:t>DESARROLLO</w:t>
+        <w:t>% COMPLETADO - FASE DE DESARROLLO</w:t>
       </w:r>
     </w:p>
     <w:p>
@@ -558,7 +542,6 @@
         </w:rPr>
         <w:t xml:space="preserve"> MESES (</w:t>
       </w:r>
-      <w:proofErr w:type="gramStart"/>
       <w:r>
         <w:rPr>
           <w:rFonts w:asciiTheme="minorHAnsi" w:hAnsiTheme="minorHAnsi" w:cstheme="minorHAnsi"/>
@@ -567,7 +550,6 @@
         </w:rPr>
         <w:t>Agosto</w:t>
       </w:r>
-      <w:proofErr w:type="gramEnd"/>
       <w:r>
         <w:rPr>
           <w:rFonts w:asciiTheme="minorHAnsi" w:hAnsiTheme="minorHAnsi" w:cstheme="minorHAnsi"/>
@@ -576,7 +558,6 @@
         </w:rPr>
         <w:t xml:space="preserve">- </w:t>
       </w:r>
-      <w:proofErr w:type="gramStart"/>
       <w:r>
         <w:rPr>
           <w:rFonts w:asciiTheme="minorHAnsi" w:hAnsiTheme="minorHAnsi" w:cstheme="minorHAnsi"/>
@@ -585,7 +566,6 @@
         </w:rPr>
         <w:t>Noviembre</w:t>
       </w:r>
-      <w:proofErr w:type="gramEnd"/>
       <w:r>
         <w:rPr>
           <w:rFonts w:asciiTheme="minorHAnsi" w:hAnsiTheme="minorHAnsi" w:cstheme="minorHAnsi"/>
@@ -681,7 +661,7 @@
           <w:r>
             <w:fldChar w:fldCharType="separate"/>
           </w:r>
-          <w:hyperlink w:anchor="_Toc214307688" w:history="1">
+          <w:hyperlink w:anchor="_Toc214312976" w:history="1">
             <w:r>
               <w:rPr>
                 <w:rStyle w:val="Hipervnculo"/>
@@ -710,7 +690,7 @@
                 <w:noProof/>
                 <w:webHidden/>
               </w:rPr>
-              <w:instrText xml:space="preserve"> PAGEREF _Toc214307688 \h </w:instrText>
+              <w:instrText xml:space="preserve"> PAGEREF _Toc214312976 \h </w:instrText>
             </w:r>
             <w:r>
               <w:rPr>
@@ -756,7 +736,7 @@
               <w14:ligatures w14:val="standardContextual"/>
             </w:rPr>
           </w:pPr>
-          <w:hyperlink w:anchor="_Toc214307689" w:history="1">
+          <w:hyperlink w:anchor="_Toc214312977" w:history="1">
             <w:r>
               <w:rPr>
                 <w:rStyle w:val="Hipervnculo"/>
@@ -785,7 +765,7 @@
                 <w:noProof/>
                 <w:webHidden/>
               </w:rPr>
-              <w:instrText xml:space="preserve"> PAGEREF _Toc214307689 \h </w:instrText>
+              <w:instrText xml:space="preserve"> PAGEREF _Toc214312977 \h </w:instrText>
             </w:r>
             <w:r>
               <w:rPr>
@@ -831,7 +811,7 @@
               <w14:ligatures w14:val="standardContextual"/>
             </w:rPr>
           </w:pPr>
-          <w:hyperlink w:anchor="_Toc214307690" w:history="1">
+          <w:hyperlink w:anchor="_Toc214312978" w:history="1">
             <w:r>
               <w:rPr>
                 <w:rStyle w:val="Hipervnculo"/>
@@ -860,7 +840,7 @@
                 <w:noProof/>
                 <w:webHidden/>
               </w:rPr>
-              <w:instrText xml:space="preserve"> PAGEREF _Toc214307690 \h </w:instrText>
+              <w:instrText xml:space="preserve"> PAGEREF _Toc214312978 \h </w:instrText>
             </w:r>
             <w:r>
               <w:rPr>
@@ -906,13 +886,13 @@
               <w14:ligatures w14:val="standardContextual"/>
             </w:rPr>
           </w:pPr>
-          <w:hyperlink w:anchor="_Toc214307691" w:history="1">
+          <w:hyperlink w:anchor="_Toc214312979" w:history="1">
             <w:r>
               <w:rPr>
                 <w:rStyle w:val="Hipervnculo"/>
                 <w:noProof/>
               </w:rPr>
-              <w:t>3.1 FUNCIONALIDADES IMPLEMENTADAS (45% COMPLETADO):</w:t>
+              <w:t>3.2 SERVICIOS INCLUIDOS:</w:t>
             </w:r>
             <w:r>
               <w:rPr>
@@ -933,7 +913,7 @@
                 <w:noProof/>
                 <w:webHidden/>
               </w:rPr>
-              <w:instrText xml:space="preserve"> PAGEREF _Toc214307691 \h </w:instrText>
+              <w:instrText xml:space="preserve"> PAGEREF _Toc214312979 \h </w:instrText>
             </w:r>
             <w:r>
               <w:rPr>
@@ -953,7 +933,7 @@
                 <w:noProof/>
                 <w:webHidden/>
               </w:rPr>
-              <w:t>5</w:t>
+              <w:t>6</w:t>
             </w:r>
             <w:r>
               <w:rPr>
@@ -979,13 +959,13 @@
               <w14:ligatures w14:val="standardContextual"/>
             </w:rPr>
           </w:pPr>
-          <w:hyperlink w:anchor="_Toc214307692" w:history="1">
+          <w:hyperlink w:anchor="_Toc214312980" w:history="1">
             <w:r>
               <w:rPr>
                 <w:rStyle w:val="Hipervnculo"/>
                 <w:noProof/>
               </w:rPr>
-              <w:t>3.2 SERVICIOS INCLUIDOS:</w:t>
+              <w:t>3.3 BASE DE DATOS MODELADA:</w:t>
             </w:r>
             <w:r>
               <w:rPr>
@@ -1006,7 +986,7 @@
                 <w:noProof/>
                 <w:webHidden/>
               </w:rPr>
-              <w:instrText xml:space="preserve"> PAGEREF _Toc214307692 \h </w:instrText>
+              <w:instrText xml:space="preserve"> PAGEREF _Toc214312980 \h </w:instrText>
             </w:r>
             <w:r>
               <w:rPr>
@@ -1052,13 +1032,13 @@
               <w14:ligatures w14:val="standardContextual"/>
             </w:rPr>
           </w:pPr>
-          <w:hyperlink w:anchor="_Toc214307693" w:history="1">
+          <w:hyperlink w:anchor="_Toc214312981" w:history="1">
             <w:r>
               <w:rPr>
                 <w:rStyle w:val="Hipervnculo"/>
                 <w:noProof/>
               </w:rPr>
-              <w:t>3.3 BASE DE DATOS MODELADA:</w:t>
+              <w:t>3.4 COMPLETADA LA IMPLEMENTACIÓN (100%):</w:t>
             </w:r>
             <w:r>
               <w:rPr>
@@ -1079,7 +1059,7 @@
                 <w:noProof/>
                 <w:webHidden/>
               </w:rPr>
-              <w:instrText xml:space="preserve"> PAGEREF _Toc214307693 \h </w:instrText>
+              <w:instrText xml:space="preserve"> PAGEREF _Toc214312981 \h </w:instrText>
             </w:r>
             <w:r>
               <w:rPr>
@@ -1125,7 +1105,7 @@
               <w14:ligatures w14:val="standardContextual"/>
             </w:rPr>
           </w:pPr>
-          <w:hyperlink w:anchor="_Toc214307694" w:history="1">
+          <w:hyperlink w:anchor="_Toc214312982" w:history="1">
             <w:r>
               <w:rPr>
                 <w:rStyle w:val="Hipervnculo"/>
@@ -1154,7 +1134,7 @@
                 <w:noProof/>
                 <w:webHidden/>
               </w:rPr>
-              <w:instrText xml:space="preserve"> PAGEREF _Toc214307694 \h </w:instrText>
+              <w:instrText xml:space="preserve"> PAGEREF _Toc214312982 \h </w:instrText>
             </w:r>
             <w:r>
               <w:rPr>
@@ -1174,7 +1154,7 @@
                 <w:noProof/>
                 <w:webHidden/>
               </w:rPr>
-              <w:t>6</w:t>
+              <w:t>7</w:t>
             </w:r>
             <w:r>
               <w:rPr>
@@ -1200,7 +1180,7 @@
               <w14:ligatures w14:val="standardContextual"/>
             </w:rPr>
           </w:pPr>
-          <w:hyperlink w:anchor="_Toc214307695" w:history="1">
+          <w:hyperlink w:anchor="_Toc214312983" w:history="1">
             <w:r>
               <w:rPr>
                 <w:rStyle w:val="Hipervnculo"/>
@@ -1229,7 +1209,7 @@
                 <w:noProof/>
                 <w:webHidden/>
               </w:rPr>
-              <w:instrText xml:space="preserve"> PAGEREF _Toc214307695 \h </w:instrText>
+              <w:instrText xml:space="preserve"> PAGEREF _Toc214312983 \h </w:instrText>
             </w:r>
             <w:r>
               <w:rPr>
@@ -1249,7 +1229,7 @@
                 <w:noProof/>
                 <w:webHidden/>
               </w:rPr>
-              <w:t>6</w:t>
+              <w:t>7</w:t>
             </w:r>
             <w:r>
               <w:rPr>
@@ -1275,7 +1255,7 @@
               <w14:ligatures w14:val="standardContextual"/>
             </w:rPr>
           </w:pPr>
-          <w:hyperlink w:anchor="_Toc214307696" w:history="1">
+          <w:hyperlink w:anchor="_Toc214312984" w:history="1">
             <w:r>
               <w:rPr>
                 <w:rStyle w:val="Hipervnculo"/>
@@ -1302,7 +1282,7 @@
                 <w:noProof/>
                 <w:webHidden/>
               </w:rPr>
-              <w:instrText xml:space="preserve"> PAGEREF _Toc214307696 \h </w:instrText>
+              <w:instrText xml:space="preserve"> PAGEREF _Toc214312984 \h </w:instrText>
             </w:r>
             <w:r>
               <w:rPr>
@@ -1322,7 +1302,7 @@
                 <w:noProof/>
                 <w:webHidden/>
               </w:rPr>
-              <w:t>6</w:t>
+              <w:t>7</w:t>
             </w:r>
             <w:r>
               <w:rPr>
@@ -1348,7 +1328,7 @@
               <w14:ligatures w14:val="standardContextual"/>
             </w:rPr>
           </w:pPr>
-          <w:hyperlink w:anchor="_Toc214307697" w:history="1">
+          <w:hyperlink w:anchor="_Toc214312985" w:history="1">
             <w:r>
               <w:rPr>
                 <w:rStyle w:val="Hipervnculo"/>
@@ -1375,7 +1355,7 @@
                 <w:noProof/>
                 <w:webHidden/>
               </w:rPr>
-              <w:instrText xml:space="preserve"> PAGEREF _Toc214307697 \h </w:instrText>
+              <w:instrText xml:space="preserve"> PAGEREF _Toc214312985 \h </w:instrText>
             </w:r>
             <w:r>
               <w:rPr>
@@ -1421,12 +1401,85 @@
               <w14:ligatures w14:val="standardContextual"/>
             </w:rPr>
           </w:pPr>
-          <w:hyperlink w:anchor="_Toc214307698" w:history="1">
+          <w:hyperlink w:anchor="_Toc214312986" w:history="1">
             <w:r>
               <w:rPr>
                 <w:rStyle w:val="Hipervnculo"/>
                 <w:noProof/>
               </w:rPr>
+              <w:t>4.3 OBJETIVOS PENDIENTES:</w:t>
+            </w:r>
+            <w:r>
+              <w:rPr>
+                <w:noProof/>
+                <w:webHidden/>
+              </w:rPr>
+              <w:tab/>
+            </w:r>
+            <w:r>
+              <w:rPr>
+                <w:noProof/>
+                <w:webHidden/>
+              </w:rPr>
+              <w:fldChar w:fldCharType="begin"/>
+            </w:r>
+            <w:r>
+              <w:rPr>
+                <w:noProof/>
+                <w:webHidden/>
+              </w:rPr>
+              <w:instrText xml:space="preserve"> PAGEREF _Toc214312986 \h </w:instrText>
+            </w:r>
+            <w:r>
+              <w:rPr>
+                <w:noProof/>
+                <w:webHidden/>
+              </w:rPr>
+            </w:r>
+            <w:r>
+              <w:rPr>
+                <w:noProof/>
+                <w:webHidden/>
+              </w:rPr>
+              <w:fldChar w:fldCharType="separate"/>
+            </w:r>
+            <w:r>
+              <w:rPr>
+                <w:noProof/>
+                <w:webHidden/>
+              </w:rPr>
+              <w:t>7</w:t>
+            </w:r>
+            <w:r>
+              <w:rPr>
+                <w:noProof/>
+                <w:webHidden/>
+              </w:rPr>
+              <w:fldChar w:fldCharType="end"/>
+            </w:r>
+          </w:hyperlink>
+        </w:p>
+        <w:p>
+          <w:pPr>
+            <w:pStyle w:val="TDC2"/>
+            <w:tabs>
+              <w:tab w:val="right" w:leader="dot" w:pos="9227"/>
+            </w:tabs>
+            <w:rPr>
+              <w:noProof/>
+              <w:kern w:val="2"/>
+              <w:sz w:val="24"/>
+              <w:szCs w:val="24"/>
+              <w:lang w:eastAsia="es-CL"/>
+              <w14:ligatures w14:val="standardContextual"/>
+            </w:rPr>
+          </w:pPr>
+          <w:hyperlink w:anchor="_Toc214312987" w:history="1">
+            <w:r>
+              <w:rPr>
+                <w:rStyle w:val="Hipervnculo"/>
+                <w:noProof/>
+              </w:rPr>
               <w:t>4.4 DE CALIDAD ALCANZADOS:</w:t>
             </w:r>
             <w:r>
@@ -1448,7 +1501,7 @@
                 <w:noProof/>
                 <w:webHidden/>
               </w:rPr>
-              <w:instrText xml:space="preserve"> PAGEREF _Toc214307698 \h </w:instrText>
+              <w:instrText xml:space="preserve"> PAGEREF _Toc214312987 \h </w:instrText>
             </w:r>
             <w:r>
               <w:rPr>
@@ -1494,7 +1547,7 @@
               <w14:ligatures w14:val="standardContextual"/>
             </w:rPr>
           </w:pPr>
-          <w:hyperlink w:anchor="_Toc214307699" w:history="1">
+          <w:hyperlink w:anchor="_Toc214312988" w:history="1">
             <w:r>
               <w:rPr>
                 <w:rStyle w:val="Hipervnculo"/>
@@ -1523,7 +1576,7 @@
                 <w:noProof/>
                 <w:webHidden/>
               </w:rPr>
-              <w:instrText xml:space="preserve"> PAGEREF _Toc214307699 \h </w:instrText>
+              <w:instrText xml:space="preserve"> PAGEREF _Toc214312988 \h </w:instrText>
             </w:r>
             <w:r>
               <w:rPr>
@@ -1543,7 +1596,7 @@
                 <w:noProof/>
                 <w:webHidden/>
               </w:rPr>
-              <w:t>7</w:t>
+              <w:t>8</w:t>
             </w:r>
             <w:r>
               <w:rPr>
@@ -1569,7 +1622,7 @@
               <w14:ligatures w14:val="standardContextual"/>
             </w:rPr>
           </w:pPr>
-          <w:hyperlink w:anchor="_Toc214307700" w:history="1">
+          <w:hyperlink w:anchor="_Toc214312989" w:history="1">
             <w:r>
               <w:rPr>
                 <w:rStyle w:val="Hipervnculo"/>
@@ -1598,7 +1651,7 @@
                 <w:noProof/>
                 <w:webHidden/>
               </w:rPr>
-              <w:instrText xml:space="preserve"> PAGEREF _Toc214307700 \h </w:instrText>
+              <w:instrText xml:space="preserve"> PAGEREF _Toc214312989 \h </w:instrText>
             </w:r>
             <w:r>
               <w:rPr>
@@ -1618,7 +1671,7 @@
                 <w:noProof/>
                 <w:webHidden/>
               </w:rPr>
-              <w:t>7</w:t>
+              <w:t>8</w:t>
             </w:r>
             <w:r>
               <w:rPr>
@@ -1644,7 +1697,7 @@
               <w14:ligatures w14:val="standardContextual"/>
             </w:rPr>
           </w:pPr>
-          <w:hyperlink w:anchor="_Toc214307701" w:history="1">
+          <w:hyperlink w:anchor="_Toc214312990" w:history="1">
             <w:r>
               <w:rPr>
                 <w:rStyle w:val="Hipervnculo"/>
@@ -1671,7 +1724,7 @@
                 <w:noProof/>
                 <w:webHidden/>
               </w:rPr>
-              <w:instrText xml:space="preserve"> PAGEREF _Toc214307701 \h </w:instrText>
+              <w:instrText xml:space="preserve"> PAGEREF _Toc214312990 \h </w:instrText>
             </w:r>
             <w:r>
               <w:rPr>
@@ -1691,7 +1744,80 @@
                 <w:noProof/>
                 <w:webHidden/>
               </w:rPr>
-              <w:t>7</w:t>
+              <w:t>8</w:t>
+            </w:r>
+            <w:r>
+              <w:rPr>
+                <w:noProof/>
+                <w:webHidden/>
+              </w:rPr>
+              <w:fldChar w:fldCharType="end"/>
+            </w:r>
+          </w:hyperlink>
+        </w:p>
+        <w:p>
+          <w:pPr>
+            <w:pStyle w:val="TDC2"/>
+            <w:tabs>
+              <w:tab w:val="right" w:leader="dot" w:pos="9227"/>
+            </w:tabs>
+            <w:rPr>
+              <w:noProof/>
+              <w:kern w:val="2"/>
+              <w:sz w:val="24"/>
+              <w:szCs w:val="24"/>
+              <w:lang w:eastAsia="es-CL"/>
+              <w14:ligatures w14:val="standardContextual"/>
+            </w:rPr>
+          </w:pPr>
+          <w:hyperlink w:anchor="_Toc214312991" w:history="1">
+            <w:r>
+              <w:rPr>
+                <w:rStyle w:val="Hipervnculo"/>
+                <w:noProof/>
+              </w:rPr>
+              <w:t>6.2 ENTREGABLES PENDIENTES:</w:t>
+            </w:r>
+            <w:r>
+              <w:rPr>
+                <w:noProof/>
+                <w:webHidden/>
+              </w:rPr>
+              <w:tab/>
+            </w:r>
+            <w:r>
+              <w:rPr>
+                <w:noProof/>
+                <w:webHidden/>
+              </w:rPr>
+              <w:fldChar w:fldCharType="begin"/>
+            </w:r>
+            <w:r>
+              <w:rPr>
+                <w:noProof/>
+                <w:webHidden/>
+              </w:rPr>
+              <w:instrText xml:space="preserve"> PAGEREF _Toc214312991 \h </w:instrText>
+            </w:r>
+            <w:r>
+              <w:rPr>
+                <w:noProof/>
+                <w:webHidden/>
+              </w:rPr>
+            </w:r>
+            <w:r>
+              <w:rPr>
+                <w:noProof/>
+                <w:webHidden/>
+              </w:rPr>
+              <w:fldChar w:fldCharType="separate"/>
+            </w:r>
+            <w:r>
+              <w:rPr>
+                <w:noProof/>
+                <w:webHidden/>
+              </w:rPr>
+              <w:t>8</w:t>
             </w:r>
             <w:r>
               <w:rPr>
@@ -1717,7 +1843,7 @@
               <w14:ligatures w14:val="standardContextual"/>
             </w:rPr>
           </w:pPr>
-          <w:hyperlink w:anchor="_Toc214307702" w:history="1">
+          <w:hyperlink w:anchor="_Toc214312992" w:history="1">
             <w:r>
               <w:rPr>
                 <w:rStyle w:val="Hipervnculo"/>
@@ -1746,7 +1872,7 @@
                 <w:noProof/>
                 <w:webHidden/>
               </w:rPr>
-              <w:instrText xml:space="preserve"> PAGEREF _Toc214307702 \h </w:instrText>
+              <w:instrText xml:space="preserve"> PAGEREF _Toc214312992 \h </w:instrText>
             </w:r>
             <w:r>
               <w:rPr>
@@ -1792,7 +1918,7 @@
               <w14:ligatures w14:val="standardContextual"/>
             </w:rPr>
           </w:pPr>
-          <w:hyperlink w:anchor="_Toc214307703" w:history="1">
+          <w:hyperlink w:anchor="_Toc214312993" w:history="1">
             <w:r>
               <w:rPr>
                 <w:rStyle w:val="Hipervnculo"/>
@@ -1819,7 +1945,7 @@
                 <w:noProof/>
                 <w:webHidden/>
               </w:rPr>
-              <w:instrText xml:space="preserve"> PAGEREF _Toc214307703 \h </w:instrText>
+              <w:instrText xml:space="preserve"> PAGEREF _Toc214312993 \h </w:instrText>
             </w:r>
             <w:r>
               <w:rPr>
@@ -1839,7 +1965,7 @@
                 <w:noProof/>
                 <w:webHidden/>
               </w:rPr>
-              <w:t>8</w:t>
+              <w:t>9</w:t>
             </w:r>
             <w:r>
               <w:rPr>
@@ -1865,7 +1991,7 @@
               <w14:ligatures w14:val="standardContextual"/>
             </w:rPr>
           </w:pPr>
-          <w:hyperlink w:anchor="_Toc214307704" w:history="1">
+          <w:hyperlink w:anchor="_Toc214312994" w:history="1">
             <w:r>
               <w:rPr>
                 <w:rStyle w:val="Hipervnculo"/>
@@ -1892,7 +2018,7 @@
                 <w:noProof/>
                 <w:webHidden/>
               </w:rPr>
-              <w:instrText xml:space="preserve"> PAGEREF _Toc214307704 \h </w:instrText>
+              <w:instrText xml:space="preserve"> PAGEREF _Toc214312994 \h </w:instrText>
             </w:r>
             <w:r>
               <w:rPr>
@@ -1912,7 +2038,7 @@
                 <w:noProof/>
                 <w:webHidden/>
               </w:rPr>
-              <w:t>8</w:t>
+              <w:t>9</w:t>
             </w:r>
             <w:r>
               <w:rPr>
@@ -1938,7 +2064,7 @@
               <w14:ligatures w14:val="standardContextual"/>
             </w:rPr>
           </w:pPr>
-          <w:hyperlink w:anchor="_Toc214307705" w:history="1">
+          <w:hyperlink w:anchor="_Toc214312995" w:history="1">
             <w:r>
               <w:rPr>
                 <w:rStyle w:val="Hipervnculo"/>
@@ -1965,7 +2091,7 @@
                 <w:noProof/>
                 <w:webHidden/>
               </w:rPr>
-              <w:instrText xml:space="preserve"> PAGEREF _Toc214307705 \h </w:instrText>
+              <w:instrText xml:space="preserve"> PAGEREF _Toc214312995 \h </w:instrText>
             </w:r>
             <w:r>
               <w:rPr>
@@ -2011,7 +2137,7 @@
               <w14:ligatures w14:val="standardContextual"/>
             </w:rPr>
           </w:pPr>
-          <w:hyperlink w:anchor="_Toc214307706" w:history="1">
+          <w:hyperlink w:anchor="_Toc214312996" w:history="1">
             <w:r>
               <w:rPr>
                 <w:rStyle w:val="Hipervnculo"/>
@@ -2040,7 +2166,7 @@
                 <w:noProof/>
                 <w:webHidden/>
               </w:rPr>
-              <w:instrText xml:space="preserve"> PAGEREF _Toc214307706 \h </w:instrText>
+              <w:instrText xml:space="preserve"> PAGEREF _Toc214312996 \h </w:instrText>
             </w:r>
             <w:r>
               <w:rPr>
@@ -2060,7 +2186,7 @@
                 <w:noProof/>
                 <w:webHidden/>
               </w:rPr>
-              <w:t>9</w:t>
+              <w:t>10</w:t>
             </w:r>
             <w:r>
               <w:rPr>
@@ -2086,7 +2212,7 @@
               <w14:ligatures w14:val="standardContextual"/>
             </w:rPr>
           </w:pPr>
-          <w:hyperlink w:anchor="_Toc214307707" w:history="1">
+          <w:hyperlink w:anchor="_Toc214312997" w:history="1">
             <w:r>
               <w:rPr>
                 <w:rStyle w:val="Hipervnculo"/>
@@ -2113,7 +2239,7 @@
                 <w:noProof/>
                 <w:webHidden/>
               </w:rPr>
-              <w:instrText xml:space="preserve"> PAGEREF _Toc214307707 \h </w:instrText>
+              <w:instrText xml:space="preserve"> PAGEREF _Toc214312997 \h </w:instrText>
             </w:r>
             <w:r>
               <w:rPr>
@@ -2133,7 +2259,7 @@
                 <w:noProof/>
                 <w:webHidden/>
               </w:rPr>
-              <w:t>9</w:t>
+              <w:t>10</w:t>
             </w:r>
             <w:r>
               <w:rPr>
@@ -2159,7 +2285,7 @@
               <w14:ligatures w14:val="standardContextual"/>
             </w:rPr>
           </w:pPr>
-          <w:hyperlink w:anchor="_Toc214307708" w:history="1">
+          <w:hyperlink w:anchor="_Toc214312998" w:history="1">
             <w:r>
               <w:rPr>
                 <w:rStyle w:val="Hipervnculo"/>
@@ -2186,7 +2312,7 @@
                 <w:noProof/>
                 <w:webHidden/>
               </w:rPr>
-              <w:instrText xml:space="preserve"> PAGEREF _Toc214307708 \h </w:instrText>
+              <w:instrText xml:space="preserve"> PAGEREF _Toc214312998 \h </w:instrText>
             </w:r>
             <w:r>
               <w:rPr>
@@ -2206,7 +2332,7 @@
                 <w:noProof/>
                 <w:webHidden/>
               </w:rPr>
-              <w:t>9</w:t>
+              <w:t>10</w:t>
             </w:r>
             <w:r>
               <w:rPr>
@@ -2232,7 +2358,7 @@
               <w14:ligatures w14:val="standardContextual"/>
             </w:rPr>
           </w:pPr>
-          <w:hyperlink w:anchor="_Toc214307709" w:history="1">
+          <w:hyperlink w:anchor="_Toc214312999" w:history="1">
             <w:r>
               <w:rPr>
                 <w:rStyle w:val="Hipervnculo"/>
@@ -2259,7 +2385,7 @@
                 <w:noProof/>
                 <w:webHidden/>
               </w:rPr>
-              <w:instrText xml:space="preserve"> PAGEREF _Toc214307709 \h </w:instrText>
+              <w:instrText xml:space="preserve"> PAGEREF _Toc214312999 \h </w:instrText>
             </w:r>
             <w:r>
               <w:rPr>
@@ -2279,7 +2405,7 @@
                 <w:noProof/>
                 <w:webHidden/>
               </w:rPr>
-              <w:t>10</w:t>
+              <w:t>11</w:t>
             </w:r>
             <w:r>
               <w:rPr>
@@ -2305,7 +2431,7 @@
               <w14:ligatures w14:val="standardContextual"/>
             </w:rPr>
           </w:pPr>
-          <w:hyperlink w:anchor="_Toc214307710" w:history="1">
+          <w:hyperlink w:anchor="_Toc214313000" w:history="1">
             <w:r>
               <w:rPr>
                 <w:rStyle w:val="Hipervnculo"/>
@@ -2334,7 +2460,7 @@
                 <w:noProof/>
                 <w:webHidden/>
               </w:rPr>
-              <w:instrText xml:space="preserve"> PAGEREF _Toc214307710 \h </w:instrText>
+              <w:instrText xml:space="preserve"> PAGEREF _Toc214313000 \h </w:instrText>
             </w:r>
             <w:r>
               <w:rPr>
@@ -2354,7 +2480,7 @@
                 <w:noProof/>
                 <w:webHidden/>
               </w:rPr>
-              <w:t>10</w:t>
+              <w:t>11</w:t>
             </w:r>
             <w:r>
               <w:rPr>
@@ -2380,7 +2506,7 @@
               <w14:ligatures w14:val="standardContextual"/>
             </w:rPr>
           </w:pPr>
-          <w:hyperlink w:anchor="_Toc214307711" w:history="1">
+          <w:hyperlink w:anchor="_Toc214313001" w:history="1">
             <w:r>
               <w:rPr>
                 <w:rStyle w:val="Hipervnculo"/>
@@ -2407,7 +2533,7 @@
                 <w:noProof/>
                 <w:webHidden/>
               </w:rPr>
-              <w:instrText xml:space="preserve"> PAGEREF _Toc214307711 \h </w:instrText>
+              <w:instrText xml:space="preserve"> PAGEREF _Toc214313001 \h </w:instrText>
             </w:r>
             <w:r>
               <w:rPr>
@@ -2427,7 +2553,7 @@
                 <w:noProof/>
                 <w:webHidden/>
               </w:rPr>
-              <w:t>10</w:t>
+              <w:t>11</w:t>
             </w:r>
             <w:r>
               <w:rPr>
@@ -2453,7 +2579,7 @@
               <w14:ligatures w14:val="standardContextual"/>
             </w:rPr>
           </w:pPr>
-          <w:hyperlink w:anchor="_Toc214307712" w:history="1">
+          <w:hyperlink w:anchor="_Toc214313002" w:history="1">
             <w:r>
               <w:rPr>
                 <w:rStyle w:val="Hipervnculo"/>
@@ -2480,7 +2606,7 @@
                 <w:noProof/>
                 <w:webHidden/>
               </w:rPr>
-              <w:instrText xml:space="preserve"> PAGEREF _Toc214307712 \h </w:instrText>
+              <w:instrText xml:space="preserve"> PAGEREF _Toc214313002 \h </w:instrText>
             </w:r>
             <w:r>
               <w:rPr>
@@ -2500,7 +2626,7 @@
                 <w:noProof/>
                 <w:webHidden/>
               </w:rPr>
-              <w:t>11</w:t>
+              <w:t>12</w:t>
             </w:r>
             <w:r>
               <w:rPr>
@@ -2526,7 +2652,7 @@
               <w14:ligatures w14:val="standardContextual"/>
             </w:rPr>
           </w:pPr>
-          <w:hyperlink w:anchor="_Toc214307713" w:history="1">
+          <w:hyperlink w:anchor="_Toc214313003" w:history="1">
             <w:r>
               <w:rPr>
                 <w:rStyle w:val="Hipervnculo"/>
@@ -2553,7 +2679,7 @@
                 <w:noProof/>
                 <w:webHidden/>
               </w:rPr>
-              <w:instrText xml:space="preserve"> PAGEREF _Toc214307713 \h </w:instrText>
+              <w:instrText xml:space="preserve"> PAGEREF _Toc214313003 \h </w:instrText>
             </w:r>
             <w:r>
               <w:rPr>
@@ -2573,7 +2699,7 @@
                 <w:noProof/>
                 <w:webHidden/>
               </w:rPr>
-              <w:t>11</w:t>
+              <w:t>12</w:t>
             </w:r>
             <w:r>
               <w:rPr>
@@ -2599,7 +2725,7 @@
               <w14:ligatures w14:val="standardContextual"/>
             </w:rPr>
           </w:pPr>
-          <w:hyperlink w:anchor="_Toc214307714" w:history="1">
+          <w:hyperlink w:anchor="_Toc214313004" w:history="1">
             <w:r>
               <w:rPr>
                 <w:rStyle w:val="Hipervnculo"/>
@@ -2628,7 +2754,7 @@
                 <w:noProof/>
                 <w:webHidden/>
               </w:rPr>
-              <w:instrText xml:space="preserve"> PAGEREF _Toc214307714 \h </w:instrText>
+              <w:instrText xml:space="preserve"> PAGEREF _Toc214313004 \h </w:instrText>
             </w:r>
             <w:r>
               <w:rPr>
@@ -2648,7 +2774,7 @@
                 <w:noProof/>
                 <w:webHidden/>
               </w:rPr>
-              <w:t>12</w:t>
+              <w:t>13</w:t>
             </w:r>
             <w:r>
               <w:rPr>
@@ -2674,7 +2800,7 @@
               <w14:ligatures w14:val="standardContextual"/>
             </w:rPr>
           </w:pPr>
-          <w:hyperlink w:anchor="_Toc214307715" w:history="1">
+          <w:hyperlink w:anchor="_Toc214313005" w:history="1">
             <w:r>
               <w:rPr>
                 <w:rStyle w:val="Hipervnculo"/>
@@ -2701,7 +2827,7 @@
                 <w:noProof/>
                 <w:webHidden/>
               </w:rPr>
-              <w:instrText xml:space="preserve"> PAGEREF _Toc214307715 \h </w:instrText>
+              <w:instrText xml:space="preserve"> PAGEREF _Toc214313005 \h </w:instrText>
             </w:r>
             <w:r>
               <w:rPr>
@@ -2721,7 +2847,7 @@
                 <w:noProof/>
                 <w:webHidden/>
               </w:rPr>
-              <w:t>12</w:t>
+              <w:t>13</w:t>
             </w:r>
             <w:r>
               <w:rPr>
@@ -2747,7 +2873,7 @@
               <w14:ligatures w14:val="standardContextual"/>
             </w:rPr>
           </w:pPr>
-          <w:hyperlink w:anchor="_Toc214307716" w:history="1">
+          <w:hyperlink w:anchor="_Toc214313006" w:history="1">
             <w:r>
               <w:rPr>
                 <w:rStyle w:val="Hipervnculo"/>
@@ -2776,7 +2902,7 @@
                 <w:noProof/>
                 <w:webHidden/>
               </w:rPr>
-              <w:instrText xml:space="preserve"> PAGEREF _Toc214307716 \h </w:instrText>
+              <w:instrText xml:space="preserve"> PAGEREF _Toc214313006 \h </w:instrText>
             </w:r>
             <w:r>
               <w:rPr>
@@ -2796,7 +2922,7 @@
                 <w:noProof/>
                 <w:webHidden/>
               </w:rPr>
-              <w:t>12</w:t>
+              <w:t>13</w:t>
             </w:r>
             <w:r>
               <w:rPr>
@@ -2822,7 +2948,7 @@
               <w14:ligatures w14:val="standardContextual"/>
             </w:rPr>
           </w:pPr>
-          <w:hyperlink w:anchor="_Toc214307717" w:history="1">
+          <w:hyperlink w:anchor="_Toc214313007" w:history="1">
             <w:r>
               <w:rPr>
                 <w:rStyle w:val="Hipervnculo"/>
@@ -2849,7 +2975,7 @@
                 <w:noProof/>
                 <w:webHidden/>
               </w:rPr>
-              <w:instrText xml:space="preserve"> PAGEREF _Toc214307717 \h </w:instrText>
+              <w:instrText xml:space="preserve"> PAGEREF _Toc214313007 \h </w:instrText>
             </w:r>
             <w:r>
               <w:rPr>
@@ -2869,7 +2995,7 @@
                 <w:noProof/>
                 <w:webHidden/>
               </w:rPr>
-              <w:t>12</w:t>
+              <w:t>13</w:t>
             </w:r>
             <w:r>
               <w:rPr>
@@ -2895,7 +3021,7 @@
               <w14:ligatures w14:val="standardContextual"/>
             </w:rPr>
           </w:pPr>
-          <w:hyperlink w:anchor="_Toc214307718" w:history="1">
+          <w:hyperlink w:anchor="_Toc214313008" w:history="1">
             <w:r>
               <w:rPr>
                 <w:rStyle w:val="Hipervnculo"/>
@@ -2922,7 +3048,7 @@
                 <w:noProof/>
                 <w:webHidden/>
               </w:rPr>
-              <w:instrText xml:space="preserve"> PAGEREF _Toc214307718 \h </w:instrText>
+              <w:instrText xml:space="preserve"> PAGEREF _Toc214313008 \h </w:instrText>
             </w:r>
             <w:r>
               <w:rPr>
@@ -2968,7 +3094,7 @@
               <w14:ligatures w14:val="standardContextual"/>
             </w:rPr>
           </w:pPr>
-          <w:hyperlink w:anchor="_Toc214307719" w:history="1">
+          <w:hyperlink w:anchor="_Toc214313009" w:history="1">
             <w:r>
               <w:rPr>
                 <w:rStyle w:val="Hipervnculo"/>
@@ -2995,7 +3121,7 @@
                 <w:noProof/>
                 <w:webHidden/>
               </w:rPr>
-              <w:instrText xml:space="preserve"> PAGEREF _Toc214307719 \h </w:instrText>
+              <w:instrText xml:space="preserve"> PAGEREF _Toc214313009 \h </w:instrText>
             </w:r>
             <w:r>
               <w:rPr>
@@ -3015,7 +3141,7 @@
                 <w:noProof/>
                 <w:webHidden/>
               </w:rPr>
-              <w:t>13</w:t>
+              <w:t>14</w:t>
             </w:r>
             <w:r>
               <w:rPr>
@@ -3041,7 +3167,7 @@
               <w14:ligatures w14:val="standardContextual"/>
             </w:rPr>
           </w:pPr>
-          <w:hyperlink w:anchor="_Toc214307720" w:history="1">
+          <w:hyperlink w:anchor="_Toc214313010" w:history="1">
             <w:r>
               <w:rPr>
                 <w:rStyle w:val="Hipervnculo"/>
@@ -3070,7 +3196,7 @@
                 <w:noProof/>
                 <w:webHidden/>
               </w:rPr>
-              <w:instrText xml:space="preserve"> PAGEREF _Toc214307720 \h </w:instrText>
+              <w:instrText xml:space="preserve"> PAGEREF _Toc214313010 \h </w:instrText>
             </w:r>
             <w:r>
               <w:rPr>
@@ -3090,7 +3216,7 @@
                 <w:noProof/>
                 <w:webHidden/>
               </w:rPr>
-              <w:t>13</w:t>
+              <w:t>14</w:t>
             </w:r>
             <w:r>
               <w:rPr>
@@ -3116,7 +3242,7 @@
               <w14:ligatures w14:val="standardContextual"/>
             </w:rPr>
           </w:pPr>
-          <w:hyperlink w:anchor="_Toc214307721" w:history="1">
+          <w:hyperlink w:anchor="_Toc214313011" w:history="1">
             <w:r>
               <w:rPr>
                 <w:rStyle w:val="Hipervnculo"/>
@@ -3145,7 +3271,7 @@
                 <w:noProof/>
                 <w:webHidden/>
               </w:rPr>
-              <w:instrText xml:space="preserve"> PAGEREF _Toc214307721 \h </w:instrText>
+              <w:instrText xml:space="preserve"> PAGEREF _Toc214313011 \h </w:instrText>
             </w:r>
             <w:r>
               <w:rPr>
@@ -3165,7 +3291,7 @@
                 <w:noProof/>
                 <w:webHidden/>
               </w:rPr>
-              <w:t>14</w:t>
+              <w:t>15</w:t>
             </w:r>
             <w:r>
               <w:rPr>
@@ -3210,7 +3336,7 @@
           <w:szCs w:val="28"/>
         </w:rPr>
       </w:pPr>
-      <w:bookmarkStart w:id="0" w:name="_Toc214307688"/>
+      <w:bookmarkStart w:id="0" w:name="_Toc214312976"/>
       <w:r>
         <w:rPr>
           <w:b/>
@@ -3410,18 +3536,8 @@
           <w:sz w:val="24"/>
           <w:szCs w:val="24"/>
         </w:rPr>
-        <w:t xml:space="preserve">• Matias Reuque - Scrum </w:t>
-      </w:r>
-      <w:proofErr w:type="gramStart"/>
-      <w:r>
-        <w:rPr>
-          <w:rFonts w:asciiTheme="minorHAnsi" w:hAnsiTheme="minorHAnsi" w:cstheme="minorHAnsi"/>
-          <w:sz w:val="24"/>
-          <w:szCs w:val="24"/>
-        </w:rPr>
-        <w:t>Master</w:t>
-      </w:r>
-      <w:proofErr w:type="gramEnd"/>
+        <w:t>• Matias Reuque - Scrum Master</w:t>
+      </w:r>
     </w:p>
     <w:p>
       <w:pPr>
@@ -3540,7 +3656,45 @@
           <w:szCs w:val="24"/>
           <w:lang w:val="en-US"/>
         </w:rPr>
-        <w:t>• Backend: Django + PostgreSQL (</w:t>
+        <w:t>• Backend: Django + PostgreSQL</w:t>
+      </w:r>
+    </w:p>
+    <w:p>
+      <w:pPr>
+        <w:pStyle w:val="Textosinformato"/>
+        <w:rPr>
+          <w:rFonts w:asciiTheme="minorHAnsi" w:hAnsiTheme="minorHAnsi" w:cstheme="minorHAnsi"/>
+          <w:sz w:val="24"/>
+          <w:szCs w:val="24"/>
+          <w:lang w:val="en-US"/>
+        </w:rPr>
+      </w:pPr>
+      <w:r>
+        <w:rPr>
+          <w:rFonts w:asciiTheme="minorHAnsi" w:hAnsiTheme="minorHAnsi" w:cstheme="minorHAnsi"/>
+          <w:sz w:val="24"/>
+          <w:szCs w:val="24"/>
+          <w:lang w:val="en-US"/>
+        </w:rPr>
+        <w:t>• Deployment: Docker</w:t>
+      </w:r>
+    </w:p>
+    <w:p>
+      <w:pPr>
+        <w:pStyle w:val="Textosinformato"/>
+        <w:rPr>
+          <w:rFonts w:asciiTheme="minorHAnsi" w:hAnsiTheme="minorHAnsi" w:cstheme="minorHAnsi"/>
+          <w:sz w:val="24"/>
+          <w:szCs w:val="24"/>
+        </w:rPr>
+      </w:pPr>
+      <w:r>
+        <w:rPr>
+          <w:rFonts w:asciiTheme="minorHAnsi" w:hAnsiTheme="minorHAnsi" w:cstheme="minorHAnsi"/>
+          <w:sz w:val="24"/>
+          <w:szCs w:val="24"/>
+        </w:rPr>
+        <w:t xml:space="preserve">• </w:t>
       </w:r>
       <w:proofErr w:type="spellStart"/>
       <w:r>
@@ -3548,9 +3702,8 @@
           <w:rFonts w:asciiTheme="minorHAnsi" w:hAnsiTheme="minorHAnsi" w:cstheme="minorHAnsi"/>
           <w:sz w:val="24"/>
           <w:szCs w:val="24"/>
-          <w:lang w:val="en-US"/>
-        </w:rPr>
-        <w:t>por</w:t>
+        </w:rPr>
+        <w:t>Design</w:t>
       </w:r>
       <w:proofErr w:type="spellEnd"/>
       <w:r>
@@ -3558,7 +3711,6 @@
           <w:rFonts w:asciiTheme="minorHAnsi" w:hAnsiTheme="minorHAnsi" w:cstheme="minorHAnsi"/>
           <w:sz w:val="24"/>
           <w:szCs w:val="24"/>
-          <w:lang w:val="en-US"/>
         </w:rPr>
         <w:t xml:space="preserve"> </w:t>
       </w:r>
@@ -3568,9 +3720,8 @@
           <w:rFonts w:asciiTheme="minorHAnsi" w:hAnsiTheme="minorHAnsi" w:cstheme="minorHAnsi"/>
           <w:sz w:val="24"/>
           <w:szCs w:val="24"/>
-          <w:lang w:val="en-US"/>
-        </w:rPr>
-        <w:t>implementar</w:t>
+        </w:rPr>
+        <w:t>System</w:t>
       </w:r>
       <w:proofErr w:type="spellEnd"/>
       <w:r>
@@ -3578,29 +3729,44 @@
           <w:rFonts w:asciiTheme="minorHAnsi" w:hAnsiTheme="minorHAnsi" w:cstheme="minorHAnsi"/>
           <w:sz w:val="24"/>
           <w:szCs w:val="24"/>
-          <w:lang w:val="en-US"/>
-        </w:rPr>
-        <w:t>)</w:t>
-      </w:r>
-    </w:p>
-    <w:p>
-      <w:pPr>
-        <w:pStyle w:val="Textosinformato"/>
-        <w:rPr>
-          <w:rFonts w:asciiTheme="minorHAnsi" w:hAnsiTheme="minorHAnsi" w:cstheme="minorHAnsi"/>
-          <w:sz w:val="24"/>
-          <w:szCs w:val="24"/>
-          <w:lang w:val="en-US"/>
-        </w:rPr>
-      </w:pPr>
-      <w:r>
-        <w:rPr>
-          <w:rFonts w:asciiTheme="minorHAnsi" w:hAnsiTheme="minorHAnsi" w:cstheme="minorHAnsi"/>
-          <w:sz w:val="24"/>
-          <w:szCs w:val="24"/>
-          <w:lang w:val="en-US"/>
-        </w:rPr>
-        <w:t>• Deployment: Docker</w:t>
+        </w:rPr>
+        <w:t xml:space="preserve">: </w:t>
+      </w:r>
+      <w:proofErr w:type="spellStart"/>
+      <w:r>
+        <w:rPr>
+          <w:rFonts w:asciiTheme="minorHAnsi" w:hAnsiTheme="minorHAnsi" w:cstheme="minorHAnsi"/>
+          <w:sz w:val="24"/>
+          <w:szCs w:val="24"/>
+        </w:rPr>
+        <w:t>Tailwind</w:t>
+      </w:r>
+      <w:proofErr w:type="spellEnd"/>
+      <w:r>
+        <w:rPr>
+          <w:rFonts w:asciiTheme="minorHAnsi" w:hAnsiTheme="minorHAnsi" w:cstheme="minorHAnsi"/>
+          <w:sz w:val="24"/>
+          <w:szCs w:val="24"/>
+        </w:rPr>
+        <w:t xml:space="preserve"> v4 con variables CSS personalizadas</w:t>
+      </w:r>
+    </w:p>
+    <w:p>
+      <w:pPr>
+        <w:pStyle w:val="Textosinformato"/>
+        <w:rPr>
+          <w:rFonts w:asciiTheme="minorHAnsi" w:hAnsiTheme="minorHAnsi" w:cstheme="minorHAnsi"/>
+          <w:sz w:val="24"/>
+          <w:szCs w:val="24"/>
+        </w:rPr>
+      </w:pPr>
+      <w:r>
+        <w:rPr>
+          <w:rFonts w:asciiTheme="minorHAnsi" w:hAnsiTheme="minorHAnsi" w:cstheme="minorHAnsi"/>
+          <w:sz w:val="24"/>
+          <w:szCs w:val="24"/>
+        </w:rPr>
+        <w:t>• Arquitectura: Modular con navegación por estados</w:t>
       </w:r>
     </w:p>
     <w:p>
@@ -3627,7 +3793,7 @@
           <w:sz w:val="24"/>
           <w:szCs w:val="24"/>
         </w:rPr>
-        <w:t>Design</w:t>
+        <w:t>MercadoPago</w:t>
       </w:r>
       <w:proofErr w:type="spellEnd"/>
       <w:r>
@@ -3636,62 +3802,18 @@
           <w:sz w:val="24"/>
           <w:szCs w:val="24"/>
         </w:rPr>
-        <w:t xml:space="preserve"> </w:t>
-      </w:r>
-      <w:proofErr w:type="spellStart"/>
-      <w:r>
-        <w:rPr>
-          <w:rFonts w:asciiTheme="minorHAnsi" w:hAnsiTheme="minorHAnsi" w:cstheme="minorHAnsi"/>
-          <w:sz w:val="24"/>
-          <w:szCs w:val="24"/>
-        </w:rPr>
-        <w:t>System</w:t>
-      </w:r>
-      <w:proofErr w:type="spellEnd"/>
-      <w:r>
-        <w:rPr>
-          <w:rFonts w:asciiTheme="minorHAnsi" w:hAnsiTheme="minorHAnsi" w:cstheme="minorHAnsi"/>
-          <w:sz w:val="24"/>
-          <w:szCs w:val="24"/>
-        </w:rPr>
-        <w:t xml:space="preserve">: </w:t>
-      </w:r>
-      <w:proofErr w:type="spellStart"/>
-      <w:r>
-        <w:rPr>
-          <w:rFonts w:asciiTheme="minorHAnsi" w:hAnsiTheme="minorHAnsi" w:cstheme="minorHAnsi"/>
-          <w:sz w:val="24"/>
-          <w:szCs w:val="24"/>
-        </w:rPr>
-        <w:t>Tailwind</w:t>
-      </w:r>
-      <w:proofErr w:type="spellEnd"/>
-      <w:r>
-        <w:rPr>
-          <w:rFonts w:asciiTheme="minorHAnsi" w:hAnsiTheme="minorHAnsi" w:cstheme="minorHAnsi"/>
-          <w:sz w:val="24"/>
-          <w:szCs w:val="24"/>
-        </w:rPr>
-        <w:t xml:space="preserve"> v4 con variables CSS personalizadas</w:t>
-      </w:r>
-    </w:p>
-    <w:p>
-      <w:pPr>
-        <w:pStyle w:val="Textosinformato"/>
-        <w:rPr>
-          <w:rFonts w:asciiTheme="minorHAnsi" w:hAnsiTheme="minorHAnsi" w:cstheme="minorHAnsi"/>
-          <w:sz w:val="24"/>
-          <w:szCs w:val="24"/>
-        </w:rPr>
-      </w:pPr>
-      <w:r>
-        <w:rPr>
-          <w:rFonts w:asciiTheme="minorHAnsi" w:hAnsiTheme="minorHAnsi" w:cstheme="minorHAnsi"/>
-          <w:sz w:val="24"/>
-          <w:szCs w:val="24"/>
-        </w:rPr>
-        <w:t>• Arquitectura: Modular con navegación por estados</w:t>
-      </w:r>
+        <w:t xml:space="preserve"> para procesamiento de pagos</w:t>
+      </w:r>
+    </w:p>
+    <w:p>
+      <w:pPr>
+        <w:pStyle w:val="Textosinformato"/>
+        <w:rPr>
+          <w:rFonts w:asciiTheme="minorHAnsi" w:hAnsiTheme="minorHAnsi" w:cstheme="minorHAnsi"/>
+          <w:sz w:val="24"/>
+          <w:szCs w:val="24"/>
+        </w:rPr>
+      </w:pPr>
     </w:p>
     <w:p>
       <w:pPr>
@@ -3783,7 +3905,7 @@
           <w:szCs w:val="28"/>
         </w:rPr>
       </w:pPr>
-      <w:bookmarkStart w:id="1" w:name="_Toc214307689"/>
+      <w:bookmarkStart w:id="1" w:name="_Toc214312977"/>
       <w:r>
         <w:rPr>
           <w:b/>
@@ -4026,7 +4148,6 @@
         </w:rPr>
         <w:t xml:space="preserve">• </w:t>
       </w:r>
-      <w:proofErr w:type="gramStart"/>
       <w:r>
         <w:rPr>
           <w:rFonts w:asciiTheme="minorHAnsi" w:hAnsiTheme="minorHAnsi" w:cstheme="minorHAnsi"/>
@@ -4043,7 +4164,6 @@
         </w:rPr>
         <w:t>hilenos</w:t>
       </w:r>
-      <w:proofErr w:type="gramEnd"/>
       <w:r>
         <w:rPr>
           <w:rFonts w:asciiTheme="minorHAnsi" w:hAnsiTheme="minorHAnsi" w:cstheme="minorHAnsi"/>
@@ -4122,6 +4242,7 @@
           <w:sz w:val="24"/>
           <w:szCs w:val="24"/>
         </w:rPr>
+        <w:lastRenderedPageBreak/>
         <w:t>• Inexistencia de garantías en calidad del servicio</w:t>
       </w:r>
     </w:p>
@@ -4315,7 +4436,6 @@
         <w:t xml:space="preserve">• Crecimiento del 15% anual en servicios digitalizados </w:t>
       </w:r>
       <w:proofErr w:type="spellStart"/>
-      <w:proofErr w:type="gramStart"/>
       <w:r>
         <w:rPr>
           <w:rFonts w:asciiTheme="minorHAnsi" w:hAnsiTheme="minorHAnsi" w:cstheme="minorHAnsi"/>
@@ -4325,7 +4445,6 @@
         <w:t>post-pandemia</w:t>
       </w:r>
       <w:proofErr w:type="spellEnd"/>
-      <w:proofErr w:type="gramEnd"/>
     </w:p>
     <w:p>
       <w:pPr>
@@ -4375,7 +4494,7 @@
           <w:szCs w:val="28"/>
         </w:rPr>
       </w:pPr>
-      <w:bookmarkStart w:id="2" w:name="_Toc214307690"/>
+      <w:bookmarkStart w:id="2" w:name="_Toc214312978"/>
       <w:r>
         <w:rPr>
           <w:b/>
@@ -4409,35 +4528,151 @@
     </w:p>
     <w:p>
       <w:pPr>
-        <w:pStyle w:val="Ttulo2"/>
-        <w:rPr>
-          <w:sz w:val="24"/>
-          <w:szCs w:val="24"/>
-        </w:rPr>
-      </w:pPr>
-      <w:bookmarkStart w:id="3" w:name="_Toc214307691"/>
-      <w:r>
-        <w:rPr>
-          <w:sz w:val="24"/>
-          <w:szCs w:val="24"/>
-        </w:rPr>
-        <w:t>3.1 FUNCIONALIDADES IMPLEMENTADAS (</w:t>
-      </w:r>
-      <w:r>
-        <w:rPr>
-          <w:sz w:val="24"/>
-          <w:szCs w:val="24"/>
-        </w:rPr>
-        <w:t>4</w:t>
-      </w:r>
-      <w:r>
-        <w:rPr>
-          <w:sz w:val="24"/>
-          <w:szCs w:val="24"/>
-        </w:rPr>
-        <w:t>5% COMPLETADO):</w:t>
-      </w:r>
-      <w:bookmarkEnd w:id="3"/>
+        <w:pStyle w:val="Textosinformato"/>
+        <w:rPr>
+          <w:rFonts w:asciiTheme="majorHAnsi" w:eastAsiaTheme="majorEastAsia" w:hAnsiTheme="majorHAnsi" w:cstheme="majorBidi"/>
+          <w:color w:val="2E74B5" w:themeColor="accent1" w:themeShade="BF"/>
+          <w:sz w:val="24"/>
+          <w:szCs w:val="24"/>
+        </w:rPr>
+      </w:pPr>
+      <w:r>
+        <w:rPr>
+          <w:rFonts w:asciiTheme="majorHAnsi" w:eastAsiaTheme="majorEastAsia" w:hAnsiTheme="majorHAnsi" w:cstheme="majorBidi"/>
+          <w:color w:val="2E74B5" w:themeColor="accent1" w:themeShade="BF"/>
+          <w:sz w:val="24"/>
+          <w:szCs w:val="24"/>
+        </w:rPr>
+        <w:t>3.1 FUNCIONALIDADES IMPLEMENTADAS (100% COMPLETADO – MVP)﻿</w:t>
+      </w:r>
+      <w:r>
+        <w:rPr>
+          <w:rFonts w:asciiTheme="majorHAnsi" w:eastAsiaTheme="majorEastAsia" w:hAnsiTheme="majorHAnsi" w:cstheme="majorBidi"/>
+          <w:color w:val="2E74B5" w:themeColor="accent1" w:themeShade="BF"/>
+          <w:sz w:val="24"/>
+          <w:szCs w:val="24"/>
+        </w:rPr>
+        <w:t>:</w:t>
+      </w:r>
+    </w:p>
+    <w:p>
+      <w:pPr>
+        <w:pStyle w:val="Textosinformato"/>
+        <w:rPr>
+          <w:rFonts w:asciiTheme="majorHAnsi" w:eastAsiaTheme="majorEastAsia" w:hAnsiTheme="majorHAnsi" w:cstheme="majorBidi"/>
+          <w:color w:val="2E74B5" w:themeColor="accent1" w:themeShade="BF"/>
+          <w:sz w:val="24"/>
+          <w:szCs w:val="24"/>
+        </w:rPr>
+      </w:pPr>
+    </w:p>
+    <w:p>
+      <w:pPr>
+        <w:pStyle w:val="Textosinformato"/>
+        <w:rPr>
+          <w:rFonts w:asciiTheme="minorHAnsi" w:hAnsiTheme="minorHAnsi" w:cstheme="minorHAnsi"/>
+          <w:sz w:val="24"/>
+          <w:szCs w:val="24"/>
+        </w:rPr>
+      </w:pPr>
+      <w:r>
+        <w:rPr>
+          <w:rFonts w:asciiTheme="minorHAnsi" w:hAnsiTheme="minorHAnsi" w:cstheme="minorHAnsi"/>
+          <w:sz w:val="24"/>
+          <w:szCs w:val="24"/>
+        </w:rPr>
+        <w:t xml:space="preserve">En la fase final del proyecto se completó el desarrollo del MVP de </w:t>
+      </w:r>
+      <w:proofErr w:type="spellStart"/>
+      <w:r>
+        <w:rPr>
+          <w:rFonts w:asciiTheme="minorHAnsi" w:hAnsiTheme="minorHAnsi" w:cstheme="minorHAnsi"/>
+          <w:sz w:val="24"/>
+          <w:szCs w:val="24"/>
+        </w:rPr>
+        <w:t>ServiHogar</w:t>
+      </w:r>
+      <w:proofErr w:type="spellEnd"/>
+      <w:r>
+        <w:rPr>
+          <w:rFonts w:asciiTheme="minorHAnsi" w:hAnsiTheme="minorHAnsi" w:cstheme="minorHAnsi"/>
+          <w:sz w:val="24"/>
+          <w:szCs w:val="24"/>
+        </w:rPr>
+        <w:t xml:space="preserve">, incluyendo </w:t>
+      </w:r>
+      <w:proofErr w:type="spellStart"/>
+      <w:r>
+        <w:rPr>
+          <w:rFonts w:asciiTheme="minorHAnsi" w:hAnsiTheme="minorHAnsi" w:cstheme="minorHAnsi"/>
+          <w:sz w:val="24"/>
+          <w:szCs w:val="24"/>
+        </w:rPr>
+        <w:t>frontend</w:t>
+      </w:r>
+      <w:proofErr w:type="spellEnd"/>
+      <w:r>
+        <w:rPr>
+          <w:rFonts w:asciiTheme="minorHAnsi" w:hAnsiTheme="minorHAnsi" w:cstheme="minorHAnsi"/>
+          <w:sz w:val="24"/>
+          <w:szCs w:val="24"/>
+        </w:rPr>
+        <w:t xml:space="preserve">, </w:t>
+      </w:r>
+      <w:proofErr w:type="spellStart"/>
+      <w:r>
+        <w:rPr>
+          <w:rFonts w:asciiTheme="minorHAnsi" w:hAnsiTheme="minorHAnsi" w:cstheme="minorHAnsi"/>
+          <w:sz w:val="24"/>
+          <w:szCs w:val="24"/>
+        </w:rPr>
+        <w:t>backend</w:t>
+      </w:r>
+      <w:proofErr w:type="spellEnd"/>
+      <w:r>
+        <w:rPr>
+          <w:rFonts w:asciiTheme="minorHAnsi" w:hAnsiTheme="minorHAnsi" w:cstheme="minorHAnsi"/>
+          <w:sz w:val="24"/>
+          <w:szCs w:val="24"/>
+        </w:rPr>
+        <w:t xml:space="preserve">, base de datos, integración con </w:t>
+      </w:r>
+      <w:proofErr w:type="spellStart"/>
+      <w:r>
+        <w:rPr>
+          <w:rFonts w:asciiTheme="minorHAnsi" w:hAnsiTheme="minorHAnsi" w:cstheme="minorHAnsi"/>
+          <w:sz w:val="24"/>
+          <w:szCs w:val="24"/>
+        </w:rPr>
+        <w:t>MercadoPago</w:t>
+      </w:r>
+      <w:proofErr w:type="spellEnd"/>
+      <w:r>
+        <w:rPr>
+          <w:rFonts w:asciiTheme="minorHAnsi" w:hAnsiTheme="minorHAnsi" w:cstheme="minorHAnsi"/>
+          <w:sz w:val="24"/>
+          <w:szCs w:val="24"/>
+        </w:rPr>
+        <w:t xml:space="preserve">, </w:t>
+      </w:r>
+      <w:proofErr w:type="spellStart"/>
+      <w:r>
+        <w:rPr>
+          <w:rFonts w:asciiTheme="minorHAnsi" w:hAnsiTheme="minorHAnsi" w:cstheme="minorHAnsi"/>
+          <w:sz w:val="24"/>
+          <w:szCs w:val="24"/>
+        </w:rPr>
+        <w:t>dashboards</w:t>
+      </w:r>
+      <w:proofErr w:type="spellEnd"/>
+      <w:r>
+        <w:rPr>
+          <w:rFonts w:asciiTheme="minorHAnsi" w:hAnsiTheme="minorHAnsi" w:cstheme="minorHAnsi"/>
+          <w:sz w:val="24"/>
+          <w:szCs w:val="24"/>
+        </w:rPr>
+        <w:t xml:space="preserve"> por rol y sistema de reseñas y horarios avanzados. Todas las funcionalidades críticas definidas en el alcance del MVP se encuentran implementadas e integradas.﻿</w:t>
+      </w:r>
     </w:p>
     <w:p>
       <w:pPr>
@@ -5101,6 +5336,7 @@
           <w:sz w:val="24"/>
           <w:szCs w:val="24"/>
         </w:rPr>
+        <w:lastRenderedPageBreak/>
         <w:t>Gestión avanzada de horarios con 3 niveles de prioridad</w:t>
       </w:r>
     </w:p>
@@ -5227,7 +5463,6 @@
           <w:sz w:val="24"/>
           <w:szCs w:val="24"/>
         </w:rPr>
-        <w:lastRenderedPageBreak/>
         <w:t xml:space="preserve">COMPONENTES UI </w:t>
       </w:r>
       <w:r>
@@ -5439,7 +5674,7 @@
           <w:szCs w:val="24"/>
         </w:rPr>
       </w:pPr>
-      <w:bookmarkStart w:id="4" w:name="_Toc214307692"/>
+      <w:bookmarkStart w:id="3" w:name="_Toc214312979"/>
       <w:r>
         <w:rPr>
           <w:sz w:val="24"/>
@@ -5454,7 +5689,7 @@
         </w:rPr>
         <w:t>INCLUIDOS:</w:t>
       </w:r>
-      <w:bookmarkEnd w:id="4"/>
+      <w:bookmarkEnd w:id="3"/>
     </w:p>
     <w:p>
       <w:pPr>
@@ -5540,7 +5775,7 @@
           <w:szCs w:val="24"/>
         </w:rPr>
       </w:pPr>
-      <w:bookmarkStart w:id="5" w:name="_Toc214307693"/>
+      <w:bookmarkStart w:id="4" w:name="_Toc214312980"/>
       <w:r>
         <w:rPr>
           <w:sz w:val="24"/>
@@ -5569,7 +5804,7 @@
         </w:rPr>
         <w:t>MODELADA:</w:t>
       </w:r>
-      <w:bookmarkEnd w:id="5"/>
+      <w:bookmarkEnd w:id="4"/>
     </w:p>
     <w:p>
       <w:pPr>
@@ -5715,6 +5950,436 @@
     </w:p>
     <w:p>
       <w:pPr>
+        <w:pStyle w:val="Ttulo2"/>
+        <w:rPr>
+          <w:sz w:val="24"/>
+          <w:szCs w:val="24"/>
+        </w:rPr>
+      </w:pPr>
+      <w:bookmarkStart w:id="5" w:name="_Toc214312981"/>
+      <w:r>
+        <w:rPr>
+          <w:sz w:val="24"/>
+          <w:szCs w:val="24"/>
+        </w:rPr>
+        <w:t>3.</w:t>
+      </w:r>
+      <w:r>
+        <w:rPr>
+          <w:sz w:val="24"/>
+          <w:szCs w:val="24"/>
+        </w:rPr>
+        <w:t>4</w:t>
+      </w:r>
+      <w:r>
+        <w:rPr>
+          <w:sz w:val="24"/>
+          <w:szCs w:val="24"/>
+        </w:rPr>
+        <w:t xml:space="preserve"> </w:t>
+      </w:r>
+      <w:r>
+        <w:rPr>
+          <w:sz w:val="24"/>
+          <w:szCs w:val="24"/>
+        </w:rPr>
+        <w:t>COMPLETADA LA</w:t>
+      </w:r>
+      <w:r>
+        <w:rPr>
+          <w:sz w:val="24"/>
+          <w:szCs w:val="24"/>
+        </w:rPr>
+        <w:t xml:space="preserve"> IMPLEMENTACIÓN (</w:t>
+      </w:r>
+      <w:r>
+        <w:rPr>
+          <w:sz w:val="24"/>
+          <w:szCs w:val="24"/>
+        </w:rPr>
+        <w:t>100</w:t>
+      </w:r>
+      <w:r>
+        <w:rPr>
+          <w:sz w:val="24"/>
+          <w:szCs w:val="24"/>
+        </w:rPr>
+        <w:t>%):</w:t>
+      </w:r>
+      <w:bookmarkEnd w:id="5"/>
+    </w:p>
+    <w:p>
+      <w:pPr>
+        <w:pStyle w:val="Textosinformato"/>
+        <w:rPr>
+          <w:rFonts w:asciiTheme="minorHAnsi" w:hAnsiTheme="minorHAnsi" w:cstheme="minorHAnsi"/>
+          <w:sz w:val="24"/>
+          <w:szCs w:val="24"/>
+        </w:rPr>
+      </w:pPr>
+    </w:p>
+    <w:p>
+      <w:pPr>
+        <w:pStyle w:val="Textosinformato"/>
+        <w:rPr>
+          <w:rFonts w:asciiTheme="minorHAnsi" w:hAnsiTheme="minorHAnsi" w:cstheme="minorHAnsi"/>
+          <w:b/>
+          <w:bCs/>
+          <w:sz w:val="24"/>
+          <w:szCs w:val="24"/>
+        </w:rPr>
+      </w:pPr>
+      <w:r>
+        <w:rPr>
+          <w:rFonts w:asciiTheme="minorHAnsi" w:hAnsiTheme="minorHAnsi" w:cstheme="minorHAnsi"/>
+          <w:b/>
+          <w:bCs/>
+          <w:sz w:val="24"/>
+          <w:szCs w:val="24"/>
+        </w:rPr>
+        <w:t xml:space="preserve">BACKEND E </w:t>
+      </w:r>
+      <w:r>
+        <w:rPr>
+          <w:rFonts w:asciiTheme="minorHAnsi" w:hAnsiTheme="minorHAnsi" w:cstheme="minorHAnsi"/>
+          <w:b/>
+          <w:bCs/>
+          <w:sz w:val="24"/>
+          <w:szCs w:val="24"/>
+        </w:rPr>
+        <w:t>INTEGRACIÓN:</w:t>
+      </w:r>
+    </w:p>
+    <w:p>
+      <w:pPr>
+        <w:pStyle w:val="Textosinformato"/>
+        <w:numPr>
+          <w:ilvl w:val="0"/>
+          <w:numId w:val="2"/>
+        </w:numPr>
+        <w:rPr>
+          <w:rFonts w:asciiTheme="minorHAnsi" w:hAnsiTheme="minorHAnsi" w:cstheme="minorHAnsi"/>
+          <w:sz w:val="24"/>
+          <w:szCs w:val="24"/>
+        </w:rPr>
+      </w:pPr>
+      <w:r>
+        <w:rPr>
+          <w:rFonts w:asciiTheme="minorHAnsi" w:hAnsiTheme="minorHAnsi" w:cstheme="minorHAnsi"/>
+          <w:sz w:val="24"/>
+          <w:szCs w:val="24"/>
+        </w:rPr>
+        <w:t xml:space="preserve">Desarrollo </w:t>
+      </w:r>
+      <w:proofErr w:type="spellStart"/>
+      <w:r>
+        <w:rPr>
+          <w:rFonts w:asciiTheme="minorHAnsi" w:hAnsiTheme="minorHAnsi" w:cstheme="minorHAnsi"/>
+          <w:sz w:val="24"/>
+          <w:szCs w:val="24"/>
+        </w:rPr>
+        <w:t>backend</w:t>
+      </w:r>
+      <w:proofErr w:type="spellEnd"/>
+      <w:r>
+        <w:rPr>
+          <w:rFonts w:asciiTheme="minorHAnsi" w:hAnsiTheme="minorHAnsi" w:cstheme="minorHAnsi"/>
+          <w:sz w:val="24"/>
+          <w:szCs w:val="24"/>
+        </w:rPr>
+        <w:t xml:space="preserve"> Django</w:t>
+      </w:r>
+    </w:p>
+    <w:p>
+      <w:pPr>
+        <w:pStyle w:val="Textosinformato"/>
+        <w:numPr>
+          <w:ilvl w:val="0"/>
+          <w:numId w:val="2"/>
+        </w:numPr>
+        <w:rPr>
+          <w:rFonts w:asciiTheme="minorHAnsi" w:hAnsiTheme="minorHAnsi" w:cstheme="minorHAnsi"/>
+          <w:sz w:val="24"/>
+          <w:szCs w:val="24"/>
+        </w:rPr>
+      </w:pPr>
+      <w:r>
+        <w:rPr>
+          <w:rFonts w:asciiTheme="minorHAnsi" w:hAnsiTheme="minorHAnsi" w:cstheme="minorHAnsi"/>
+          <w:sz w:val="24"/>
+          <w:szCs w:val="24"/>
+        </w:rPr>
+        <w:t>Integración PostgreSQL</w:t>
+      </w:r>
+    </w:p>
+    <w:p>
+      <w:pPr>
+        <w:pStyle w:val="Textosinformato"/>
+        <w:numPr>
+          <w:ilvl w:val="0"/>
+          <w:numId w:val="2"/>
+        </w:numPr>
+        <w:rPr>
+          <w:rFonts w:asciiTheme="minorHAnsi" w:hAnsiTheme="minorHAnsi" w:cstheme="minorHAnsi"/>
+          <w:sz w:val="24"/>
+          <w:szCs w:val="24"/>
+        </w:rPr>
+      </w:pPr>
+      <w:proofErr w:type="spellStart"/>
+      <w:r>
+        <w:rPr>
+          <w:rFonts w:asciiTheme="minorHAnsi" w:hAnsiTheme="minorHAnsi" w:cstheme="minorHAnsi"/>
+          <w:sz w:val="24"/>
+          <w:szCs w:val="24"/>
+        </w:rPr>
+        <w:t>APIs</w:t>
+      </w:r>
+      <w:proofErr w:type="spellEnd"/>
+      <w:r>
+        <w:rPr>
+          <w:rFonts w:asciiTheme="minorHAnsi" w:hAnsiTheme="minorHAnsi" w:cstheme="minorHAnsi"/>
+          <w:sz w:val="24"/>
+          <w:szCs w:val="24"/>
+        </w:rPr>
+        <w:t xml:space="preserve"> REST para </w:t>
+      </w:r>
+      <w:proofErr w:type="spellStart"/>
+      <w:r>
+        <w:rPr>
+          <w:rFonts w:asciiTheme="minorHAnsi" w:hAnsiTheme="minorHAnsi" w:cstheme="minorHAnsi"/>
+          <w:sz w:val="24"/>
+          <w:szCs w:val="24"/>
+        </w:rPr>
+        <w:t>frontend</w:t>
+      </w:r>
+      <w:proofErr w:type="spellEnd"/>
+    </w:p>
+    <w:p>
+      <w:pPr>
+        <w:pStyle w:val="Textosinformato"/>
+        <w:numPr>
+          <w:ilvl w:val="0"/>
+          <w:numId w:val="2"/>
+        </w:numPr>
+        <w:rPr>
+          <w:rFonts w:asciiTheme="minorHAnsi" w:hAnsiTheme="minorHAnsi" w:cstheme="minorHAnsi"/>
+          <w:sz w:val="24"/>
+          <w:szCs w:val="24"/>
+        </w:rPr>
+      </w:pPr>
+      <w:r>
+        <w:rPr>
+          <w:rFonts w:asciiTheme="minorHAnsi" w:hAnsiTheme="minorHAnsi" w:cstheme="minorHAnsi"/>
+          <w:sz w:val="24"/>
+          <w:szCs w:val="24"/>
+        </w:rPr>
+        <w:t>Sistema de autenticación real</w:t>
+      </w:r>
+    </w:p>
+    <w:p>
+      <w:pPr>
+        <w:pStyle w:val="Textosinformato"/>
+        <w:numPr>
+          <w:ilvl w:val="0"/>
+          <w:numId w:val="2"/>
+        </w:numPr>
+        <w:rPr>
+          <w:rFonts w:asciiTheme="minorHAnsi" w:hAnsiTheme="minorHAnsi" w:cstheme="minorHAnsi"/>
+          <w:sz w:val="24"/>
+          <w:szCs w:val="24"/>
+        </w:rPr>
+      </w:pPr>
+      <w:r>
+        <w:rPr>
+          <w:rFonts w:asciiTheme="minorHAnsi" w:hAnsiTheme="minorHAnsi" w:cstheme="minorHAnsi"/>
+          <w:sz w:val="24"/>
+          <w:szCs w:val="24"/>
+        </w:rPr>
+        <w:t xml:space="preserve">Integración </w:t>
+      </w:r>
+      <w:proofErr w:type="spellStart"/>
+      <w:r>
+        <w:rPr>
+          <w:rFonts w:asciiTheme="minorHAnsi" w:hAnsiTheme="minorHAnsi" w:cstheme="minorHAnsi"/>
+          <w:sz w:val="24"/>
+          <w:szCs w:val="24"/>
+        </w:rPr>
+        <w:t>MercadoPago</w:t>
+      </w:r>
+      <w:proofErr w:type="spellEnd"/>
+    </w:p>
+    <w:p>
+      <w:pPr>
+        <w:pStyle w:val="Textosinformato"/>
+        <w:rPr>
+          <w:rFonts w:asciiTheme="minorHAnsi" w:hAnsiTheme="minorHAnsi" w:cstheme="minorHAnsi"/>
+          <w:sz w:val="24"/>
+          <w:szCs w:val="24"/>
+        </w:rPr>
+      </w:pPr>
+    </w:p>
+    <w:p>
+      <w:pPr>
+        <w:pStyle w:val="Textosinformato"/>
+        <w:rPr>
+          <w:rFonts w:asciiTheme="minorHAnsi" w:hAnsiTheme="minorHAnsi" w:cstheme="minorHAnsi"/>
+          <w:b/>
+          <w:bCs/>
+          <w:sz w:val="24"/>
+          <w:szCs w:val="24"/>
+        </w:rPr>
+      </w:pPr>
+      <w:r>
+        <w:rPr>
+          <w:rFonts w:asciiTheme="minorHAnsi" w:hAnsiTheme="minorHAnsi" w:cstheme="minorHAnsi"/>
+          <w:b/>
+          <w:bCs/>
+          <w:sz w:val="24"/>
+          <w:szCs w:val="24"/>
+        </w:rPr>
+        <w:t xml:space="preserve">DEPLOYMENT Y </w:t>
+      </w:r>
+      <w:r>
+        <w:rPr>
+          <w:rFonts w:asciiTheme="minorHAnsi" w:hAnsiTheme="minorHAnsi" w:cstheme="minorHAnsi"/>
+          <w:b/>
+          <w:bCs/>
+          <w:sz w:val="24"/>
+          <w:szCs w:val="24"/>
+        </w:rPr>
+        <w:t>PRODUCCIÓN:</w:t>
+      </w:r>
+    </w:p>
+    <w:p>
+      <w:pPr>
+        <w:pStyle w:val="Textosinformato"/>
+        <w:numPr>
+          <w:ilvl w:val="0"/>
+          <w:numId w:val="3"/>
+        </w:numPr>
+        <w:rPr>
+          <w:rFonts w:asciiTheme="minorHAnsi" w:hAnsiTheme="minorHAnsi" w:cstheme="minorHAnsi"/>
+          <w:sz w:val="24"/>
+          <w:szCs w:val="24"/>
+        </w:rPr>
+      </w:pPr>
+      <w:r>
+        <w:rPr>
+          <w:rFonts w:asciiTheme="minorHAnsi" w:hAnsiTheme="minorHAnsi" w:cstheme="minorHAnsi"/>
+          <w:sz w:val="24"/>
+          <w:szCs w:val="24"/>
+        </w:rPr>
+        <w:t>Configuración Docker completa</w:t>
+      </w:r>
+    </w:p>
+    <w:p>
+      <w:pPr>
+        <w:pStyle w:val="Textosinformato"/>
+        <w:numPr>
+          <w:ilvl w:val="0"/>
+          <w:numId w:val="3"/>
+        </w:numPr>
+        <w:rPr>
+          <w:rFonts w:asciiTheme="minorHAnsi" w:hAnsiTheme="minorHAnsi" w:cstheme="minorHAnsi"/>
+          <w:sz w:val="24"/>
+          <w:szCs w:val="24"/>
+        </w:rPr>
+      </w:pPr>
+      <w:r>
+        <w:rPr>
+          <w:rFonts w:asciiTheme="minorHAnsi" w:hAnsiTheme="minorHAnsi" w:cstheme="minorHAnsi"/>
+          <w:sz w:val="24"/>
+          <w:szCs w:val="24"/>
+        </w:rPr>
+        <w:t>Ambiente de producción</w:t>
+      </w:r>
+    </w:p>
+    <w:p>
+      <w:pPr>
+        <w:pStyle w:val="Textosinformato"/>
+        <w:numPr>
+          <w:ilvl w:val="0"/>
+          <w:numId w:val="3"/>
+        </w:numPr>
+        <w:rPr>
+          <w:rFonts w:asciiTheme="minorHAnsi" w:hAnsiTheme="minorHAnsi" w:cstheme="minorHAnsi"/>
+          <w:sz w:val="24"/>
+          <w:szCs w:val="24"/>
+        </w:rPr>
+      </w:pPr>
+      <w:proofErr w:type="spellStart"/>
+      <w:r>
+        <w:rPr>
+          <w:rFonts w:asciiTheme="minorHAnsi" w:hAnsiTheme="minorHAnsi" w:cstheme="minorHAnsi"/>
+          <w:sz w:val="24"/>
+          <w:szCs w:val="24"/>
+        </w:rPr>
+        <w:t>Testing</w:t>
+      </w:r>
+      <w:proofErr w:type="spellEnd"/>
+      <w:r>
+        <w:rPr>
+          <w:rFonts w:asciiTheme="minorHAnsi" w:hAnsiTheme="minorHAnsi" w:cstheme="minorHAnsi"/>
+          <w:sz w:val="24"/>
+          <w:szCs w:val="24"/>
+        </w:rPr>
+        <w:t xml:space="preserve"> automatizado</w:t>
+      </w:r>
+    </w:p>
+    <w:p>
+      <w:pPr>
+        <w:pStyle w:val="Textosinformato"/>
+        <w:numPr>
+          <w:ilvl w:val="0"/>
+          <w:numId w:val="3"/>
+        </w:numPr>
+        <w:rPr>
+          <w:rFonts w:asciiTheme="minorHAnsi" w:hAnsiTheme="minorHAnsi" w:cstheme="minorHAnsi"/>
+          <w:sz w:val="24"/>
+          <w:szCs w:val="24"/>
+        </w:rPr>
+      </w:pPr>
+      <w:r>
+        <w:rPr>
+          <w:rFonts w:asciiTheme="minorHAnsi" w:hAnsiTheme="minorHAnsi" w:cstheme="minorHAnsi"/>
+          <w:sz w:val="24"/>
+          <w:szCs w:val="24"/>
+        </w:rPr>
+        <w:t xml:space="preserve">Monitoreo y </w:t>
+      </w:r>
+      <w:proofErr w:type="spellStart"/>
+      <w:r>
+        <w:rPr>
+          <w:rFonts w:asciiTheme="minorHAnsi" w:hAnsiTheme="minorHAnsi" w:cstheme="minorHAnsi"/>
+          <w:sz w:val="24"/>
+          <w:szCs w:val="24"/>
+        </w:rPr>
+        <w:t>logging</w:t>
+      </w:r>
+      <w:proofErr w:type="spellEnd"/>
+    </w:p>
+    <w:p>
+      <w:pPr>
+        <w:pStyle w:val="Textosinformato"/>
+        <w:rPr>
+          <w:rFonts w:asciiTheme="minorHAnsi" w:hAnsiTheme="minorHAnsi" w:cstheme="minorHAnsi"/>
+          <w:sz w:val="24"/>
+          <w:szCs w:val="24"/>
+        </w:rPr>
+      </w:pPr>
+    </w:p>
+    <w:p>
+      <w:pPr>
+        <w:pStyle w:val="Textosinformato"/>
+        <w:rPr>
+          <w:rFonts w:asciiTheme="minorHAnsi" w:hAnsiTheme="minorHAnsi" w:cstheme="minorHAnsi"/>
+          <w:sz w:val="24"/>
+          <w:szCs w:val="24"/>
+        </w:rPr>
+      </w:pPr>
+    </w:p>
+    <w:p>
+      <w:pPr>
         <w:pStyle w:val="Ttulo1"/>
         <w:rPr>
           <w:b/>
@@ -5723,7 +6388,7 @@
           <w:szCs w:val="28"/>
         </w:rPr>
       </w:pPr>
-      <w:bookmarkStart w:id="6" w:name="_Toc214307694"/>
+      <w:bookmarkStart w:id="6" w:name="_Toc214312982"/>
       <w:r>
         <w:rPr>
           <w:b/>
@@ -5731,6 +6396,7 @@
           <w:sz w:val="28"/>
           <w:szCs w:val="28"/>
         </w:rPr>
+        <w:lastRenderedPageBreak/>
         <w:t>4. OBJETIVOS DEL PROYECTO</w:t>
       </w:r>
       <w:bookmarkEnd w:id="6"/>
@@ -5851,7 +6517,7 @@
           <w:szCs w:val="32"/>
         </w:rPr>
       </w:pPr>
-      <w:bookmarkStart w:id="7" w:name="_Toc214307695"/>
+      <w:bookmarkStart w:id="7" w:name="_Toc214312983"/>
       <w:r>
         <w:rPr>
           <w:b/>
@@ -5881,7 +6547,7 @@
           <w:szCs w:val="24"/>
         </w:rPr>
       </w:pPr>
-      <w:bookmarkStart w:id="8" w:name="_Toc214307696"/>
+      <w:bookmarkStart w:id="8" w:name="_Toc214312984"/>
       <w:r>
         <w:rPr>
           <w:sz w:val="24"/>
@@ -6101,50 +6767,6 @@
     <w:p>
       <w:pPr>
         <w:pStyle w:val="Textosinformato"/>
-        <w:numPr>
-          <w:ilvl w:val="0"/>
-          <w:numId w:val="10"/>
-        </w:numPr>
-        <w:rPr>
-          <w:rFonts w:asciiTheme="minorHAnsi" w:hAnsiTheme="minorHAnsi" w:cstheme="minorHAnsi"/>
-          <w:sz w:val="24"/>
-          <w:szCs w:val="24"/>
-        </w:rPr>
-      </w:pPr>
-      <w:r>
-        <w:rPr>
-          <w:rFonts w:asciiTheme="minorHAnsi" w:hAnsiTheme="minorHAnsi" w:cstheme="minorHAnsi"/>
-          <w:sz w:val="24"/>
-          <w:szCs w:val="24"/>
-        </w:rPr>
-        <w:t xml:space="preserve">implementación de Base de datos completo </w:t>
-      </w:r>
-    </w:p>
-    <w:p>
-      <w:pPr>
-        <w:pStyle w:val="Textosinformato"/>
-        <w:ind w:left="720"/>
-        <w:rPr>
-          <w:rFonts w:asciiTheme="minorHAnsi" w:hAnsiTheme="minorHAnsi" w:cstheme="minorHAnsi"/>
-          <w:sz w:val="24"/>
-          <w:szCs w:val="24"/>
-        </w:rPr>
-      </w:pPr>
-    </w:p>
-    <w:p>
-      <w:pPr>
-        <w:pStyle w:val="Textosinformato"/>
-        <w:ind w:left="720"/>
-        <w:rPr>
-          <w:rFonts w:asciiTheme="minorHAnsi" w:hAnsiTheme="minorHAnsi" w:cstheme="minorHAnsi"/>
-          <w:sz w:val="24"/>
-          <w:szCs w:val="24"/>
-        </w:rPr>
-      </w:pPr>
-    </w:p>
-    <w:p>
-      <w:pPr>
-        <w:pStyle w:val="Textosinformato"/>
         <w:rPr>
           <w:rFonts w:asciiTheme="minorHAnsi" w:hAnsiTheme="minorHAnsi" w:cstheme="minorHAnsi"/>
           <w:sz w:val="24"/>
@@ -6160,7 +6782,7 @@
           <w:szCs w:val="24"/>
         </w:rPr>
       </w:pPr>
-      <w:bookmarkStart w:id="9" w:name="_Toc214307697"/>
+      <w:bookmarkStart w:id="9" w:name="_Toc214312985"/>
       <w:r>
         <w:rPr>
           <w:sz w:val="24"/>
@@ -6334,16 +6956,7 @@
           <w:sz w:val="24"/>
           <w:szCs w:val="24"/>
         </w:rPr>
-        <w:t xml:space="preserve">Panel administrativo con </w:t>
-      </w:r>
-      <w:proofErr w:type="gramStart"/>
-      <w:r>
-        <w:rPr>
-          <w:rFonts w:asciiTheme="minorHAnsi" w:hAnsiTheme="minorHAnsi" w:cstheme="minorHAnsi"/>
-          <w:sz w:val="24"/>
-          <w:szCs w:val="24"/>
-        </w:rPr>
-        <w:t xml:space="preserve">Business </w:t>
+        <w:t xml:space="preserve">Panel administrativo con Business </w:t>
       </w:r>
       <w:proofErr w:type="spellStart"/>
       <w:r>
@@ -6355,7 +6968,6 @@
         <w:t>Intelligence</w:t>
       </w:r>
       <w:proofErr w:type="spellEnd"/>
-      <w:proofErr w:type="gramEnd"/>
     </w:p>
     <w:p>
       <w:pPr>
@@ -6382,89 +6994,6 @@
     <w:p>
       <w:pPr>
         <w:pStyle w:val="Textosinformato"/>
-        <w:numPr>
-          <w:ilvl w:val="0"/>
-          <w:numId w:val="11"/>
-        </w:numPr>
-        <w:rPr>
-          <w:rFonts w:asciiTheme="minorHAnsi" w:hAnsiTheme="minorHAnsi" w:cstheme="minorHAnsi"/>
-          <w:sz w:val="24"/>
-          <w:szCs w:val="24"/>
-        </w:rPr>
-      </w:pPr>
-      <w:r>
-        <w:rPr>
-          <w:rFonts w:asciiTheme="minorHAnsi" w:hAnsiTheme="minorHAnsi" w:cstheme="minorHAnsi"/>
-          <w:sz w:val="24"/>
-          <w:szCs w:val="24"/>
-        </w:rPr>
-        <w:t xml:space="preserve">Integración </w:t>
-      </w:r>
-      <w:proofErr w:type="spellStart"/>
-      <w:r>
-        <w:rPr>
-          <w:rFonts w:asciiTheme="minorHAnsi" w:hAnsiTheme="minorHAnsi" w:cstheme="minorHAnsi"/>
-          <w:sz w:val="24"/>
-          <w:szCs w:val="24"/>
-        </w:rPr>
-        <w:t>backend</w:t>
-      </w:r>
-      <w:proofErr w:type="spellEnd"/>
-      <w:r>
-        <w:rPr>
-          <w:rFonts w:asciiTheme="minorHAnsi" w:hAnsiTheme="minorHAnsi" w:cstheme="minorHAnsi"/>
-          <w:sz w:val="24"/>
-          <w:szCs w:val="24"/>
-        </w:rPr>
-        <w:t xml:space="preserve"> Django funcional</w:t>
-      </w:r>
-    </w:p>
-    <w:p>
-      <w:pPr>
-        <w:pStyle w:val="Textosinformato"/>
-        <w:numPr>
-          <w:ilvl w:val="0"/>
-          <w:numId w:val="11"/>
-        </w:numPr>
-        <w:rPr>
-          <w:rFonts w:asciiTheme="minorHAnsi" w:hAnsiTheme="minorHAnsi" w:cstheme="minorHAnsi"/>
-          <w:sz w:val="24"/>
-          <w:szCs w:val="24"/>
-        </w:rPr>
-      </w:pPr>
-      <w:r>
-        <w:rPr>
-          <w:rFonts w:asciiTheme="minorHAnsi" w:hAnsiTheme="minorHAnsi" w:cstheme="minorHAnsi"/>
-          <w:sz w:val="24"/>
-          <w:szCs w:val="24"/>
-        </w:rPr>
-        <w:t xml:space="preserve">Procesamiento de pagos </w:t>
-      </w:r>
-      <w:proofErr w:type="spellStart"/>
-      <w:r>
-        <w:rPr>
-          <w:rFonts w:asciiTheme="minorHAnsi" w:hAnsiTheme="minorHAnsi" w:cstheme="minorHAnsi"/>
-          <w:sz w:val="24"/>
-          <w:szCs w:val="24"/>
-        </w:rPr>
-        <w:t>MercadoPago</w:t>
-      </w:r>
-      <w:proofErr w:type="spellEnd"/>
-    </w:p>
-    <w:p>
-      <w:pPr>
-        <w:pStyle w:val="Textosinformato"/>
-        <w:ind w:left="720"/>
-        <w:rPr>
-          <w:rFonts w:asciiTheme="minorHAnsi" w:hAnsiTheme="minorHAnsi" w:cstheme="minorHAnsi"/>
-          <w:sz w:val="24"/>
-          <w:szCs w:val="24"/>
-        </w:rPr>
-      </w:pPr>
-    </w:p>
-    <w:p>
-      <w:pPr>
-        <w:pStyle w:val="Textosinformato"/>
         <w:rPr>
           <w:rFonts w:asciiTheme="minorHAnsi" w:hAnsiTheme="minorHAnsi" w:cstheme="minorHAnsi"/>
           <w:sz w:val="24"/>
@@ -6480,7 +7009,62 @@
           <w:szCs w:val="24"/>
         </w:rPr>
       </w:pPr>
-      <w:bookmarkStart w:id="10" w:name="_Toc214307698"/>
+      <w:bookmarkStart w:id="10" w:name="_Toc214312986"/>
+      <w:r>
+        <w:rPr>
+          <w:sz w:val="24"/>
+          <w:szCs w:val="24"/>
+        </w:rPr>
+        <w:t xml:space="preserve">4.3 OBJETIVOS </w:t>
+      </w:r>
+      <w:r>
+        <w:rPr>
+          <w:sz w:val="24"/>
+          <w:szCs w:val="24"/>
+        </w:rPr>
+        <w:t>PENDIENTES:</w:t>
+      </w:r>
+      <w:bookmarkEnd w:id="10"/>
+    </w:p>
+    <w:p>
+      <w:pPr>
+        <w:pStyle w:val="Textosinformato"/>
+        <w:ind w:left="360"/>
+        <w:rPr>
+          <w:rFonts w:asciiTheme="minorHAnsi" w:hAnsiTheme="minorHAnsi" w:cstheme="minorHAnsi"/>
+          <w:sz w:val="24"/>
+          <w:szCs w:val="24"/>
+        </w:rPr>
+      </w:pPr>
+      <w:r>
+        <w:rPr>
+          <w:rFonts w:asciiTheme="minorHAnsi" w:hAnsiTheme="minorHAnsi" w:cstheme="minorHAnsi"/>
+          <w:sz w:val="24"/>
+          <w:szCs w:val="24"/>
+        </w:rPr>
+        <w:t>Los objetivos técnicos y funcionales definidos para el MVP se encuentran cumplidos. Los objetivos asociados a escalamiento, pruebas automatizadas avanzadas y operación en producción se consideran metas de evolución posterior al proyecto de título, y no como pendientes de esta entrega.﻿​</w:t>
+      </w:r>
+    </w:p>
+    <w:p>
+      <w:pPr>
+        <w:pStyle w:val="Textosinformato"/>
+        <w:ind w:firstLine="720"/>
+        <w:rPr>
+          <w:rFonts w:asciiTheme="minorHAnsi" w:hAnsiTheme="minorHAnsi" w:cstheme="minorHAnsi"/>
+          <w:sz w:val="24"/>
+          <w:szCs w:val="24"/>
+        </w:rPr>
+      </w:pPr>
+    </w:p>
+    <w:p>
+      <w:pPr>
+        <w:pStyle w:val="Ttulo2"/>
+        <w:rPr>
+          <w:sz w:val="24"/>
+          <w:szCs w:val="24"/>
+        </w:rPr>
+      </w:pPr>
+      <w:bookmarkStart w:id="11" w:name="_Toc214312987"/>
       <w:r>
         <w:rPr>
           <w:sz w:val="24"/>
@@ -6495,7 +7079,7 @@
         </w:rPr>
         <w:t>ALCANZADOS:</w:t>
       </w:r>
-      <w:bookmarkEnd w:id="10"/>
+      <w:bookmarkEnd w:id="11"/>
     </w:p>
     <w:p>
       <w:pPr>
@@ -6657,7 +7241,7 @@
           <w:szCs w:val="28"/>
         </w:rPr>
       </w:pPr>
-      <w:bookmarkStart w:id="11" w:name="_Toc214307699"/>
+      <w:bookmarkStart w:id="12" w:name="_Toc214312988"/>
       <w:r>
         <w:rPr>
           <w:b/>
@@ -6665,9 +7249,10 @@
           <w:sz w:val="28"/>
           <w:szCs w:val="28"/>
         </w:rPr>
+        <w:lastRenderedPageBreak/>
         <w:t>5. CRONOGRAMA DETALLADO CON ESTADO ACTUAL</w:t>
       </w:r>
-      <w:bookmarkEnd w:id="11"/>
+      <w:bookmarkEnd w:id="12"/>
     </w:p>
     <w:p>
       <w:pPr>
@@ -6750,7 +7335,7 @@
           <w:szCs w:val="28"/>
         </w:rPr>
       </w:pPr>
-      <w:bookmarkStart w:id="12" w:name="_Toc214307700"/>
+      <w:bookmarkStart w:id="13" w:name="_Toc214312989"/>
       <w:r>
         <w:rPr>
           <w:b/>
@@ -6760,7 +7345,7 @@
         </w:rPr>
         <w:t>6. ENTREGABLES TÉCNICOS COMPLETADOS Y PENDIENTES</w:t>
       </w:r>
-      <w:bookmarkEnd w:id="12"/>
+      <w:bookmarkEnd w:id="13"/>
     </w:p>
     <w:p>
       <w:pPr>
@@ -6790,7 +7375,7 @@
           <w:szCs w:val="24"/>
         </w:rPr>
       </w:pPr>
-      <w:bookmarkStart w:id="13" w:name="_Toc214307701"/>
+      <w:bookmarkStart w:id="14" w:name="_Toc214312990"/>
       <w:r>
         <w:rPr>
           <w:sz w:val="24"/>
@@ -6805,7 +7390,12 @@
         </w:rPr>
         <w:t>COMPLETADOS:</w:t>
       </w:r>
-      <w:bookmarkEnd w:id="13"/>
+      <w:bookmarkEnd w:id="14"/>
+    </w:p>
+    <w:p>
+      <w:r>
+        <w:t>Al cierre del proyecto, todos los entregables definidos para el MVP se encuentran completados y documentados, incluyendo código fuente, modelo de datos, documentación de arquitectura y artefactos de Scrum.</w:t>
+      </w:r>
     </w:p>
     <w:p>
       <w:pPr>
@@ -6868,7 +7458,7 @@
           <w:sz w:val="24"/>
           <w:szCs w:val="24"/>
         </w:rPr>
-        <w:t xml:space="preserve">Modelo PostgreSQL completo </w:t>
+        <w:t>Modelo PostgreSQL completo en español</w:t>
       </w:r>
     </w:p>
     <w:p>
@@ -6890,7 +7480,7 @@
           <w:sz w:val="24"/>
           <w:szCs w:val="24"/>
         </w:rPr>
-        <w:t>Sistema de múltiples servicios</w:t>
+        <w:t>15+ scripts de migración SQL</w:t>
       </w:r>
     </w:p>
     <w:p>
@@ -6912,18 +7502,8 @@
           <w:sz w:val="24"/>
           <w:szCs w:val="24"/>
         </w:rPr>
-        <w:t xml:space="preserve">Gestión de cuentas bancarias con </w:t>
-      </w:r>
-      <w:proofErr w:type="spellStart"/>
-      <w:r>
-        <w:rPr>
-          <w:rFonts w:asciiTheme="minorHAnsi" w:hAnsiTheme="minorHAnsi" w:cstheme="minorHAnsi"/>
-          <w:sz w:val="24"/>
-          <w:szCs w:val="24"/>
-        </w:rPr>
-        <w:t>fallback</w:t>
-      </w:r>
-      <w:proofErr w:type="spellEnd"/>
+        <w:t>Sistema de múltiples servicios</w:t>
+      </w:r>
     </w:p>
     <w:p>
       <w:pPr>
@@ -6944,7 +7524,25 @@
           <w:sz w:val="24"/>
           <w:szCs w:val="24"/>
         </w:rPr>
-        <w:t>Verificación diferenciada de documentos</w:t>
+        <w:t xml:space="preserve">Gestión de cuentas bancarias con </w:t>
+      </w:r>
+      <w:proofErr w:type="spellStart"/>
+      <w:r>
+        <w:rPr>
+          <w:rFonts w:asciiTheme="minorHAnsi" w:hAnsiTheme="minorHAnsi" w:cstheme="minorHAnsi"/>
+          <w:sz w:val="24"/>
+          <w:szCs w:val="24"/>
+        </w:rPr>
+        <w:t>fallback</w:t>
+      </w:r>
+      <w:proofErr w:type="spellEnd"/>
+      <w:r>
+        <w:rPr>
+          <w:rFonts w:asciiTheme="minorHAnsi" w:hAnsiTheme="minorHAnsi" w:cstheme="minorHAnsi"/>
+          <w:sz w:val="24"/>
+          <w:szCs w:val="24"/>
+        </w:rPr>
+        <w:t>(avance 2 final)</w:t>
       </w:r>
     </w:p>
     <w:p>
@@ -6966,6 +7564,28 @@
           <w:sz w:val="24"/>
           <w:szCs w:val="24"/>
         </w:rPr>
+        <w:t>Verificación diferenciada de documentos</w:t>
+      </w:r>
+    </w:p>
+    <w:p>
+      <w:pPr>
+        <w:pStyle w:val="Textosinformato"/>
+        <w:numPr>
+          <w:ilvl w:val="0"/>
+          <w:numId w:val="14"/>
+        </w:numPr>
+        <w:rPr>
+          <w:rFonts w:asciiTheme="minorHAnsi" w:hAnsiTheme="minorHAnsi" w:cstheme="minorHAnsi"/>
+          <w:sz w:val="24"/>
+          <w:szCs w:val="24"/>
+        </w:rPr>
+      </w:pPr>
+      <w:r>
+        <w:rPr>
+          <w:rFonts w:asciiTheme="minorHAnsi" w:hAnsiTheme="minorHAnsi" w:cstheme="minorHAnsi"/>
+          <w:sz w:val="24"/>
+          <w:szCs w:val="24"/>
+        </w:rPr>
         <w:t>Precios fijos en CLP</w:t>
       </w:r>
     </w:p>
@@ -7042,7 +7662,6 @@
           <w:sz w:val="24"/>
           <w:szCs w:val="24"/>
         </w:rPr>
-        <w:lastRenderedPageBreak/>
         <w:t>Requerimientos Funcionales</w:t>
       </w:r>
     </w:p>
@@ -7165,6 +7784,115 @@
     </w:p>
     <w:p>
       <w:pPr>
+        <w:pStyle w:val="Ttulo2"/>
+        <w:rPr>
+          <w:sz w:val="24"/>
+          <w:szCs w:val="24"/>
+        </w:rPr>
+      </w:pPr>
+      <w:bookmarkStart w:id="15" w:name="_Toc214312991"/>
+      <w:r>
+        <w:rPr>
+          <w:sz w:val="24"/>
+          <w:szCs w:val="24"/>
+        </w:rPr>
+        <w:t xml:space="preserve">6.2 ENTREGABLES </w:t>
+      </w:r>
+      <w:r>
+        <w:rPr>
+          <w:sz w:val="24"/>
+          <w:szCs w:val="24"/>
+        </w:rPr>
+        <w:t>PENDIENTES:</w:t>
+      </w:r>
+      <w:bookmarkEnd w:id="15"/>
+    </w:p>
+    <w:p>
+      <w:pPr>
+        <w:pStyle w:val="Textosinformato"/>
+        <w:rPr>
+          <w:rFonts w:asciiTheme="minorHAnsi" w:hAnsiTheme="minorHAnsi" w:cstheme="minorHAnsi"/>
+          <w:sz w:val="24"/>
+          <w:szCs w:val="24"/>
+        </w:rPr>
+      </w:pPr>
+    </w:p>
+    <w:p>
+      <w:pPr>
+        <w:pStyle w:val="Textosinformato"/>
+        <w:rPr>
+          <w:rFonts w:asciiTheme="minorHAnsi" w:hAnsiTheme="minorHAnsi" w:cstheme="minorHAnsi"/>
+          <w:sz w:val="24"/>
+          <w:szCs w:val="24"/>
+        </w:rPr>
+      </w:pPr>
+      <w:r>
+        <w:rPr>
+          <w:rFonts w:asciiTheme="minorHAnsi" w:hAnsiTheme="minorHAnsi" w:cstheme="minorHAnsi"/>
+          <w:sz w:val="24"/>
+          <w:szCs w:val="24"/>
+        </w:rPr>
+        <w:t xml:space="preserve">No existen entregables técnicos pendientes dentro del alcance del MVP comprometido para el </w:t>
+      </w:r>
+      <w:proofErr w:type="spellStart"/>
+      <w:r>
+        <w:rPr>
+          <w:rFonts w:asciiTheme="minorHAnsi" w:hAnsiTheme="minorHAnsi" w:cstheme="minorHAnsi"/>
+          <w:sz w:val="24"/>
+          <w:szCs w:val="24"/>
+        </w:rPr>
+        <w:t>Capstone</w:t>
+      </w:r>
+      <w:proofErr w:type="spellEnd"/>
+      <w:r>
+        <w:rPr>
+          <w:rFonts w:asciiTheme="minorHAnsi" w:hAnsiTheme="minorHAnsi" w:cstheme="minorHAnsi"/>
+          <w:sz w:val="24"/>
+          <w:szCs w:val="24"/>
+        </w:rPr>
+        <w:t>. Las actividades descritas originalmente como pendientes (</w:t>
+      </w:r>
+      <w:proofErr w:type="spellStart"/>
+      <w:r>
+        <w:rPr>
+          <w:rFonts w:asciiTheme="minorHAnsi" w:hAnsiTheme="minorHAnsi" w:cstheme="minorHAnsi"/>
+          <w:sz w:val="24"/>
+          <w:szCs w:val="24"/>
+        </w:rPr>
+        <w:t>testing</w:t>
+      </w:r>
+      <w:proofErr w:type="spellEnd"/>
+      <w:r>
+        <w:rPr>
+          <w:rFonts w:asciiTheme="minorHAnsi" w:hAnsiTheme="minorHAnsi" w:cstheme="minorHAnsi"/>
+          <w:sz w:val="24"/>
+          <w:szCs w:val="24"/>
+        </w:rPr>
+        <w:t xml:space="preserve"> automatizado avanzado, monitoreo y mejoras de performance) se registran como mejoras futuras.﻿</w:t>
+      </w:r>
+    </w:p>
+    <w:p>
+      <w:pPr>
+        <w:pStyle w:val="Textosinformato"/>
+        <w:rPr>
+          <w:rFonts w:asciiTheme="minorHAnsi" w:hAnsiTheme="minorHAnsi" w:cstheme="minorHAnsi"/>
+          <w:sz w:val="24"/>
+          <w:szCs w:val="24"/>
+        </w:rPr>
+      </w:pPr>
+    </w:p>
+    <w:p>
+      <w:pPr>
+        <w:pStyle w:val="Textosinformato"/>
+        <w:rPr>
+          <w:rFonts w:asciiTheme="minorHAnsi" w:hAnsiTheme="minorHAnsi" w:cstheme="minorHAnsi"/>
+          <w:sz w:val="24"/>
+          <w:szCs w:val="24"/>
+        </w:rPr>
+      </w:pPr>
+    </w:p>
+    <w:p>
+      <w:pPr>
         <w:pStyle w:val="Ttulo1"/>
         <w:rPr>
           <w:b/>
@@ -7173,7 +7901,7 @@
           <w:szCs w:val="28"/>
         </w:rPr>
       </w:pPr>
-      <w:bookmarkStart w:id="14" w:name="_Toc214307702"/>
+      <w:bookmarkStart w:id="16" w:name="_Toc214312992"/>
       <w:r>
         <w:rPr>
           <w:b/>
@@ -7192,7 +7920,7 @@
         </w:rPr>
         <w:t>. ANÁLISIS DE RIESGOS DETALLADO</w:t>
       </w:r>
-      <w:bookmarkEnd w:id="14"/>
+      <w:bookmarkEnd w:id="16"/>
     </w:p>
     <w:p>
       <w:pPr>
@@ -7222,7 +7950,7 @@
           <w:szCs w:val="24"/>
         </w:rPr>
       </w:pPr>
-      <w:bookmarkStart w:id="15" w:name="_Toc214307703"/>
+      <w:bookmarkStart w:id="17" w:name="_Toc214312993"/>
       <w:r>
         <w:rPr>
           <w:sz w:val="24"/>
@@ -7237,7 +7965,7 @@
         </w:rPr>
         <w:t>.1 RIESGOS TÉCNICOS:</w:t>
       </w:r>
-      <w:bookmarkEnd w:id="15"/>
+      <w:bookmarkEnd w:id="17"/>
     </w:p>
     <w:p>
       <w:pPr>
@@ -7422,7 +8150,31 @@
           <w:sz w:val="24"/>
           <w:szCs w:val="24"/>
         </w:rPr>
-        <w:t xml:space="preserve"> ACTIVO - Requiere atención inmediata</w:t>
+        <w:t xml:space="preserve"> </w:t>
+      </w:r>
+      <w:r>
+        <w:rPr>
+          <w:rFonts w:asciiTheme="minorHAnsi" w:hAnsiTheme="minorHAnsi" w:cstheme="minorHAnsi"/>
+          <w:sz w:val="24"/>
+          <w:szCs w:val="24"/>
+        </w:rPr>
+        <w:t>CERRADO</w:t>
+      </w:r>
+      <w:r>
+        <w:rPr>
+          <w:rFonts w:asciiTheme="minorHAnsi" w:hAnsiTheme="minorHAnsi" w:cstheme="minorHAnsi"/>
+          <w:sz w:val="24"/>
+          <w:szCs w:val="24"/>
+        </w:rPr>
+        <w:t xml:space="preserve"> - </w:t>
+      </w:r>
+      <w:r>
+        <w:rPr>
+          <w:rFonts w:asciiTheme="minorHAnsi" w:hAnsiTheme="minorHAnsi" w:cstheme="minorHAnsi"/>
+          <w:sz w:val="24"/>
+          <w:szCs w:val="24"/>
+        </w:rPr>
+        <w:t>MITIGADO EN LA ENTREGA FINAL﻿</w:t>
       </w:r>
     </w:p>
     <w:p>
@@ -7658,18 +8410,16 @@
           <w:sz w:val="24"/>
           <w:szCs w:val="24"/>
         </w:rPr>
-        <w:t xml:space="preserve"> MONITOREO CONTINUO</w:t>
-      </w:r>
-    </w:p>
-    <w:p>
-      <w:pPr>
-        <w:pStyle w:val="Textosinformato"/>
-        <w:rPr>
-          <w:rFonts w:asciiTheme="minorHAnsi" w:hAnsiTheme="minorHAnsi" w:cstheme="minorHAnsi"/>
-          <w:sz w:val="24"/>
-          <w:szCs w:val="24"/>
-        </w:rPr>
-      </w:pPr>
+        <w:t xml:space="preserve"> </w:t>
+      </w:r>
+      <w:r>
+        <w:rPr>
+          <w:rFonts w:asciiTheme="minorHAnsi" w:hAnsiTheme="minorHAnsi" w:cstheme="minorHAnsi"/>
+          <w:sz w:val="24"/>
+          <w:szCs w:val="24"/>
+        </w:rPr>
+        <w:t>MONITOREADO – SIN INCIDENTES CRÍTICOS EN LA ENTREGA</w:t>
+      </w:r>
     </w:p>
     <w:p>
       <w:pPr>
@@ -7689,7 +8439,7 @@
           <w:szCs w:val="24"/>
         </w:rPr>
       </w:pPr>
-      <w:bookmarkStart w:id="16" w:name="_Toc214307704"/>
+      <w:bookmarkStart w:id="18" w:name="_Toc214312994"/>
       <w:r>
         <w:rPr>
           <w:sz w:val="24"/>
@@ -7704,7 +8454,7 @@
         </w:rPr>
         <w:t>.2 RIESGOS DE PROYECTO:</w:t>
       </w:r>
-      <w:bookmarkEnd w:id="16"/>
+      <w:bookmarkEnd w:id="18"/>
     </w:p>
     <w:p>
       <w:pPr>
@@ -8082,13 +8832,12 @@
           <w:szCs w:val="24"/>
         </w:rPr>
       </w:pPr>
-      <w:bookmarkStart w:id="17" w:name="_Toc214307705"/>
-      <w:r>
-        <w:rPr>
-          <w:sz w:val="24"/>
-          <w:szCs w:val="24"/>
-        </w:rPr>
-        <w:lastRenderedPageBreak/>
+      <w:bookmarkStart w:id="19" w:name="_Toc214312995"/>
+      <w:r>
+        <w:rPr>
+          <w:sz w:val="24"/>
+          <w:szCs w:val="24"/>
+        </w:rPr>
         <w:t>7</w:t>
       </w:r>
       <w:r>
@@ -8098,7 +8847,7 @@
         </w:rPr>
         <w:t>.3 RIESGOS DE NEGOCIO:</w:t>
       </w:r>
-      <w:bookmarkEnd w:id="17"/>
+      <w:bookmarkEnd w:id="19"/>
     </w:p>
     <w:p>
       <w:pPr>
@@ -8480,6 +9229,25 @@
           <w:szCs w:val="24"/>
         </w:rPr>
         <w:t xml:space="preserve"> PLAN DE MITIGACIÓN LISTO</w:t>
+      </w:r>
+    </w:p>
+    <w:p>
+      <w:pPr>
+        <w:pStyle w:val="Textosinformato"/>
+        <w:rPr>
+          <w:rFonts w:asciiTheme="minorHAnsi" w:hAnsiTheme="minorHAnsi" w:cstheme="minorHAnsi"/>
+          <w:sz w:val="24"/>
+          <w:szCs w:val="24"/>
+        </w:rPr>
+      </w:pPr>
+      <w:r>
+        <w:rPr>
+          <w:rFonts w:asciiTheme="minorHAnsi" w:hAnsiTheme="minorHAnsi" w:cstheme="minorHAnsi"/>
+          <w:sz w:val="24"/>
+          <w:szCs w:val="24"/>
+        </w:rPr>
+        <w:lastRenderedPageBreak/>
+        <w:t>Al cierre del proyecto, los riesgos críticos identificados fueron mitigados o controlados, permitiendo completar el MVP dentro del alcance y del plazo definidos.﻿</w:t>
       </w:r>
     </w:p>
     <w:p>
@@ -8512,7 +9280,7 @@
           <w:szCs w:val="28"/>
         </w:rPr>
       </w:pPr>
-      <w:bookmarkStart w:id="18" w:name="_Toc214307706"/>
+      <w:bookmarkStart w:id="20" w:name="_Toc214312996"/>
       <w:r>
         <w:rPr>
           <w:b/>
@@ -8531,7 +9299,7 @@
         </w:rPr>
         <w:t>. CRITERIOS DE ÉXITO</w:t>
       </w:r>
-      <w:bookmarkEnd w:id="18"/>
+      <w:bookmarkEnd w:id="20"/>
       <w:r>
         <w:rPr>
           <w:b/>
@@ -8570,7 +9338,7 @@
           <w:szCs w:val="24"/>
         </w:rPr>
       </w:pPr>
-      <w:bookmarkStart w:id="19" w:name="_Toc214307707"/>
+      <w:bookmarkStart w:id="21" w:name="_Toc214312997"/>
       <w:r>
         <w:rPr>
           <w:sz w:val="24"/>
@@ -8585,7 +9353,7 @@
         </w:rPr>
         <w:t>.1 CRITERIOS TÉCNICOS:</w:t>
       </w:r>
-      <w:bookmarkEnd w:id="19"/>
+      <w:bookmarkEnd w:id="21"/>
     </w:p>
     <w:p>
       <w:pPr>
@@ -8648,15 +9416,7 @@
           <w:sz w:val="24"/>
           <w:szCs w:val="24"/>
         </w:rPr>
-        <w:t>100</w:t>
-      </w:r>
-      <w:r>
-        <w:rPr>
-          <w:rFonts w:asciiTheme="minorHAnsi" w:hAnsiTheme="minorHAnsi" w:cstheme="minorHAnsi"/>
-          <w:sz w:val="24"/>
-          <w:szCs w:val="24"/>
-        </w:rPr>
-        <w:t>% de funcionalidades implementadas</w:t>
+        <w:t>100% de las funcionalidades del MVP implementadas﻿</w:t>
       </w:r>
     </w:p>
     <w:p>
@@ -8804,20 +9564,8 @@
           <w:sz w:val="24"/>
           <w:szCs w:val="24"/>
         </w:rPr>
-        <w:t>PERFORMANCE (Pendiente de validación</w:t>
-      </w:r>
-      <w:proofErr w:type="gramStart"/>
-      <w:r>
-        <w:rPr>
-          <w:rFonts w:asciiTheme="minorHAnsi" w:hAnsiTheme="minorHAnsi" w:cstheme="minorHAnsi"/>
-          <w:b/>
-          <w:bCs/>
-          <w:sz w:val="24"/>
-          <w:szCs w:val="24"/>
-        </w:rPr>
-        <w:t>) :</w:t>
-      </w:r>
-      <w:proofErr w:type="gramEnd"/>
+        <w:t>PERFORMANCE (Pendiente de validación) :</w:t>
+      </w:r>
     </w:p>
     <w:p>
       <w:pPr>
@@ -9039,7 +9787,7 @@
           <w:szCs w:val="24"/>
         </w:rPr>
       </w:pPr>
-      <w:bookmarkStart w:id="20" w:name="_Toc214307708"/>
+      <w:bookmarkStart w:id="22" w:name="_Toc214312998"/>
       <w:r>
         <w:rPr>
           <w:sz w:val="24"/>
@@ -9054,7 +9802,7 @@
         </w:rPr>
         <w:t>.2 CRITERIOS FUNCIONALES:</w:t>
       </w:r>
-      <w:bookmarkEnd w:id="20"/>
+      <w:bookmarkEnd w:id="22"/>
     </w:p>
     <w:p>
       <w:pPr>
@@ -9184,16 +9932,7 @@
           <w:sz w:val="24"/>
           <w:szCs w:val="24"/>
         </w:rPr>
-        <w:lastRenderedPageBreak/>
-        <w:t>Dashboard</w:t>
-      </w:r>
-      <w:r>
-        <w:rPr>
-          <w:rFonts w:asciiTheme="minorHAnsi" w:hAnsiTheme="minorHAnsi" w:cstheme="minorHAnsi"/>
-          <w:sz w:val="24"/>
-          <w:szCs w:val="24"/>
-        </w:rPr>
-        <w:t>Admin</w:t>
+        <w:t>DashboardAdmin</w:t>
       </w:r>
       <w:proofErr w:type="spellEnd"/>
       <w:r>
@@ -9202,15 +9941,7 @@
           <w:sz w:val="24"/>
           <w:szCs w:val="24"/>
         </w:rPr>
-        <w:t xml:space="preserve"> BI</w:t>
-      </w:r>
-      <w:r>
-        <w:rPr>
-          <w:rFonts w:asciiTheme="minorHAnsi" w:hAnsiTheme="minorHAnsi" w:cstheme="minorHAnsi"/>
-          <w:sz w:val="24"/>
-          <w:szCs w:val="24"/>
-        </w:rPr>
-        <w:t xml:space="preserve"> incompleto </w:t>
+        <w:t xml:space="preserve"> BI implementado con indicadores esenciales del negocio</w:t>
       </w:r>
     </w:p>
     <w:p>
@@ -9480,6 +10211,211 @@
         <w:pStyle w:val="Textosinformato"/>
         <w:rPr>
           <w:rFonts w:asciiTheme="minorHAnsi" w:hAnsiTheme="minorHAnsi" w:cstheme="minorHAnsi"/>
+          <w:b/>
+          <w:bCs/>
+          <w:sz w:val="24"/>
+          <w:szCs w:val="24"/>
+        </w:rPr>
+      </w:pPr>
+      <w:r>
+        <w:rPr>
+          <w:rFonts w:asciiTheme="minorHAnsi" w:hAnsiTheme="minorHAnsi" w:cstheme="minorHAnsi"/>
+          <w:b/>
+          <w:bCs/>
+          <w:sz w:val="24"/>
+          <w:szCs w:val="24"/>
+        </w:rPr>
+        <w:lastRenderedPageBreak/>
+        <w:t>INTEGRACIÓN (</w:t>
+      </w:r>
+      <w:r>
+        <w:rPr>
+          <w:rFonts w:asciiTheme="minorHAnsi" w:hAnsiTheme="minorHAnsi" w:cstheme="minorHAnsi"/>
+          <w:b/>
+          <w:bCs/>
+          <w:sz w:val="24"/>
+          <w:szCs w:val="24"/>
+        </w:rPr>
+        <w:t xml:space="preserve">cumplida para el MVP con </w:t>
+      </w:r>
+      <w:proofErr w:type="spellStart"/>
+      <w:r>
+        <w:rPr>
+          <w:rFonts w:asciiTheme="minorHAnsi" w:hAnsiTheme="minorHAnsi" w:cstheme="minorHAnsi"/>
+          <w:b/>
+          <w:bCs/>
+          <w:sz w:val="24"/>
+          <w:szCs w:val="24"/>
+        </w:rPr>
+        <w:t>backend</w:t>
+      </w:r>
+      <w:proofErr w:type="spellEnd"/>
+      <w:r>
+        <w:rPr>
+          <w:rFonts w:asciiTheme="minorHAnsi" w:hAnsiTheme="minorHAnsi" w:cstheme="minorHAnsi"/>
+          <w:b/>
+          <w:bCs/>
+          <w:sz w:val="24"/>
+          <w:szCs w:val="24"/>
+        </w:rPr>
+        <w:t xml:space="preserve"> Django, PostgreSQL y </w:t>
+      </w:r>
+      <w:proofErr w:type="spellStart"/>
+      <w:r>
+        <w:rPr>
+          <w:rFonts w:asciiTheme="minorHAnsi" w:hAnsiTheme="minorHAnsi" w:cstheme="minorHAnsi"/>
+          <w:b/>
+          <w:bCs/>
+          <w:sz w:val="24"/>
+          <w:szCs w:val="24"/>
+        </w:rPr>
+        <w:t>MercadoPago</w:t>
+      </w:r>
+      <w:proofErr w:type="spellEnd"/>
+      <w:r>
+        <w:rPr>
+          <w:rFonts w:asciiTheme="minorHAnsi" w:hAnsiTheme="minorHAnsi" w:cstheme="minorHAnsi"/>
+          <w:b/>
+          <w:bCs/>
+          <w:sz w:val="24"/>
+          <w:szCs w:val="24"/>
+        </w:rPr>
+        <w:t xml:space="preserve"> operativos.</w:t>
+      </w:r>
+      <w:r>
+        <w:rPr>
+          <w:rFonts w:asciiTheme="minorHAnsi" w:hAnsiTheme="minorHAnsi" w:cstheme="minorHAnsi"/>
+          <w:b/>
+          <w:bCs/>
+          <w:sz w:val="24"/>
+          <w:szCs w:val="24"/>
+        </w:rPr>
+        <w:t>):</w:t>
+      </w:r>
+    </w:p>
+    <w:p>
+      <w:pPr>
+        <w:pStyle w:val="Textosinformato"/>
+        <w:numPr>
+          <w:ilvl w:val="0"/>
+          <w:numId w:val="24"/>
+        </w:numPr>
+        <w:rPr>
+          <w:rFonts w:asciiTheme="minorHAnsi" w:hAnsiTheme="minorHAnsi" w:cstheme="minorHAnsi"/>
+          <w:sz w:val="24"/>
+          <w:szCs w:val="24"/>
+        </w:rPr>
+      </w:pPr>
+      <w:proofErr w:type="spellStart"/>
+      <w:r>
+        <w:rPr>
+          <w:rFonts w:asciiTheme="minorHAnsi" w:hAnsiTheme="minorHAnsi" w:cstheme="minorHAnsi"/>
+          <w:sz w:val="24"/>
+          <w:szCs w:val="24"/>
+        </w:rPr>
+        <w:t>Backend</w:t>
+      </w:r>
+      <w:proofErr w:type="spellEnd"/>
+      <w:r>
+        <w:rPr>
+          <w:rFonts w:asciiTheme="minorHAnsi" w:hAnsiTheme="minorHAnsi" w:cstheme="minorHAnsi"/>
+          <w:sz w:val="24"/>
+          <w:szCs w:val="24"/>
+        </w:rPr>
+        <w:t xml:space="preserve"> Django operativo</w:t>
+      </w:r>
+    </w:p>
+    <w:p>
+      <w:pPr>
+        <w:pStyle w:val="Textosinformato"/>
+        <w:numPr>
+          <w:ilvl w:val="0"/>
+          <w:numId w:val="24"/>
+        </w:numPr>
+        <w:rPr>
+          <w:rFonts w:asciiTheme="minorHAnsi" w:hAnsiTheme="minorHAnsi" w:cstheme="minorHAnsi"/>
+          <w:sz w:val="24"/>
+          <w:szCs w:val="24"/>
+        </w:rPr>
+      </w:pPr>
+      <w:r>
+        <w:rPr>
+          <w:rFonts w:asciiTheme="minorHAnsi" w:hAnsiTheme="minorHAnsi" w:cstheme="minorHAnsi"/>
+          <w:sz w:val="24"/>
+          <w:szCs w:val="24"/>
+        </w:rPr>
+        <w:t>Base de datos PostgreSQL conectada</w:t>
+      </w:r>
+    </w:p>
+    <w:p>
+      <w:pPr>
+        <w:pStyle w:val="Textosinformato"/>
+        <w:numPr>
+          <w:ilvl w:val="0"/>
+          <w:numId w:val="24"/>
+        </w:numPr>
+        <w:rPr>
+          <w:rFonts w:asciiTheme="minorHAnsi" w:hAnsiTheme="minorHAnsi" w:cstheme="minorHAnsi"/>
+          <w:sz w:val="24"/>
+          <w:szCs w:val="24"/>
+        </w:rPr>
+      </w:pPr>
+      <w:proofErr w:type="spellStart"/>
+      <w:r>
+        <w:rPr>
+          <w:rFonts w:asciiTheme="minorHAnsi" w:hAnsiTheme="minorHAnsi" w:cstheme="minorHAnsi"/>
+          <w:sz w:val="24"/>
+          <w:szCs w:val="24"/>
+        </w:rPr>
+        <w:t>APIs</w:t>
+      </w:r>
+      <w:proofErr w:type="spellEnd"/>
+      <w:r>
+        <w:rPr>
+          <w:rFonts w:asciiTheme="minorHAnsi" w:hAnsiTheme="minorHAnsi" w:cstheme="minorHAnsi"/>
+          <w:sz w:val="24"/>
+          <w:szCs w:val="24"/>
+        </w:rPr>
+        <w:t xml:space="preserve"> REST funcionando</w:t>
+      </w:r>
+    </w:p>
+    <w:p>
+      <w:pPr>
+        <w:pStyle w:val="Textosinformato"/>
+        <w:numPr>
+          <w:ilvl w:val="0"/>
+          <w:numId w:val="24"/>
+        </w:numPr>
+        <w:rPr>
+          <w:rFonts w:asciiTheme="minorHAnsi" w:hAnsiTheme="minorHAnsi" w:cstheme="minorHAnsi"/>
+          <w:sz w:val="24"/>
+          <w:szCs w:val="24"/>
+        </w:rPr>
+      </w:pPr>
+      <w:proofErr w:type="spellStart"/>
+      <w:r>
+        <w:rPr>
+          <w:rFonts w:asciiTheme="minorHAnsi" w:hAnsiTheme="minorHAnsi" w:cstheme="minorHAnsi"/>
+          <w:sz w:val="24"/>
+          <w:szCs w:val="24"/>
+        </w:rPr>
+        <w:t>MercadoPago</w:t>
+      </w:r>
+      <w:proofErr w:type="spellEnd"/>
+      <w:r>
+        <w:rPr>
+          <w:rFonts w:asciiTheme="minorHAnsi" w:hAnsiTheme="minorHAnsi" w:cstheme="minorHAnsi"/>
+          <w:sz w:val="24"/>
+          <w:szCs w:val="24"/>
+        </w:rPr>
+        <w:t xml:space="preserve"> integrado</w:t>
+      </w:r>
+    </w:p>
+    <w:p>
+      <w:pPr>
+        <w:pStyle w:val="Textosinformato"/>
+        <w:rPr>
+          <w:rFonts w:asciiTheme="minorHAnsi" w:hAnsiTheme="minorHAnsi" w:cstheme="minorHAnsi"/>
           <w:sz w:val="24"/>
           <w:szCs w:val="24"/>
         </w:rPr>
@@ -9493,7 +10429,7 @@
           <w:szCs w:val="24"/>
         </w:rPr>
       </w:pPr>
-      <w:bookmarkStart w:id="21" w:name="_Toc214307709"/>
+      <w:bookmarkStart w:id="23" w:name="_Toc214312999"/>
       <w:r>
         <w:rPr>
           <w:sz w:val="24"/>
@@ -9524,7 +10460,7 @@
         </w:rPr>
         <w:t>):</w:t>
       </w:r>
-      <w:bookmarkEnd w:id="21"/>
+      <w:bookmarkEnd w:id="23"/>
     </w:p>
     <w:p>
       <w:pPr>
@@ -9577,23 +10513,7 @@
           <w:sz w:val="24"/>
           <w:szCs w:val="24"/>
         </w:rPr>
-        <w:t>100+ profesionales registrados (</w:t>
-      </w:r>
-      <w:r>
-        <w:rPr>
-          <w:rFonts w:asciiTheme="minorHAnsi" w:hAnsiTheme="minorHAnsi" w:cstheme="minorHAnsi"/>
-          <w:sz w:val="24"/>
-          <w:szCs w:val="24"/>
-        </w:rPr>
-        <w:t>1 año</w:t>
-      </w:r>
-      <w:r>
-        <w:rPr>
-          <w:rFonts w:asciiTheme="minorHAnsi" w:hAnsiTheme="minorHAnsi" w:cstheme="minorHAnsi"/>
-          <w:sz w:val="24"/>
-          <w:szCs w:val="24"/>
-        </w:rPr>
-        <w:t>)</w:t>
+        <w:t>100+ profesionales registrados (primer mes)</w:t>
       </w:r>
     </w:p>
     <w:p>
@@ -9615,23 +10535,7 @@
           <w:sz w:val="24"/>
           <w:szCs w:val="24"/>
         </w:rPr>
-        <w:t>500+ clientes registrados (</w:t>
-      </w:r>
-      <w:r>
-        <w:rPr>
-          <w:rFonts w:asciiTheme="minorHAnsi" w:hAnsiTheme="minorHAnsi" w:cstheme="minorHAnsi"/>
-          <w:sz w:val="24"/>
-          <w:szCs w:val="24"/>
-        </w:rPr>
-        <w:t>1 año</w:t>
-      </w:r>
-      <w:r>
-        <w:rPr>
-          <w:rFonts w:asciiTheme="minorHAnsi" w:hAnsiTheme="minorHAnsi" w:cstheme="minorHAnsi"/>
-          <w:sz w:val="24"/>
-          <w:szCs w:val="24"/>
-        </w:rPr>
-        <w:t>)</w:t>
+        <w:t>500+ clientes registrados (primeros 3 meses)</w:t>
       </w:r>
     </w:p>
     <w:p>
@@ -9653,23 +10557,29 @@
           <w:sz w:val="24"/>
           <w:szCs w:val="24"/>
         </w:rPr>
-        <w:t>1,000+ servicios procesados (</w:t>
-      </w:r>
-      <w:r>
-        <w:rPr>
-          <w:rFonts w:asciiTheme="minorHAnsi" w:hAnsiTheme="minorHAnsi" w:cstheme="minorHAnsi"/>
-          <w:sz w:val="24"/>
-          <w:szCs w:val="24"/>
-        </w:rPr>
-        <w:t>1 año</w:t>
-      </w:r>
-      <w:r>
-        <w:rPr>
-          <w:rFonts w:asciiTheme="minorHAnsi" w:hAnsiTheme="minorHAnsi" w:cstheme="minorHAnsi"/>
-          <w:sz w:val="24"/>
-          <w:szCs w:val="24"/>
-        </w:rPr>
-        <w:t>)</w:t>
+        <w:t>1,000+ servicios procesados (primer año)</w:t>
+      </w:r>
+    </w:p>
+    <w:p>
+      <w:pPr>
+        <w:pStyle w:val="Textosinformato"/>
+        <w:numPr>
+          <w:ilvl w:val="0"/>
+          <w:numId w:val="26"/>
+        </w:numPr>
+        <w:rPr>
+          <w:rFonts w:asciiTheme="minorHAnsi" w:hAnsiTheme="minorHAnsi" w:cstheme="minorHAnsi"/>
+          <w:sz w:val="24"/>
+          <w:szCs w:val="24"/>
+        </w:rPr>
+      </w:pPr>
+      <w:r>
+        <w:rPr>
+          <w:rFonts w:asciiTheme="minorHAnsi" w:hAnsiTheme="minorHAnsi" w:cstheme="minorHAnsi"/>
+          <w:sz w:val="24"/>
+          <w:szCs w:val="24"/>
+        </w:rPr>
+        <w:t>Presencia en Región Metropolitana + 2 regiones</w:t>
       </w:r>
     </w:p>
     <w:p>
@@ -9840,7 +10750,7 @@
           <w:szCs w:val="28"/>
         </w:rPr>
       </w:pPr>
-      <w:bookmarkStart w:id="22" w:name="_Toc214307710"/>
+      <w:bookmarkStart w:id="24" w:name="_Toc214313000"/>
       <w:r>
         <w:rPr>
           <w:b/>
@@ -9859,7 +10769,7 @@
         </w:rPr>
         <w:t>. METODOLOGÍA SCRUM IMPLEMENTADA</w:t>
       </w:r>
-      <w:bookmarkEnd w:id="22"/>
+      <w:bookmarkEnd w:id="24"/>
     </w:p>
     <w:p>
       <w:pPr>
@@ -9889,7 +10799,7 @@
           <w:szCs w:val="24"/>
         </w:rPr>
       </w:pPr>
-      <w:bookmarkStart w:id="23" w:name="_Toc214307711"/>
+      <w:bookmarkStart w:id="25" w:name="_Toc214313001"/>
       <w:r>
         <w:rPr>
           <w:sz w:val="24"/>
@@ -9904,7 +10814,7 @@
         </w:rPr>
         <w:t>.1 ROLES Y RESPONSABILIDADES:</w:t>
       </w:r>
-      <w:bookmarkEnd w:id="23"/>
+      <w:bookmarkEnd w:id="25"/>
     </w:p>
     <w:p>
       <w:pPr>
@@ -10221,7 +11131,6 @@
           <w:sz w:val="24"/>
           <w:szCs w:val="24"/>
         </w:rPr>
-        <w:lastRenderedPageBreak/>
         <w:t>Coaching del equipo en metodología</w:t>
       </w:r>
     </w:p>
@@ -10298,6 +11207,7 @@
           <w:sz w:val="24"/>
           <w:szCs w:val="24"/>
         </w:rPr>
+        <w:lastRenderedPageBreak/>
         <w:t xml:space="preserve">DEVELOPMENT TEAM - </w:t>
       </w:r>
       <w:r>
@@ -10455,7 +11365,7 @@
           <w:szCs w:val="24"/>
         </w:rPr>
       </w:pPr>
-      <w:bookmarkStart w:id="24" w:name="_Toc214307712"/>
+      <w:bookmarkStart w:id="26" w:name="_Toc214313002"/>
       <w:r>
         <w:rPr>
           <w:sz w:val="24"/>
@@ -10470,7 +11380,7 @@
         </w:rPr>
         <w:t>.2 EVENTOS SCRUM EJECUTADOS:</w:t>
       </w:r>
-      <w:bookmarkEnd w:id="24"/>
+      <w:bookmarkEnd w:id="26"/>
     </w:p>
     <w:p>
       <w:pPr>
@@ -10878,7 +11788,7 @@
           <w:szCs w:val="24"/>
         </w:rPr>
       </w:pPr>
-      <w:bookmarkStart w:id="25" w:name="_Toc214307713"/>
+      <w:bookmarkStart w:id="27" w:name="_Toc214313003"/>
       <w:r>
         <w:rPr>
           <w:sz w:val="24"/>
@@ -10893,7 +11803,7 @@
         </w:rPr>
         <w:t>.3 ARTEFACTOS SCRUM:</w:t>
       </w:r>
-      <w:bookmarkEnd w:id="25"/>
+      <w:bookmarkEnd w:id="27"/>
     </w:p>
     <w:p>
       <w:pPr>
@@ -11314,6 +12224,7 @@
           <w:sz w:val="24"/>
           <w:szCs w:val="24"/>
         </w:rPr>
+        <w:lastRenderedPageBreak/>
         <w:t>Componentes testados y validados</w:t>
       </w:r>
     </w:p>
@@ -11369,7 +12280,7 @@
           <w:szCs w:val="28"/>
         </w:rPr>
       </w:pPr>
-      <w:bookmarkStart w:id="26" w:name="_Toc214307714"/>
+      <w:bookmarkStart w:id="28" w:name="_Toc214313004"/>
       <w:r>
         <w:rPr>
           <w:b/>
@@ -11388,7 +12299,7 @@
         </w:rPr>
         <w:t>. COMUNICACIÓN Y SEGUIMIENTO</w:t>
       </w:r>
-      <w:bookmarkEnd w:id="26"/>
+      <w:bookmarkEnd w:id="28"/>
     </w:p>
     <w:p>
       <w:pPr>
@@ -11418,7 +12329,7 @@
           <w:szCs w:val="24"/>
         </w:rPr>
       </w:pPr>
-      <w:bookmarkStart w:id="27" w:name="_Toc214307715"/>
+      <w:bookmarkStart w:id="29" w:name="_Toc214313005"/>
       <w:r>
         <w:rPr>
           <w:sz w:val="24"/>
@@ -11440,7 +12351,7 @@
         </w:rPr>
         <w:t>.1 COMUNICACIÓN INTERNA ESTABLECIDA:</w:t>
       </w:r>
-      <w:bookmarkEnd w:id="27"/>
+      <w:bookmarkEnd w:id="29"/>
     </w:p>
     <w:p>
       <w:pPr>
@@ -11789,7 +12700,7 @@
           <w:szCs w:val="28"/>
         </w:rPr>
       </w:pPr>
-      <w:bookmarkStart w:id="28" w:name="_Toc214307716"/>
+      <w:bookmarkStart w:id="30" w:name="_Toc214313006"/>
       <w:r>
         <w:rPr>
           <w:b/>
@@ -11808,7 +12719,7 @@
         </w:rPr>
         <w:t>. DEFINICIÓN DE TERMINADO</w:t>
       </w:r>
-      <w:bookmarkEnd w:id="28"/>
+      <w:bookmarkEnd w:id="30"/>
       <w:r>
         <w:rPr>
           <w:b/>
@@ -11847,7 +12758,7 @@
           <w:szCs w:val="24"/>
         </w:rPr>
       </w:pPr>
-      <w:bookmarkStart w:id="29" w:name="_Toc214307717"/>
+      <w:bookmarkStart w:id="31" w:name="_Toc214313007"/>
       <w:r>
         <w:rPr>
           <w:sz w:val="24"/>
@@ -11869,7 +12780,7 @@
         </w:rPr>
         <w:t>.1 CRITERIOS TÉCNICOS:</w:t>
       </w:r>
-      <w:bookmarkEnd w:id="29"/>
+      <w:bookmarkEnd w:id="31"/>
     </w:p>
     <w:p>
       <w:pPr>
@@ -12147,13 +13058,12 @@
           <w:szCs w:val="24"/>
         </w:rPr>
       </w:pPr>
-      <w:bookmarkStart w:id="30" w:name="_Toc214307718"/>
-      <w:r>
-        <w:rPr>
-          <w:sz w:val="24"/>
-          <w:szCs w:val="24"/>
-        </w:rPr>
-        <w:lastRenderedPageBreak/>
+      <w:bookmarkStart w:id="32" w:name="_Toc214313008"/>
+      <w:r>
+        <w:rPr>
+          <w:sz w:val="24"/>
+          <w:szCs w:val="24"/>
+        </w:rPr>
         <w:t>1</w:t>
       </w:r>
       <w:r>
@@ -12170,7 +13080,7 @@
         </w:rPr>
         <w:t>.2 CRITERIOS FUNCIONALES:</w:t>
       </w:r>
-      <w:bookmarkEnd w:id="30"/>
+      <w:bookmarkEnd w:id="32"/>
     </w:p>
     <w:p>
       <w:pPr>
@@ -12313,6 +13223,7 @@
           <w:sz w:val="24"/>
           <w:szCs w:val="24"/>
         </w:rPr>
+        <w:lastRenderedPageBreak/>
         <w:t>Sin bugs críticos o bloqueantes</w:t>
       </w:r>
     </w:p>
@@ -12356,7 +13267,7 @@
           <w:szCs w:val="24"/>
         </w:rPr>
       </w:pPr>
-      <w:bookmarkStart w:id="31" w:name="_Toc214307719"/>
+      <w:bookmarkStart w:id="33" w:name="_Toc214313009"/>
       <w:r>
         <w:rPr>
           <w:sz w:val="24"/>
@@ -12378,7 +13289,7 @@
         </w:rPr>
         <w:t>.3 CRITERIOS DE DOCUMENTACIÓN:</w:t>
       </w:r>
-      <w:bookmarkEnd w:id="31"/>
+      <w:bookmarkEnd w:id="33"/>
     </w:p>
     <w:p>
       <w:pPr>
@@ -12558,7 +13469,7 @@
           <w:szCs w:val="28"/>
         </w:rPr>
       </w:pPr>
-      <w:bookmarkStart w:id="32" w:name="_Toc214307720"/>
+      <w:bookmarkStart w:id="34" w:name="_Toc214313010"/>
       <w:r>
         <w:rPr>
           <w:b/>
@@ -12586,7 +13497,7 @@
         </w:rPr>
         <w:t>. APROBACIONES Y AUTORIZACIÓN</w:t>
       </w:r>
-      <w:bookmarkEnd w:id="32"/>
+      <w:bookmarkEnd w:id="34"/>
     </w:p>
     <w:p>
       <w:pPr>
@@ -12768,7 +13679,37 @@
                 <w:sz w:val="24"/>
                 <w:szCs w:val="24"/>
               </w:rPr>
-              <w:t>15-11-2025</w:t>
+              <w:t>1</w:t>
+            </w:r>
+            <w:r>
+              <w:rPr>
+                <w:rFonts w:asciiTheme="minorHAnsi" w:hAnsiTheme="minorHAnsi" w:cstheme="minorHAnsi"/>
+                <w:b/>
+                <w:bCs/>
+                <w:sz w:val="24"/>
+                <w:szCs w:val="24"/>
+              </w:rPr>
+              <w:t>6-1</w:t>
+            </w:r>
+            <w:r>
+              <w:rPr>
+                <w:rFonts w:asciiTheme="minorHAnsi" w:hAnsiTheme="minorHAnsi" w:cstheme="minorHAnsi"/>
+                <w:b/>
+                <w:bCs/>
+                <w:sz w:val="24"/>
+                <w:szCs w:val="24"/>
+              </w:rPr>
+              <w:t>1</w:t>
+            </w:r>
+            <w:r>
+              <w:rPr>
+                <w:rFonts w:asciiTheme="minorHAnsi" w:hAnsiTheme="minorHAnsi" w:cstheme="minorHAnsi"/>
+                <w:b/>
+                <w:bCs/>
+                <w:sz w:val="24"/>
+                <w:szCs w:val="24"/>
+              </w:rPr>
+              <w:t>-2025</w:t>
             </w:r>
           </w:p>
         </w:tc>
@@ -13124,7 +14065,7 @@
                 <w:sz w:val="24"/>
                 <w:szCs w:val="24"/>
               </w:rPr>
-              <w:t>15</w:t>
+              <w:t>16</w:t>
             </w:r>
             <w:r>
               <w:rPr>
@@ -13275,7 +14216,6 @@
           <w:sz w:val="24"/>
           <w:szCs w:val="24"/>
         </w:rPr>
-        <w:lastRenderedPageBreak/>
         <w:t>• Facilitación de eventos Scrum y eliminación de impedimentos</w:t>
       </w:r>
     </w:p>
@@ -13365,6 +14305,7 @@
                 <w:sz w:val="24"/>
                 <w:szCs w:val="24"/>
               </w:rPr>
+              <w:lastRenderedPageBreak/>
               <w:drawing>
                 <wp:inline distT="0" distB="0" distL="0" distR="0" wp14:anchorId="407C9BCB" wp14:editId="07719736">
                   <wp:extent cx="1311111" cy="723900"/>
@@ -13543,7 +14484,7 @@
                 <w:sz w:val="24"/>
                 <w:szCs w:val="24"/>
               </w:rPr>
-              <w:t xml:space="preserve"> </w:t>
+              <w:t>16</w:t>
             </w:r>
             <w:r>
               <w:rPr>
@@ -13553,7 +14494,27 @@
                 <w:sz w:val="24"/>
                 <w:szCs w:val="24"/>
               </w:rPr>
-              <w:t>15-11-2025</w:t>
+              <w:t>-1</w:t>
+            </w:r>
+            <w:r>
+              <w:rPr>
+                <w:rFonts w:asciiTheme="minorHAnsi" w:hAnsiTheme="minorHAnsi" w:cstheme="minorHAnsi"/>
+                <w:b/>
+                <w:bCs/>
+                <w:sz w:val="24"/>
+                <w:szCs w:val="24"/>
+              </w:rPr>
+              <w:t>1</w:t>
+            </w:r>
+            <w:r>
+              <w:rPr>
+                <w:rFonts w:asciiTheme="minorHAnsi" w:hAnsiTheme="minorHAnsi" w:cstheme="minorHAnsi"/>
+                <w:b/>
+                <w:bCs/>
+                <w:sz w:val="24"/>
+                <w:szCs w:val="24"/>
+              </w:rPr>
+              <w:t>-2025</w:t>
             </w:r>
           </w:p>
         </w:tc>
@@ -13817,7 +14778,7 @@
           <w:szCs w:val="28"/>
         </w:rPr>
       </w:pPr>
-      <w:bookmarkStart w:id="33" w:name="_Toc214307721"/>
+      <w:bookmarkStart w:id="35" w:name="_Toc214313011"/>
       <w:r>
         <w:rPr>
           <w:b/>
@@ -13845,156 +14806,24 @@
         </w:rPr>
         <w:t>. RESUMEN FINAL</w:t>
       </w:r>
-      <w:bookmarkEnd w:id="33"/>
-    </w:p>
-    <w:p>
-      <w:pPr>
-        <w:pStyle w:val="Textosinformato"/>
-        <w:rPr>
-          <w:rFonts w:asciiTheme="minorHAnsi" w:hAnsiTheme="minorHAnsi" w:cstheme="minorHAnsi"/>
-          <w:sz w:val="24"/>
-          <w:szCs w:val="24"/>
-        </w:rPr>
-      </w:pPr>
-    </w:p>
-    <w:p>
-      <w:pPr>
-        <w:pStyle w:val="Textosinformato"/>
-        <w:rPr>
-          <w:rFonts w:asciiTheme="minorHAnsi" w:hAnsiTheme="minorHAnsi" w:cstheme="minorHAnsi"/>
-          <w:sz w:val="24"/>
-          <w:szCs w:val="24"/>
-        </w:rPr>
-      </w:pPr>
-    </w:p>
-    <w:p>
-      <w:pPr>
-        <w:pStyle w:val="Textosinformato"/>
-        <w:rPr>
-          <w:rFonts w:asciiTheme="minorHAnsi" w:hAnsiTheme="minorHAnsi" w:cstheme="minorHAnsi"/>
-          <w:b/>
-          <w:bCs/>
-          <w:sz w:val="24"/>
-          <w:szCs w:val="24"/>
-        </w:rPr>
-      </w:pPr>
-      <w:r>
-        <w:rPr>
-          <w:rFonts w:asciiTheme="minorHAnsi" w:hAnsiTheme="minorHAnsi" w:cstheme="minorHAnsi"/>
-          <w:b/>
-          <w:bCs/>
-          <w:sz w:val="24"/>
-          <w:szCs w:val="24"/>
-        </w:rPr>
-        <w:t>ESTADO ACTUAL DETALLADO:</w:t>
-      </w:r>
-    </w:p>
-    <w:p>
-      <w:pPr>
-        <w:pStyle w:val="Textosinformato"/>
-        <w:rPr>
-          <w:rFonts w:asciiTheme="minorHAnsi" w:hAnsiTheme="minorHAnsi" w:cstheme="minorHAnsi"/>
-          <w:sz w:val="24"/>
-          <w:szCs w:val="24"/>
-        </w:rPr>
-      </w:pPr>
-      <w:r>
-        <w:rPr>
-          <w:rFonts w:asciiTheme="minorHAnsi" w:hAnsiTheme="minorHAnsi" w:cstheme="minorHAnsi"/>
-          <w:sz w:val="24"/>
-          <w:szCs w:val="24"/>
-        </w:rPr>
-        <w:t xml:space="preserve"> </w:t>
-      </w:r>
-      <w:r>
-        <w:rPr>
-          <w:rFonts w:asciiTheme="minorHAnsi" w:hAnsiTheme="minorHAnsi" w:cstheme="minorHAnsi"/>
-          <w:b/>
-          <w:bCs/>
-          <w:sz w:val="24"/>
-          <w:szCs w:val="24"/>
-        </w:rPr>
-        <w:t>PROGRESO:</w:t>
-      </w:r>
-      <w:r>
-        <w:rPr>
-          <w:rFonts w:asciiTheme="minorHAnsi" w:hAnsiTheme="minorHAnsi" w:cstheme="minorHAnsi"/>
-          <w:sz w:val="24"/>
-          <w:szCs w:val="24"/>
-        </w:rPr>
-        <w:t xml:space="preserve"> </w:t>
-      </w:r>
-      <w:r>
-        <w:rPr>
-          <w:rFonts w:asciiTheme="minorHAnsi" w:hAnsiTheme="minorHAnsi" w:cstheme="minorHAnsi"/>
-          <w:sz w:val="24"/>
-          <w:szCs w:val="24"/>
-        </w:rPr>
-        <w:t>100</w:t>
-      </w:r>
-      <w:r>
-        <w:rPr>
-          <w:rFonts w:asciiTheme="minorHAnsi" w:hAnsiTheme="minorHAnsi" w:cstheme="minorHAnsi"/>
-          <w:sz w:val="24"/>
-          <w:szCs w:val="24"/>
-        </w:rPr>
-        <w:t xml:space="preserve">% completado </w:t>
-      </w:r>
-    </w:p>
-    <w:p>
-      <w:pPr>
-        <w:pStyle w:val="Textosinformato"/>
-        <w:rPr>
-          <w:rFonts w:asciiTheme="minorHAnsi" w:hAnsiTheme="minorHAnsi" w:cstheme="minorHAnsi"/>
-          <w:sz w:val="24"/>
-          <w:szCs w:val="24"/>
-        </w:rPr>
-      </w:pPr>
-      <w:r>
-        <w:rPr>
-          <w:rFonts w:asciiTheme="minorHAnsi" w:hAnsiTheme="minorHAnsi" w:cstheme="minorHAnsi"/>
-          <w:b/>
-          <w:bCs/>
-          <w:sz w:val="24"/>
-          <w:szCs w:val="24"/>
-        </w:rPr>
-        <w:t xml:space="preserve"> FRONTEND:</w:t>
-      </w:r>
-      <w:r>
-        <w:rPr>
-          <w:rFonts w:asciiTheme="minorHAnsi" w:hAnsiTheme="minorHAnsi" w:cstheme="minorHAnsi"/>
-          <w:sz w:val="24"/>
-          <w:szCs w:val="24"/>
-        </w:rPr>
-        <w:t xml:space="preserve"> 40+ componentes implementados y funcionales</w:t>
-      </w:r>
-    </w:p>
-    <w:p>
-      <w:pPr>
-        <w:pStyle w:val="Textosinformato"/>
-        <w:rPr>
-          <w:rFonts w:asciiTheme="minorHAnsi" w:hAnsiTheme="minorHAnsi" w:cstheme="minorHAnsi"/>
-          <w:sz w:val="24"/>
-          <w:szCs w:val="24"/>
-        </w:rPr>
-      </w:pPr>
-      <w:r>
-        <w:rPr>
-          <w:rFonts w:asciiTheme="minorHAnsi" w:hAnsiTheme="minorHAnsi" w:cstheme="minorHAnsi"/>
-          <w:b/>
-          <w:bCs/>
-          <w:sz w:val="24"/>
-          <w:szCs w:val="24"/>
-        </w:rPr>
-        <w:t xml:space="preserve"> BASE DE DATOS:</w:t>
-      </w:r>
-      <w:r>
-        <w:rPr>
-          <w:rFonts w:asciiTheme="minorHAnsi" w:hAnsiTheme="minorHAnsi" w:cstheme="minorHAnsi"/>
-          <w:sz w:val="24"/>
-          <w:szCs w:val="24"/>
-        </w:rPr>
-        <w:t xml:space="preserve"> Modelo completo </w:t>
+      <w:bookmarkEnd w:id="35"/>
+    </w:p>
+    <w:p>
+      <w:pPr>
+        <w:pStyle w:val="Textosinformato"/>
+        <w:rPr>
+          <w:rFonts w:asciiTheme="minorHAnsi" w:hAnsiTheme="minorHAnsi" w:cstheme="minorHAnsi"/>
+          <w:sz w:val="24"/>
+          <w:szCs w:val="24"/>
+        </w:rPr>
+      </w:pPr>
+      <w:r>
+        <w:rPr>
+          <w:rFonts w:asciiTheme="minorHAnsi" w:hAnsiTheme="minorHAnsi" w:cstheme="minorHAnsi"/>
+          <w:sz w:val="24"/>
+          <w:szCs w:val="24"/>
+        </w:rPr>
+        <w:t xml:space="preserve">El proyecto </w:t>
       </w:r>
       <w:proofErr w:type="spellStart"/>
       <w:r>
@@ -14003,7 +14832,7 @@
           <w:sz w:val="24"/>
           <w:szCs w:val="24"/>
         </w:rPr>
-        <w:t>y</w:t>
+        <w:t>ServiHogar</w:t>
       </w:r>
       <w:proofErr w:type="spellEnd"/>
       <w:r>
@@ -14012,113 +14841,7 @@
           <w:sz w:val="24"/>
           <w:szCs w:val="24"/>
         </w:rPr>
-        <w:t xml:space="preserve"> implementado</w:t>
-      </w:r>
-    </w:p>
-    <w:p>
-      <w:pPr>
-        <w:pStyle w:val="Textosinformato"/>
-        <w:rPr>
-          <w:rFonts w:asciiTheme="minorHAnsi" w:hAnsiTheme="minorHAnsi" w:cstheme="minorHAnsi"/>
-          <w:sz w:val="24"/>
-          <w:szCs w:val="24"/>
-        </w:rPr>
-      </w:pPr>
-      <w:r>
-        <w:rPr>
-          <w:rFonts w:asciiTheme="minorHAnsi" w:hAnsiTheme="minorHAnsi" w:cstheme="minorHAnsi"/>
-          <w:sz w:val="24"/>
-          <w:szCs w:val="24"/>
-        </w:rPr>
-        <w:t xml:space="preserve"> </w:t>
-      </w:r>
-      <w:r>
-        <w:rPr>
-          <w:rFonts w:asciiTheme="minorHAnsi" w:hAnsiTheme="minorHAnsi" w:cstheme="minorHAnsi"/>
-          <w:b/>
-          <w:bCs/>
-          <w:sz w:val="24"/>
-          <w:szCs w:val="24"/>
-        </w:rPr>
-        <w:t>ARQUITECTURA:</w:t>
-      </w:r>
-      <w:r>
-        <w:rPr>
-          <w:rFonts w:asciiTheme="minorHAnsi" w:hAnsiTheme="minorHAnsi" w:cstheme="minorHAnsi"/>
-          <w:sz w:val="24"/>
-          <w:szCs w:val="24"/>
-        </w:rPr>
-        <w:t xml:space="preserve"> Modular, escalable y mantenible</w:t>
-      </w:r>
-    </w:p>
-    <w:p>
-      <w:pPr>
-        <w:pStyle w:val="Textosinformato"/>
-        <w:rPr>
-          <w:rFonts w:asciiTheme="minorHAnsi" w:hAnsiTheme="minorHAnsi" w:cstheme="minorHAnsi"/>
-          <w:sz w:val="24"/>
-          <w:szCs w:val="24"/>
-        </w:rPr>
-      </w:pPr>
-    </w:p>
-    <w:p>
-      <w:pPr>
-        <w:pStyle w:val="Textosinformato"/>
-        <w:rPr>
-          <w:rFonts w:asciiTheme="minorHAnsi" w:hAnsiTheme="minorHAnsi" w:cstheme="minorHAnsi"/>
-          <w:b/>
-          <w:bCs/>
-          <w:sz w:val="24"/>
-          <w:szCs w:val="24"/>
-        </w:rPr>
-      </w:pPr>
-      <w:r>
-        <w:rPr>
-          <w:rFonts w:asciiTheme="minorHAnsi" w:hAnsiTheme="minorHAnsi" w:cstheme="minorHAnsi"/>
-          <w:b/>
-          <w:bCs/>
-          <w:sz w:val="24"/>
-          <w:szCs w:val="24"/>
-        </w:rPr>
-        <w:t>PRÓXIMOS HITOS CRÍTICOS:</w:t>
-      </w:r>
-    </w:p>
-    <w:p>
-      <w:pPr>
-        <w:pStyle w:val="Textosinformato"/>
-        <w:rPr>
-          <w:rFonts w:asciiTheme="minorHAnsi" w:hAnsiTheme="minorHAnsi" w:cstheme="minorHAnsi"/>
-          <w:sz w:val="24"/>
-          <w:szCs w:val="24"/>
-        </w:rPr>
-      </w:pPr>
-    </w:p>
-    <w:p>
-      <w:pPr>
-        <w:pStyle w:val="Textosinformato"/>
-        <w:rPr>
-          <w:rFonts w:asciiTheme="minorHAnsi" w:hAnsiTheme="minorHAnsi" w:cstheme="minorHAnsi"/>
-          <w:sz w:val="24"/>
-          <w:szCs w:val="24"/>
-        </w:rPr>
-      </w:pPr>
-      <w:r>
-        <w:rPr>
-          <w:rFonts w:asciiTheme="minorHAnsi" w:hAnsiTheme="minorHAnsi" w:cstheme="minorHAnsi"/>
-          <w:b/>
-          <w:bCs/>
-          <w:sz w:val="24"/>
-          <w:szCs w:val="24"/>
-        </w:rPr>
-        <w:t>EQUIPO:</w:t>
-      </w:r>
-      <w:r>
-        <w:rPr>
-          <w:rFonts w:asciiTheme="minorHAnsi" w:hAnsiTheme="minorHAnsi" w:cstheme="minorHAnsi"/>
-          <w:sz w:val="24"/>
-          <w:szCs w:val="24"/>
-        </w:rPr>
-        <w:t xml:space="preserve"> 2 personas </w:t>
+        <w:t xml:space="preserve"> 2025 alcanza un estado de 100% de completitud respecto del MVP comprometido en esta Acta de Constitución. Se implementó la plataforma web con </w:t>
       </w:r>
       <w:proofErr w:type="spellStart"/>
       <w:r>
@@ -14127,7 +14850,7 @@
           <w:sz w:val="24"/>
           <w:szCs w:val="24"/>
         </w:rPr>
-        <w:t>core</w:t>
+        <w:t>frontend</w:t>
       </w:r>
       <w:proofErr w:type="spellEnd"/>
       <w:r>
@@ -14136,7 +14859,7 @@
           <w:sz w:val="24"/>
           <w:szCs w:val="24"/>
         </w:rPr>
-        <w:t xml:space="preserve"> + 1 </w:t>
+        <w:t xml:space="preserve">, </w:t>
       </w:r>
       <w:proofErr w:type="spellStart"/>
       <w:r>
@@ -14154,7 +14877,7 @@
           <w:sz w:val="24"/>
           <w:szCs w:val="24"/>
         </w:rPr>
-        <w:t xml:space="preserve"> </w:t>
+        <w:t xml:space="preserve">, base de datos PostgreSQL, integración con </w:t>
       </w:r>
       <w:proofErr w:type="spellStart"/>
       <w:r>
@@ -14163,36 +14886,16 @@
           <w:sz w:val="24"/>
           <w:szCs w:val="24"/>
         </w:rPr>
-        <w:t>developer</w:t>
+        <w:t>MercadoPago</w:t>
       </w:r>
       <w:proofErr w:type="spellEnd"/>
-    </w:p>
-    <w:p>
-      <w:pPr>
-        <w:pStyle w:val="Textosinformato"/>
-        <w:rPr>
-          <w:rFonts w:asciiTheme="minorHAnsi" w:hAnsiTheme="minorHAnsi" w:cstheme="minorHAnsi"/>
-          <w:sz w:val="24"/>
-          <w:szCs w:val="24"/>
-        </w:rPr>
-      </w:pPr>
-      <w:r>
-        <w:rPr>
-          <w:rFonts w:asciiTheme="minorHAnsi" w:hAnsiTheme="minorHAnsi" w:cstheme="minorHAnsi"/>
-          <w:b/>
-          <w:bCs/>
-          <w:sz w:val="24"/>
-          <w:szCs w:val="24"/>
-        </w:rPr>
-        <w:t>TECNOLOGÍAS:</w:t>
-      </w:r>
-      <w:r>
-        <w:rPr>
-          <w:rFonts w:asciiTheme="minorHAnsi" w:hAnsiTheme="minorHAnsi" w:cstheme="minorHAnsi"/>
-          <w:sz w:val="24"/>
-          <w:szCs w:val="24"/>
-        </w:rPr>
-        <w:t xml:space="preserve"> </w:t>
+      <w:r>
+        <w:rPr>
+          <w:rFonts w:asciiTheme="minorHAnsi" w:hAnsiTheme="minorHAnsi" w:cstheme="minorHAnsi"/>
+          <w:sz w:val="24"/>
+          <w:szCs w:val="24"/>
+        </w:rPr>
+        <w:t xml:space="preserve">, </w:t>
       </w:r>
       <w:proofErr w:type="spellStart"/>
       <w:r>
@@ -14201,7 +14904,7 @@
           <w:sz w:val="24"/>
           <w:szCs w:val="24"/>
         </w:rPr>
-        <w:t>React</w:t>
+        <w:t>dashboards</w:t>
       </w:r>
       <w:proofErr w:type="spellEnd"/>
       <w:r>
@@ -14210,129 +14913,26 @@
           <w:sz w:val="24"/>
           <w:szCs w:val="24"/>
         </w:rPr>
-        <w:t xml:space="preserve"> + Django + PostgreSQL + Docker</w:t>
-      </w:r>
-    </w:p>
-    <w:p>
-      <w:pPr>
-        <w:pStyle w:val="Textosinformato"/>
-        <w:rPr>
-          <w:rFonts w:asciiTheme="minorHAnsi" w:hAnsiTheme="minorHAnsi" w:cstheme="minorHAnsi"/>
-          <w:b/>
-          <w:bCs/>
-          <w:sz w:val="24"/>
-          <w:szCs w:val="24"/>
-        </w:rPr>
-      </w:pPr>
-    </w:p>
-    <w:p>
-      <w:pPr>
-        <w:pStyle w:val="Textosinformato"/>
-        <w:rPr>
-          <w:rFonts w:asciiTheme="minorHAnsi" w:hAnsiTheme="minorHAnsi" w:cstheme="minorHAnsi"/>
-          <w:b/>
-          <w:bCs/>
-          <w:sz w:val="24"/>
-          <w:szCs w:val="24"/>
-        </w:rPr>
-      </w:pPr>
-      <w:r>
-        <w:rPr>
-          <w:rFonts w:asciiTheme="minorHAnsi" w:hAnsiTheme="minorHAnsi" w:cstheme="minorHAnsi"/>
-          <w:b/>
-          <w:bCs/>
-          <w:sz w:val="24"/>
-          <w:szCs w:val="24"/>
-        </w:rPr>
-        <w:t>FACTORES DE ÉXITO:</w:t>
-      </w:r>
-    </w:p>
-    <w:p>
-      <w:pPr>
-        <w:pStyle w:val="Textosinformato"/>
-        <w:numPr>
-          <w:ilvl w:val="0"/>
-          <w:numId w:val="34"/>
-        </w:numPr>
-        <w:rPr>
-          <w:rFonts w:asciiTheme="minorHAnsi" w:hAnsiTheme="minorHAnsi" w:cstheme="minorHAnsi"/>
-          <w:sz w:val="24"/>
-          <w:szCs w:val="24"/>
-        </w:rPr>
-      </w:pPr>
-      <w:r>
-        <w:rPr>
-          <w:rFonts w:asciiTheme="minorHAnsi" w:hAnsiTheme="minorHAnsi" w:cstheme="minorHAnsi"/>
-          <w:sz w:val="24"/>
-          <w:szCs w:val="24"/>
-        </w:rPr>
-        <w:t>Arquitectura sólida implementada</w:t>
-      </w:r>
-    </w:p>
-    <w:p>
-      <w:pPr>
-        <w:pStyle w:val="Textosinformato"/>
-        <w:numPr>
-          <w:ilvl w:val="0"/>
-          <w:numId w:val="34"/>
-        </w:numPr>
-        <w:rPr>
-          <w:rFonts w:asciiTheme="minorHAnsi" w:hAnsiTheme="minorHAnsi" w:cstheme="minorHAnsi"/>
-          <w:sz w:val="24"/>
-          <w:szCs w:val="24"/>
-        </w:rPr>
-      </w:pPr>
-      <w:r>
-        <w:rPr>
-          <w:rFonts w:asciiTheme="minorHAnsi" w:hAnsiTheme="minorHAnsi" w:cstheme="minorHAnsi"/>
-          <w:sz w:val="24"/>
-          <w:szCs w:val="24"/>
-        </w:rPr>
-        <w:t>historias de usuario completadas</w:t>
-      </w:r>
-    </w:p>
-    <w:p>
-      <w:pPr>
-        <w:pStyle w:val="Textosinformato"/>
-        <w:numPr>
-          <w:ilvl w:val="0"/>
-          <w:numId w:val="34"/>
-        </w:numPr>
-        <w:rPr>
-          <w:rFonts w:asciiTheme="minorHAnsi" w:hAnsiTheme="minorHAnsi" w:cstheme="minorHAnsi"/>
-          <w:sz w:val="24"/>
-          <w:szCs w:val="24"/>
-        </w:rPr>
-      </w:pPr>
-      <w:r>
-        <w:rPr>
-          <w:rFonts w:asciiTheme="minorHAnsi" w:hAnsiTheme="minorHAnsi" w:cstheme="minorHAnsi"/>
-          <w:sz w:val="24"/>
-          <w:szCs w:val="24"/>
-        </w:rPr>
-        <w:t>Metodología SCRUM funcionando</w:t>
-      </w:r>
-    </w:p>
-    <w:p>
-      <w:pPr>
-        <w:pStyle w:val="Textosinformato"/>
-        <w:rPr>
-          <w:rFonts w:asciiTheme="minorHAnsi" w:hAnsiTheme="minorHAnsi" w:cstheme="minorHAnsi"/>
-          <w:sz w:val="24"/>
-          <w:szCs w:val="24"/>
-        </w:rPr>
-      </w:pPr>
-    </w:p>
-    <w:p>
-      <w:pPr>
-        <w:pStyle w:val="Textosinformato"/>
-        <w:ind w:left="720"/>
-        <w:rPr>
-          <w:rFonts w:asciiTheme="minorHAnsi" w:hAnsiTheme="minorHAnsi" w:cstheme="minorHAnsi"/>
-          <w:sz w:val="24"/>
-          <w:szCs w:val="24"/>
-        </w:rPr>
-      </w:pPr>
+        <w:t xml:space="preserve"> por rol y sistema de reseñas, cumpliendo los criterios técnicos y funcionales definidos. Las funcionalidades avanzadas no críticas se documentan como oportunidades de mejora y escalamiento posteriores al </w:t>
+      </w:r>
+      <w:proofErr w:type="spellStart"/>
+      <w:r>
+        <w:rPr>
+          <w:rFonts w:asciiTheme="minorHAnsi" w:hAnsiTheme="minorHAnsi" w:cstheme="minorHAnsi"/>
+          <w:sz w:val="24"/>
+          <w:szCs w:val="24"/>
+        </w:rPr>
+        <w:t>Capstone</w:t>
+      </w:r>
+      <w:proofErr w:type="spellEnd"/>
+      <w:r>
+        <w:rPr>
+          <w:rFonts w:asciiTheme="minorHAnsi" w:hAnsiTheme="minorHAnsi" w:cstheme="minorHAnsi"/>
+          <w:sz w:val="24"/>
+          <w:szCs w:val="24"/>
+        </w:rPr>
+        <w:t>.</w:t>
+      </w:r>
     </w:p>
     <w:sectPr>
       <w:pgSz w:w="12240" w:h="15840"/>
